--- a/GANA_정리/제품군 정리.docx
+++ b/GANA_정리/제품군 정리.docx
@@ -14,7 +14,7 @@
           <w:sz w:val="32"/>
           <w:szCs w:val="32"/>
         </w:rPr>
-        <w:t xml:space="preserve">GANA Cosmetic — 제품군 정리 (제품별 상세)</w:t>
+        <w:t xml:space="preserve">GANA Cosmetic — 제품군 정리 (큐레이션 반영)</w:t>
       </w:r>
     </w:p>
     <w:p>
@@ -27,7 +27,22 @@
           <w:sz w:val="17"/>
           <w:szCs w:val="17"/>
         </w:rPr>
-        <w:t xml:space="preserve">해외 B2B · 판매확정 18 · 확인필요 3 · 판매여부결정 4 · ODM 7 · 제외 23   |   가격 = 소비자가(USD) Retail (100+/1000+ 물량가 병기, 딜러가 별도)</w:t>
+        <w:t xml:space="preserve">포함 26종: 스킨부스터 3 · 메조 8 · 필링 1 · 인티메이트 1 · 클리닉케어 4 · 펩타이드 9   |   가격=소비자가(USD) Retail (100+/1000+ 병기)</w:t>
+      </w:r>
+    </w:p>
+    <w:p>
+      <w:pPr>
+        <w:spacing w:after="80"/>
+      </w:pPr>
+      <w:r>
+        <w:rPr>
+          <w:i/>
+          <w:iCs/>
+          <w:color w:val="A8905A"/>
+          <w:sz w:val="16"/>
+          <w:szCs w:val="16"/>
+        </w:rPr>
+        <w:t xml:space="preserve">정리 기준: 필러 전체 제외 · 튜브형 화장품(연고·크림·필링) 전체 제외 · 클리닉케어 중 LIFT·PDO·PATCH만 제외(나머지 포함) · R&amp;D 제외 · 펩타이드 9종 추가</w:t>
       </w:r>
     </w:p>
     <w:p>
@@ -177,7 +192,7 @@
                 <w:sz w:val="17"/>
                 <w:szCs w:val="17"/>
               </w:rPr>
-              <w:t xml:space="preserve">콜라겐 자극(PLLA) + 보습(HA) + 재생(PDRN) + 미백(Glutathione) 복합 스킨부스터. 전반적 피부 재생·탄력·톤 개선</w:t>
+              <w:t xml:space="preserve">콜라겐 자극(PLLA)+보습(HA)+재생(PDRN)+미백(Glutathione) 복합 스킨부스터. 전반 재생·탄력·톤</w:t>
             </w:r>
           </w:p>
         </w:tc>
@@ -224,7 +239,7 @@
                 <w:sz w:val="17"/>
                 <w:szCs w:val="17"/>
               </w:rPr>
-              <w:t xml:space="preserve">즉시 사용형 프리필드 바이알 — 메조건 / MTS</w:t>
+              <w:t xml:space="preserve">즉시 사용형 프리필드 바이알 — 메조건/MTS</w:t>
             </w:r>
           </w:p>
         </w:tc>
@@ -391,28 +406,28 @@
                 <w:sz w:val="16"/>
                 <w:szCs w:val="16"/>
               </w:rPr>
-              <w:t xml:space="preserve">주의 · 비고</w:t>
-            </w:r>
-          </w:p>
-        </w:tc>
-        <w:tc>
-          <w:tcPr>
-            <w:tcW w:type="dxa" w:w="12700"/>
-            <w:tcMar>
-              <w:top w:type="dxa" w:w="50"/>
-              <w:left w:type="dxa" w:w="90"/>
-              <w:bottom w:type="dxa" w:w="50"/>
-              <w:right w:type="dxa" w:w="90"/>
-            </w:tcMar>
-          </w:tcPr>
-          <w:p>
-            <w:r>
-              <w:rPr>
-                <w:color w:val="333333"/>
-                <w:sz w:val="17"/>
-                <w:szCs w:val="17"/>
-              </w:rPr>
-              <w:t xml:space="preserve">2024 NEW 플래그십. DMP+ 전용 카탈로그(2025) 보유</w:t>
+              <w:t xml:space="preserve">주의·비고</w:t>
+            </w:r>
+          </w:p>
+        </w:tc>
+        <w:tc>
+          <w:tcPr>
+            <w:tcW w:type="dxa" w:w="12700"/>
+            <w:tcMar>
+              <w:top w:type="dxa" w:w="50"/>
+              <w:left w:type="dxa" w:w="90"/>
+              <w:bottom w:type="dxa" w:w="50"/>
+              <w:right w:type="dxa" w:w="90"/>
+            </w:tcMar>
+          </w:tcPr>
+          <w:p>
+            <w:r>
+              <w:rPr>
+                <w:color w:val="333333"/>
+                <w:sz w:val="17"/>
+                <w:szCs w:val="17"/>
+              </w:rPr>
+              <w:t xml:space="preserve">2024 NEW 플래그십</w:t>
             </w:r>
           </w:p>
         </w:tc>
@@ -499,7 +514,7 @@
                 <w:sz w:val="17"/>
                 <w:szCs w:val="17"/>
               </w:rPr>
-              <w:t xml:space="preserve">HA 20mg/ml · PLLA 1mg/ml  (INCI: Water, Hyaluronic Acid, Poly-L-Lactic Acid) · 특허출원 10-2024-0105115</w:t>
+              <w:t xml:space="preserve">HA 20mg/ml · PLLA 1mg/ml (INCI: Water, Hyaluronic Acid, Poly-L-Lactic Acid) · 특허출원 10-2024-0105115</w:t>
             </w:r>
           </w:p>
         </w:tc>
@@ -546,7 +561,7 @@
                 <w:sz w:val="17"/>
                 <w:szCs w:val="17"/>
               </w:rPr>
-              <w:t xml:space="preserve">2년 이상 지속되는 볼륨·콜라겐 형성. 초기 부기 적음(CMC 무함유), 히알루로니다제로 즉시 교정 가능</w:t>
+              <w:t xml:space="preserve">2년+ 지속 볼륨·콜라겐 형성. 초기 부기 적음(CMC 무함유), 히알루로니다제 즉시 교정</w:t>
             </w:r>
           </w:p>
         </w:tc>
@@ -593,7 +608,7 @@
                 <w:sz w:val="17"/>
                 <w:szCs w:val="17"/>
               </w:rPr>
-              <w:t xml:space="preserve">메조 / 스킨부스터 (PLLA 콜라겐 형성형 바이오스티뮬레이터)</w:t>
+              <w:t xml:space="preserve">메조/스킨부스터 (PLLA 바이오스티뮬레이터)</w:t>
             </w:r>
           </w:p>
         </w:tc>
@@ -760,28 +775,28 @@
                 <w:sz w:val="16"/>
                 <w:szCs w:val="16"/>
               </w:rPr>
-              <w:t xml:space="preserve">주의 · 비고</w:t>
-            </w:r>
-          </w:p>
-        </w:tc>
-        <w:tc>
-          <w:tcPr>
-            <w:tcW w:type="dxa" w:w="12700"/>
-            <w:tcMar>
-              <w:top w:type="dxa" w:w="50"/>
-              <w:left w:type="dxa" w:w="90"/>
-              <w:bottom w:type="dxa" w:w="50"/>
-              <w:right w:type="dxa" w:w="90"/>
-            </w:tcMar>
-          </w:tcPr>
-          <w:p>
-            <w:r>
-              <w:rPr>
-                <w:color w:val="333333"/>
-                <w:sz w:val="17"/>
-                <w:szCs w:val="17"/>
-              </w:rPr>
-              <w:t xml:space="preserve">2024 NEW · '2년 지속 보습' 소구</w:t>
+              <w:t xml:space="preserve">주의·비고</w:t>
+            </w:r>
+          </w:p>
+        </w:tc>
+        <w:tc>
+          <w:tcPr>
+            <w:tcW w:type="dxa" w:w="12700"/>
+            <w:tcMar>
+              <w:top w:type="dxa" w:w="50"/>
+              <w:left w:type="dxa" w:w="90"/>
+              <w:bottom w:type="dxa" w:w="50"/>
+              <w:right w:type="dxa" w:w="90"/>
+            </w:tcMar>
+          </w:tcPr>
+          <w:p>
+            <w:r>
+              <w:rPr>
+                <w:color w:val="333333"/>
+                <w:sz w:val="17"/>
+                <w:szCs w:val="17"/>
+              </w:rPr>
+              <w:t xml:space="preserve">2024 NEW · '2년 지속'</w:t>
             </w:r>
           </w:p>
         </w:tc>
@@ -868,7 +883,7 @@
                 <w:sz w:val="17"/>
                 <w:szCs w:val="17"/>
               </w:rPr>
-              <w:t xml:space="preserve">PDRN(Sodium DNA) · HA · Glutathione  (INCI: Water, Hyaluronic Acid, Sodium DNA, Glutathione)</w:t>
+              <w:t xml:space="preserve">PDRN(Sodium DNA) · HA · Glutathione (INCI: Water, Hyaluronic Acid, Sodium DNA, Glutathione)</w:t>
             </w:r>
           </w:p>
         </w:tc>
@@ -915,7 +930,7 @@
                 <w:sz w:val="17"/>
                 <w:szCs w:val="17"/>
               </w:rPr>
-              <w:t xml:space="preserve">전안부 세포재생, 주름 완화, 미백, 처짐 방지, 탄력·긴장도 개선, 손상 진피세포 복구</w:t>
+              <w:t xml:space="preserve">전안부 세포재생, 주름·미백·처짐·탄력, 손상 진피세포 복구</w:t>
             </w:r>
           </w:p>
         </w:tc>
@@ -962,7 +977,7 @@
                 <w:sz w:val="17"/>
                 <w:szCs w:val="17"/>
               </w:rPr>
-              <w:t xml:space="preserve">메조 / MTS / 토피컬</w:t>
+              <w:t xml:space="preserve">메조/MTS/토피컬</w:t>
             </w:r>
           </w:p>
         </w:tc>
@@ -1129,7 +1144,7 @@
                 <w:sz w:val="16"/>
                 <w:szCs w:val="16"/>
               </w:rPr>
-              <w:t xml:space="preserve">주의 · 비고</w:t>
+              <w:t xml:space="preserve">주의·비고</w:t>
             </w:r>
           </w:p>
         </w:tc>
@@ -1303,7 +1318,7 @@
                 <w:sz w:val="17"/>
                 <w:szCs w:val="17"/>
               </w:rPr>
-              <w:t xml:space="preserve">표정주름 완화(보톡스 유사), 세포 치유, 피부 재생, 안면 리쥬비네이션, 흉터, 미백</w:t>
+              <w:t xml:space="preserve">표정주름 완화(보톡스 유사), 세포 치유, 재생, 안면 리쥬비네이션, 흉터, 미백</w:t>
             </w:r>
           </w:p>
         </w:tc>
@@ -1350,7 +1365,7 @@
                 <w:sz w:val="17"/>
                 <w:szCs w:val="17"/>
               </w:rPr>
-              <w:t xml:space="preserve">에어스프레이건 또는 더마롤러(니들 0.5mm 이하)로 도포. 취침 전, 주 2-3회, 5-6세션 (5세션부터 효과). ※ 주사(메조) 사용 금지 — 도포 전용</w:t>
+              <w:t xml:space="preserve">에어스프레이건 또는 더마롤러(0.5mm 이하) 도포. 취침 전, 주 2-3회, 5-6세션. ※ 주사 금지 — 도포 전용</w:t>
             </w:r>
           </w:p>
         </w:tc>
@@ -1517,28 +1532,28 @@
                 <w:sz w:val="16"/>
                 <w:szCs w:val="16"/>
               </w:rPr>
-              <w:t xml:space="preserve">주의 · 비고</w:t>
-            </w:r>
-          </w:p>
-        </w:tc>
-        <w:tc>
-          <w:tcPr>
-            <w:tcW w:type="dxa" w:w="12700"/>
-            <w:tcMar>
-              <w:top w:type="dxa" w:w="50"/>
-              <w:left w:type="dxa" w:w="90"/>
-              <w:bottom w:type="dxa" w:w="50"/>
-              <w:right w:type="dxa" w:w="90"/>
-            </w:tcMar>
-          </w:tcPr>
-          <w:p>
-            <w:r>
-              <w:rPr>
-                <w:color w:val="333333"/>
-                <w:sz w:val="17"/>
-                <w:szCs w:val="17"/>
-              </w:rPr>
-              <w:t xml:space="preserve">FDA 등록 스프레이 펩타이드. 도포 전용(주사 금지)</w:t>
+              <w:t xml:space="preserve">주의·비고</w:t>
+            </w:r>
+          </w:p>
+        </w:tc>
+        <w:tc>
+          <w:tcPr>
+            <w:tcW w:type="dxa" w:w="12700"/>
+            <w:tcMar>
+              <w:top w:type="dxa" w:w="50"/>
+              <w:left w:type="dxa" w:w="90"/>
+              <w:bottom w:type="dxa" w:w="50"/>
+              <w:right w:type="dxa" w:w="90"/>
+            </w:tcMar>
+          </w:tcPr>
+          <w:p>
+            <w:r>
+              <w:rPr>
+                <w:color w:val="333333"/>
+                <w:sz w:val="17"/>
+                <w:szCs w:val="17"/>
+              </w:rPr>
+              <w:t xml:space="preserve">FDA 등록 스프레이 펩타이드</w:t>
             </w:r>
           </w:p>
         </w:tc>
@@ -1672,7 +1687,7 @@
                 <w:sz w:val="17"/>
                 <w:szCs w:val="17"/>
               </w:rPr>
-              <w:t xml:space="preserve">안면 리쥬비네이션, 여드름 흉터, 주름, 미백, 처짐 방지, 탄력 — 고농도 PDRN(리쥬란 직접 대체)</w:t>
+              <w:t xml:space="preserve">고농도 PDRN(리쥬란 직접 대체). 리쥬비네이션·여드름흉터·주름·미백·탄력</w:t>
             </w:r>
           </w:p>
         </w:tc>
@@ -1719,7 +1734,7 @@
                 <w:sz w:val="17"/>
                 <w:szCs w:val="17"/>
               </w:rPr>
-              <w:t xml:space="preserve">메조건(니들 1.5mm 이상)/MTS/30G, 1주 간격 3세션</w:t>
+              <w:t xml:space="preserve">메조건(니들 1.5mm+)/MTS/30G, 1주 간격 3세션</w:t>
             </w:r>
           </w:p>
         </w:tc>
@@ -1886,28 +1901,28 @@
                 <w:sz w:val="16"/>
                 <w:szCs w:val="16"/>
               </w:rPr>
-              <w:t xml:space="preserve">주의 · 비고</w:t>
-            </w:r>
-          </w:p>
-        </w:tc>
-        <w:tc>
-          <w:tcPr>
-            <w:tcW w:type="dxa" w:w="12700"/>
-            <w:tcMar>
-              <w:top w:type="dxa" w:w="50"/>
-              <w:left w:type="dxa" w:w="90"/>
-              <w:bottom w:type="dxa" w:w="50"/>
-              <w:right w:type="dxa" w:w="90"/>
-            </w:tcMar>
-          </w:tcPr>
-          <w:p>
-            <w:r>
-              <w:rPr>
-                <w:color w:val="333333"/>
-                <w:sz w:val="17"/>
-                <w:szCs w:val="17"/>
-              </w:rPr>
-              <w:t xml:space="preserve">가교 HA 함유 — 동맥 주입 주의(동맥폐색 위험)</w:t>
+              <w:t xml:space="preserve">주의·비고</w:t>
+            </w:r>
+          </w:p>
+        </w:tc>
+        <w:tc>
+          <w:tcPr>
+            <w:tcW w:type="dxa" w:w="12700"/>
+            <w:tcMar>
+              <w:top w:type="dxa" w:w="50"/>
+              <w:left w:type="dxa" w:w="90"/>
+              <w:bottom w:type="dxa" w:w="50"/>
+              <w:right w:type="dxa" w:w="90"/>
+            </w:tcMar>
+          </w:tcPr>
+          <w:p>
+            <w:r>
+              <w:rPr>
+                <w:color w:val="333333"/>
+                <w:sz w:val="17"/>
+                <w:szCs w:val="17"/>
+              </w:rPr>
+              <w:t xml:space="preserve">가교HA — 동맥 주입 주의</w:t>
             </w:r>
           </w:p>
         </w:tc>
@@ -2041,7 +2056,7 @@
                 <w:sz w:val="17"/>
                 <w:szCs w:val="17"/>
               </w:rPr>
-              <w:t xml:space="preserve">재생·미백·보습 (저농도 PDRN). 안면 리쥬비네이션, 여드름 흉터, 주름</w:t>
+              <w:t xml:space="preserve">저농도 PDRN. 재생·미백·보습</w:t>
             </w:r>
           </w:p>
         </w:tc>
@@ -2088,7 +2103,7 @@
                 <w:sz w:val="17"/>
                 <w:szCs w:val="17"/>
               </w:rPr>
-              <w:t xml:space="preserve">토피컬 / 더마롤러 0.2-0.5mm, 1주 간격 3세션</w:t>
+              <w:t xml:space="preserve">토피컬/더마롤러 0.2-0.5mm, 1주 간격 3세션</w:t>
             </w:r>
           </w:p>
         </w:tc>
@@ -2255,28 +2270,28 @@
                 <w:sz w:val="16"/>
                 <w:szCs w:val="16"/>
               </w:rPr>
-              <w:t xml:space="preserve">주의 · 비고</w:t>
-            </w:r>
-          </w:p>
-        </w:tc>
-        <w:tc>
-          <w:tcPr>
-            <w:tcW w:type="dxa" w:w="12700"/>
-            <w:tcMar>
-              <w:top w:type="dxa" w:w="50"/>
-              <w:left w:type="dxa" w:w="90"/>
-              <w:bottom w:type="dxa" w:w="50"/>
-              <w:right w:type="dxa" w:w="90"/>
-            </w:tcMar>
-          </w:tcPr>
-          <w:p>
-            <w:r>
-              <w:rPr>
-                <w:color w:val="333333"/>
-                <w:sz w:val="17"/>
-                <w:szCs w:val="17"/>
-              </w:rPr>
-              <w:t xml:space="preserve">가교 HA — 동맥 주의</w:t>
+              <w:t xml:space="preserve">주의·비고</w:t>
+            </w:r>
+          </w:p>
+        </w:tc>
+        <w:tc>
+          <w:tcPr>
+            <w:tcW w:type="dxa" w:w="12700"/>
+            <w:tcMar>
+              <w:top w:type="dxa" w:w="50"/>
+              <w:left w:type="dxa" w:w="90"/>
+              <w:bottom w:type="dxa" w:w="50"/>
+              <w:right w:type="dxa" w:w="90"/>
+            </w:tcMar>
+          </w:tcPr>
+          <w:p>
+            <w:r>
+              <w:rPr>
+                <w:color w:val="333333"/>
+                <w:sz w:val="17"/>
+                <w:szCs w:val="17"/>
+              </w:rPr>
+              <w:t xml:space="preserve">가교HA — 동맥 주의</w:t>
             </w:r>
           </w:p>
         </w:tc>
@@ -2410,7 +2425,7 @@
                 <w:sz w:val="17"/>
                 <w:szCs w:val="17"/>
               </w:rPr>
-              <w:t xml:space="preserve">모낭 재생·모발 성장(5% 미녹시딜 유사 연구), 흉터 치유, 세포·혈관 재생</w:t>
+              <w:t xml:space="preserve">모낭 재생·모발 성장(5% 미녹시딜 유사 연구), 흉터 치유, 혈관 재생</w:t>
             </w:r>
           </w:p>
         </w:tc>
@@ -2624,7 +2639,7 @@
                 <w:sz w:val="16"/>
                 <w:szCs w:val="16"/>
               </w:rPr>
-              <w:t xml:space="preserve">주의 · 비고</w:t>
+              <w:t xml:space="preserve">주의·비고</w:t>
             </w:r>
           </w:p>
         </w:tc>
@@ -2826,7 +2841,7 @@
                 <w:sz w:val="17"/>
                 <w:szCs w:val="17"/>
               </w:rPr>
-              <w:t xml:space="preserve">메조. 1박스로 20세션 이상</w:t>
+              <w:t xml:space="preserve">메조. 1박스 20세션+</w:t>
             </w:r>
           </w:p>
         </w:tc>
@@ -2993,7 +3008,7 @@
                 <w:sz w:val="16"/>
                 <w:szCs w:val="16"/>
               </w:rPr>
-              <w:t xml:space="preserve">주의 · 비고</w:t>
+              <w:t xml:space="preserve">주의·비고</w:t>
             </w:r>
           </w:p>
         </w:tc>
@@ -3101,7 +3116,7 @@
                 <w:sz w:val="17"/>
                 <w:szCs w:val="17"/>
               </w:rPr>
-              <w:t xml:space="preserve">Glutathione 4ml×5vial + Vitamin C(ascorbic acid) 4ml×5vial (듀얼 바이알)</w:t>
+              <w:t xml:space="preserve">Glutathione 4ml×5vial + Vitamin C(ascorbic acid) 4ml×5vial (듀얼)</w:t>
             </w:r>
           </w:p>
         </w:tc>
@@ -3148,7 +3163,7 @@
                 <w:sz w:val="17"/>
                 <w:szCs w:val="17"/>
               </w:rPr>
-              <w:t xml:space="preserve">미백 전용 — 티로시나제 억제(Glutathione) + 항산화·콜라겐 합성(Vit C)</w:t>
+              <w:t xml:space="preserve">미백 전용 — 티로시나제 억제 + 항산화·콜라겐</w:t>
             </w:r>
           </w:p>
         </w:tc>
@@ -3195,7 +3210,7 @@
                 <w:sz w:val="17"/>
                 <w:szCs w:val="17"/>
               </w:rPr>
-              <w:t xml:space="preserve">더마롤러/메조. 격주 교대 — Glutathione 1·3·5주차 / Vitamin C 2·4·6주차</w:t>
+              <w:t xml:space="preserve">더마롤러/메조, 격주 교대 (G: 1·3·5주 / C: 2·4·6주)</w:t>
             </w:r>
           </w:p>
         </w:tc>
@@ -3242,7 +3257,7 @@
                 <w:sz w:val="17"/>
                 <w:szCs w:val="17"/>
               </w:rPr>
-              <w:t xml:space="preserve">4ml × 5+5ea  (단가표 표기 4ml×10ea)</w:t>
+              <w:t xml:space="preserve">4ml × 5+5ea (단가표 4ml×10ea)</w:t>
             </w:r>
           </w:p>
         </w:tc>
@@ -3362,52 +3377,33 @@
                 <w:sz w:val="16"/>
                 <w:szCs w:val="16"/>
               </w:rPr>
-              <w:t xml:space="preserve">주의 · 비고</w:t>
-            </w:r>
-          </w:p>
-        </w:tc>
-        <w:tc>
-          <w:tcPr>
-            <w:tcW w:type="dxa" w:w="12700"/>
-            <w:tcMar>
-              <w:top w:type="dxa" w:w="50"/>
-              <w:left w:type="dxa" w:w="90"/>
-              <w:bottom w:type="dxa" w:w="50"/>
-              <w:right w:type="dxa" w:w="90"/>
-            </w:tcMar>
-          </w:tcPr>
-          <w:p>
-            <w:r>
-              <w:rPr>
-                <w:color w:val="333333"/>
-                <w:sz w:val="17"/>
-                <w:szCs w:val="17"/>
-              </w:rPr>
-              <w:t xml:space="preserve">⚠ Glutathione과 Vitamin C 절대 혼합 금지</w:t>
+              <w:t xml:space="preserve">주의·비고</w:t>
+            </w:r>
+          </w:p>
+        </w:tc>
+        <w:tc>
+          <w:tcPr>
+            <w:tcW w:type="dxa" w:w="12700"/>
+            <w:tcMar>
+              <w:top w:type="dxa" w:w="50"/>
+              <w:left w:type="dxa" w:w="90"/>
+              <w:bottom w:type="dxa" w:w="50"/>
+              <w:right w:type="dxa" w:w="90"/>
+            </w:tcMar>
+          </w:tcPr>
+          <w:p>
+            <w:r>
+              <w:rPr>
+                <w:color w:val="333333"/>
+                <w:sz w:val="17"/>
+                <w:szCs w:val="17"/>
+              </w:rPr>
+              <w:t xml:space="preserve">⚠ Glutathione과 Vitamin C 혼합 금지</w:t>
             </w:r>
           </w:p>
         </w:tc>
       </w:tr>
     </w:tbl>
-    <w:p>
-      <w:pPr>
-        <w:pStyle w:val="Heading2"/>
-        <w:pBdr>
-          <w:bottom w:val="single" w:color="A8905A" w:sz="6"/>
-        </w:pBdr>
-        <w:spacing w:after="120" w:before="380"/>
-      </w:pPr>
-      <w:r>
-        <w:rPr>
-          <w:b/>
-          <w:bCs/>
-          <w:color w:val="13262E"/>
-          <w:sz w:val="26"/>
-          <w:szCs w:val="26"/>
-        </w:rPr>
-        <w:t xml:space="preserve">3. Chemical Peel (필링 / 각질)</w:t>
-      </w:r>
-    </w:p>
     <w:p>
       <w:pPr>
         <w:spacing w:after="60" w:before="220"/>
@@ -3420,7 +3416,7 @@
           <w:sz w:val="22"/>
           <w:szCs w:val="22"/>
         </w:rPr>
-        <w:t xml:space="preserve">GINO FACE</w:t>
+        <w:t xml:space="preserve">GANA DM</w:t>
       </w:r>
       <w:r>
         <w:rPr>
@@ -3428,7 +3424,7 @@
           <w:sz w:val="16"/>
           <w:szCs w:val="16"/>
         </w:rPr>
-        <w:t xml:space="preserve">   ·  Chemical Peel</w:t>
+        <w:t xml:space="preserve">   ·  Meso Solution (PLLA 메조)</w:t>
       </w:r>
     </w:p>
     <w:tbl>
@@ -3489,7 +3485,7 @@
                 <w:sz w:val="17"/>
                 <w:szCs w:val="17"/>
               </w:rPr>
-              <w:t xml:space="preserve">민물 스폰지 스피큘(Poriferan spicules) · Salicylic Acid · Alpha Arbutin · Niacin · Sodium Hyaluronate</w:t>
+              <w:t xml:space="preserve">동결건조 PLLA 분말 50mg/5ml + Cross-linked HA 5ml (2제 믹스 세트)</w:t>
             </w:r>
           </w:p>
         </w:tc>
@@ -3536,7 +3532,7 @@
                 <w:sz w:val="17"/>
                 <w:szCs w:val="17"/>
               </w:rPr>
-              <w:t xml:space="preserve">여드름 치료(천연 미세침). 피지·각질·염증 개선, 72시간 세포분열 유도로 턴오버 가속</w:t>
+              <w:t xml:space="preserve">콜라겐 자극(6주~, 5년+ 지속) — 여드름흉터·튼살·넥/핸드 주름·볼륨·리프팅 (필러 아님)</w:t>
             </w:r>
           </w:p>
         </w:tc>
@@ -3583,7 +3579,7 @@
                 <w:sz w:val="17"/>
                 <w:szCs w:val="17"/>
               </w:rPr>
-              <w:t xml:space="preserve">세정 후 적정량 도포·5분 마사지 → 건조까지 방치 → 다음날 물로 세척(문지르지 않음), 주 1-2회. 72시간 보습 유지</w:t>
+              <w:t xml:space="preserve">PLLA+HA 보텍스 믹서 혼합, 1개월 간격 2-3세션</w:t>
             </w:r>
           </w:p>
         </w:tc>
@@ -3630,7 +3626,7 @@
                 <w:sz w:val="17"/>
                 <w:szCs w:val="17"/>
               </w:rPr>
-              <w:t xml:space="preserve">45g tube</w:t>
+              <w:t xml:space="preserve">PLLA 50mg×1 + 가교HA 5ml×1 set</w:t>
             </w:r>
           </w:p>
         </w:tc>
@@ -3677,7 +3673,7 @@
                 <w:sz w:val="17"/>
                 <w:szCs w:val="17"/>
               </w:rPr>
-              <w:t xml:space="preserve">90  (100+: 60 / 1000+: 30)</w:t>
+              <w:t xml:space="preserve">60  (100+: 40 / 1000+: 20)</w:t>
             </w:r>
           </w:p>
         </w:tc>
@@ -3724,54 +3720,54 @@
                 <w:sz w:val="17"/>
                 <w:szCs w:val="17"/>
               </w:rPr>
+              <w:t xml:space="preserve">CPNP 2829927</w:t>
+            </w:r>
+          </w:p>
+        </w:tc>
+      </w:tr>
+      <w:tr>
+        <w:tc>
+          <w:tcPr>
+            <w:tcW w:type="dxa" w:w="2300"/>
+            <w:shd w:fill="F3F1EA" w:color="auto" w:val="clear"/>
+            <w:tcMar>
+              <w:top w:type="dxa" w:w="50"/>
+              <w:left w:type="dxa" w:w="90"/>
+              <w:bottom w:type="dxa" w:w="50"/>
+              <w:right w:type="dxa" w:w="90"/>
+            </w:tcMar>
+          </w:tcPr>
+          <w:p>
+            <w:r>
+              <w:rPr>
+                <w:b/>
+                <w:bCs/>
+                <w:color w:val="13262E"/>
+                <w:sz w:val="16"/>
+                <w:szCs w:val="16"/>
+              </w:rPr>
+              <w:t xml:space="preserve">주의·비고</w:t>
+            </w:r>
+          </w:p>
+        </w:tc>
+        <w:tc>
+          <w:tcPr>
+            <w:tcW w:type="dxa" w:w="12700"/>
+            <w:tcMar>
+              <w:top w:type="dxa" w:w="50"/>
+              <w:left w:type="dxa" w:w="90"/>
+              <w:bottom w:type="dxa" w:w="50"/>
+              <w:right w:type="dxa" w:w="90"/>
+            </w:tcMar>
+          </w:tcPr>
+          <w:p>
+            <w:r>
+              <w:rPr>
+                <w:color w:val="333333"/>
+                <w:sz w:val="17"/>
+                <w:szCs w:val="17"/>
+              </w:rPr>
               <w:t xml:space="preserve">—</w:t>
-            </w:r>
-          </w:p>
-        </w:tc>
-      </w:tr>
-      <w:tr>
-        <w:tc>
-          <w:tcPr>
-            <w:tcW w:type="dxa" w:w="2300"/>
-            <w:shd w:fill="F3F1EA" w:color="auto" w:val="clear"/>
-            <w:tcMar>
-              <w:top w:type="dxa" w:w="50"/>
-              <w:left w:type="dxa" w:w="90"/>
-              <w:bottom w:type="dxa" w:w="50"/>
-              <w:right w:type="dxa" w:w="90"/>
-            </w:tcMar>
-          </w:tcPr>
-          <w:p>
-            <w:r>
-              <w:rPr>
-                <w:b/>
-                <w:bCs/>
-                <w:color w:val="13262E"/>
-                <w:sz w:val="16"/>
-                <w:szCs w:val="16"/>
-              </w:rPr>
-              <w:t xml:space="preserve">주의 · 비고</w:t>
-            </w:r>
-          </w:p>
-        </w:tc>
-        <w:tc>
-          <w:tcPr>
-            <w:tcW w:type="dxa" w:w="12700"/>
-            <w:tcMar>
-              <w:top w:type="dxa" w:w="50"/>
-              <w:left w:type="dxa" w:w="90"/>
-              <w:bottom w:type="dxa" w:w="50"/>
-              <w:right w:type="dxa" w:w="90"/>
-            </w:tcMar>
-          </w:tcPr>
-          <w:p>
-            <w:r>
-              <w:rPr>
-                <w:color w:val="333333"/>
-                <w:sz w:val="17"/>
-                <w:szCs w:val="17"/>
-              </w:rPr>
-              <w:t xml:space="preserve">따끔거림은 정상 반응(스피큘 침투)</w:t>
             </w:r>
           </w:p>
         </w:tc>
@@ -3789,7 +3785,7 @@
           <w:sz w:val="22"/>
           <w:szCs w:val="22"/>
         </w:rPr>
-        <w:t xml:space="preserve">GINO BODY</w:t>
+        <w:t xml:space="preserve">GANA V LINE</w:t>
       </w:r>
       <w:r>
         <w:rPr>
@@ -3797,7 +3793,7 @@
           <w:sz w:val="16"/>
           <w:szCs w:val="16"/>
         </w:rPr>
-        <w:t xml:space="preserve">   ·  Chemical Peel</w:t>
+        <w:t xml:space="preserve">   ·  Meso Solution (지방분해)</w:t>
       </w:r>
     </w:p>
     <w:tbl>
@@ -3858,7 +3854,7 @@
                 <w:sz w:val="17"/>
                 <w:szCs w:val="17"/>
               </w:rPr>
-              <w:t xml:space="preserve">민물 스폰지 스피큘 · Glycolic Acid · Urea · Hyaluronic Acid</w:t>
+              <w:t xml:space="preserve">Phosphatidylcholine(PPC) · Deoxycholic acid · Acetyl hexapeptide-8 · Glutathione · Benzyl alcohol</w:t>
             </w:r>
           </w:p>
         </w:tc>
@@ -3905,7 +3901,7 @@
                 <w:sz w:val="17"/>
                 <w:szCs w:val="17"/>
               </w:rPr>
-              <w:t xml:space="preserve">모공각화증(닭살/keratosis pilaris), 거친 결, 바디 각질 — 바디 전용 처방</w:t>
+              <w:t xml:space="preserve">안면 윤곽(지방분해) + 주름·리프팅(AH8) + 미백(Glutathione)</w:t>
             </w:r>
           </w:p>
         </w:tc>
@@ -3952,7 +3948,7 @@
                 <w:sz w:val="17"/>
                 <w:szCs w:val="17"/>
               </w:rPr>
-              <w:t xml:space="preserve">GINO FACE와 동일 (도포·마사지·익일 세척, 주 1-2회)</w:t>
+              <w:t xml:space="preserve">메조</w:t>
             </w:r>
           </w:p>
         </w:tc>
@@ -3999,7 +3995,7 @@
                 <w:sz w:val="17"/>
                 <w:szCs w:val="17"/>
               </w:rPr>
-              <w:t xml:space="preserve">45g tube</w:t>
+              <w:t xml:space="preserve">5ml × 10vials (단가표 2ml×5)</w:t>
             </w:r>
           </w:p>
         </w:tc>
@@ -4119,33 +4115,52 @@
                 <w:sz w:val="16"/>
                 <w:szCs w:val="16"/>
               </w:rPr>
-              <w:t xml:space="preserve">주의 · 비고</w:t>
-            </w:r>
-          </w:p>
-        </w:tc>
-        <w:tc>
-          <w:tcPr>
-            <w:tcW w:type="dxa" w:w="12700"/>
-            <w:tcMar>
-              <w:top w:type="dxa" w:w="50"/>
-              <w:left w:type="dxa" w:w="90"/>
-              <w:bottom w:type="dxa" w:w="50"/>
-              <w:right w:type="dxa" w:w="90"/>
-            </w:tcMar>
-          </w:tcPr>
-          <w:p>
-            <w:r>
-              <w:rPr>
-                <w:color w:val="333333"/>
-                <w:sz w:val="17"/>
-                <w:szCs w:val="17"/>
-              </w:rPr>
-              <w:t xml:space="preserve">—</w:t>
+              <w:t xml:space="preserve">주의·비고</w:t>
+            </w:r>
+          </w:p>
+        </w:tc>
+        <w:tc>
+          <w:tcPr>
+            <w:tcW w:type="dxa" w:w="12700"/>
+            <w:tcMar>
+              <w:top w:type="dxa" w:w="50"/>
+              <w:left w:type="dxa" w:w="90"/>
+              <w:bottom w:type="dxa" w:w="50"/>
+              <w:right w:type="dxa" w:w="90"/>
+            </w:tcMar>
+          </w:tcPr>
+          <w:p>
+            <w:r>
+              <w:rPr>
+                <w:color w:val="333333"/>
+                <w:sz w:val="17"/>
+                <w:szCs w:val="17"/>
+              </w:rPr>
+              <w:t xml:space="preserve">지방분해 솔루션 (GANA DA와 동일 계열)</w:t>
             </w:r>
           </w:p>
         </w:tc>
       </w:tr>
     </w:tbl>
+    <w:p>
+      <w:pPr>
+        <w:pStyle w:val="Heading2"/>
+        <w:pBdr>
+          <w:bottom w:val="single" w:color="A8905A" w:sz="6"/>
+        </w:pBdr>
+        <w:spacing w:after="120" w:before="380"/>
+      </w:pPr>
+      <w:r>
+        <w:rPr>
+          <w:b/>
+          <w:bCs/>
+          <w:color w:val="13262E"/>
+          <w:sz w:val="26"/>
+          <w:szCs w:val="26"/>
+        </w:rPr>
+        <w:t xml:space="preserve">3. Chemical Peel (필링)</w:t>
+      </w:r>
+    </w:p>
     <w:p>
       <w:pPr>
         <w:spacing w:after="60" w:before="220"/>
@@ -4227,7 +4242,7 @@
                 <w:sz w:val="17"/>
                 <w:szCs w:val="17"/>
               </w:rPr>
-              <w:t xml:space="preserve">Polyhydroxy acid 10% (gluconolactone / lactobionic acid) · Alpha arbutin 1%</w:t>
+              <w:t xml:space="preserve">Polyhydroxy acid 10% (gluconolactone/lactobionic acid) · Alpha arbutin 1%</w:t>
             </w:r>
           </w:p>
         </w:tc>
@@ -4274,7 +4289,7 @@
                 <w:sz w:val="17"/>
                 <w:szCs w:val="17"/>
               </w:rPr>
-              <w:t xml:space="preserve">저자극 각질제거 + 미백. 민감/주사(rosacea)/아토피 피부 가능. 보습·항산화·장벽 강화, 모공·잔주름·톤</w:t>
+              <w:t xml:space="preserve">저자극 각질제거+미백. 민감/주사(rosacea)/아토피 가능. 보습·항산화·장벽강화, 모공·잔주름·톤</w:t>
             </w:r>
           </w:p>
         </w:tc>
@@ -4368,7 +4383,7 @@
                 <w:sz w:val="17"/>
                 <w:szCs w:val="17"/>
               </w:rPr>
-              <w:t xml:space="preserve">40ml</w:t>
+              <w:t xml:space="preserve">40ml (병)</w:t>
             </w:r>
           </w:p>
         </w:tc>
@@ -4488,397 +4503,28 @@
                 <w:sz w:val="16"/>
                 <w:szCs w:val="16"/>
               </w:rPr>
-              <w:t xml:space="preserve">주의 · 비고</w:t>
-            </w:r>
-          </w:p>
-        </w:tc>
-        <w:tc>
-          <w:tcPr>
-            <w:tcW w:type="dxa" w:w="12700"/>
-            <w:tcMar>
-              <w:top w:type="dxa" w:w="50"/>
-              <w:left w:type="dxa" w:w="90"/>
-              <w:bottom w:type="dxa" w:w="50"/>
-              <w:right w:type="dxa" w:w="90"/>
-            </w:tcMar>
-          </w:tcPr>
-          <w:p>
-            <w:r>
-              <w:rPr>
-                <w:color w:val="333333"/>
-                <w:sz w:val="17"/>
-                <w:szCs w:val="17"/>
-              </w:rPr>
-              <w:t xml:space="preserve">AHA보다 저자극(큰 분자 구조)</w:t>
-            </w:r>
-          </w:p>
-        </w:tc>
-      </w:tr>
-    </w:tbl>
-    <w:p>
-      <w:pPr>
-        <w:spacing w:after="60" w:before="220"/>
-      </w:pPr>
-      <w:r>
-        <w:rPr>
-          <w:b/>
-          <w:bCs/>
-          <w:color w:val="13262E"/>
-          <w:sz w:val="22"/>
-          <w:szCs w:val="22"/>
-        </w:rPr>
-        <w:t xml:space="preserve">REGEN PEEL</w:t>
-      </w:r>
-      <w:r>
-        <w:rPr>
-          <w:color w:val="A8905A"/>
-          <w:sz w:val="16"/>
-          <w:szCs w:val="16"/>
-        </w:rPr>
-        <w:t xml:space="preserve">   ·  Chemical Peel</w:t>
-      </w:r>
-    </w:p>
-    <w:tbl>
-      <w:tblPr>
-        <w:tblW w:type="dxa" w:w="15000"/>
-        <w:tblBorders>
-          <w:top w:val="single" w:color="DDDDDD" w:sz="2"/>
-          <w:left w:val="single" w:color="DDDDDD" w:sz="2"/>
-          <w:bottom w:val="single" w:color="DDDDDD" w:sz="2"/>
-          <w:right w:val="single" w:color="DDDDDD" w:sz="2"/>
-          <w:insideH w:val="single" w:color="E5E5E5" w:sz="2"/>
-          <w:insideV w:val="single" w:color="EEEEEE" w:sz="2"/>
-        </w:tblBorders>
-      </w:tblPr>
-      <w:tblGrid>
-        <w:gridCol w:w="2300"/>
-        <w:gridCol w:w="12700"/>
-      </w:tblGrid>
-      <w:tr>
-        <w:tc>
-          <w:tcPr>
-            <w:tcW w:type="dxa" w:w="2300"/>
-            <w:shd w:fill="F3F1EA" w:color="auto" w:val="clear"/>
-            <w:tcMar>
-              <w:top w:type="dxa" w:w="50"/>
-              <w:left w:type="dxa" w:w="90"/>
-              <w:bottom w:type="dxa" w:w="50"/>
-              <w:right w:type="dxa" w:w="90"/>
-            </w:tcMar>
-          </w:tcPr>
-          <w:p>
-            <w:r>
-              <w:rPr>
-                <w:b/>
-                <w:bCs/>
-                <w:color w:val="13262E"/>
-                <w:sz w:val="16"/>
-                <w:szCs w:val="16"/>
-              </w:rPr>
-              <w:t xml:space="preserve">핵심 성분</w:t>
-            </w:r>
-          </w:p>
-        </w:tc>
-        <w:tc>
-          <w:tcPr>
-            <w:tcW w:type="dxa" w:w="12700"/>
-            <w:tcMar>
-              <w:top w:type="dxa" w:w="50"/>
-              <w:left w:type="dxa" w:w="90"/>
-              <w:bottom w:type="dxa" w:w="50"/>
-              <w:right w:type="dxa" w:w="90"/>
-            </w:tcMar>
-          </w:tcPr>
-          <w:p>
-            <w:r>
-              <w:rPr>
-                <w:color w:val="333333"/>
-                <w:sz w:val="17"/>
-                <w:szCs w:val="17"/>
-              </w:rPr>
-              <w:t xml:space="preserve">Trichloroacetic acid 30% (pH 1.3, 정제수) + 중화제 7% 중탄산나트륨(NaHCO3) 50ml</w:t>
-            </w:r>
-          </w:p>
-        </w:tc>
-      </w:tr>
-      <w:tr>
-        <w:tc>
-          <w:tcPr>
-            <w:tcW w:type="dxa" w:w="2300"/>
-            <w:shd w:fill="F3F1EA" w:color="auto" w:val="clear"/>
-            <w:tcMar>
-              <w:top w:type="dxa" w:w="50"/>
-              <w:left w:type="dxa" w:w="90"/>
-              <w:bottom w:type="dxa" w:w="50"/>
-              <w:right w:type="dxa" w:w="90"/>
-            </w:tcMar>
-          </w:tcPr>
-          <w:p>
-            <w:r>
-              <w:rPr>
-                <w:b/>
-                <w:bCs/>
-                <w:color w:val="13262E"/>
-                <w:sz w:val="16"/>
-                <w:szCs w:val="16"/>
-              </w:rPr>
-              <w:t xml:space="preserve">효능 · 적응증</w:t>
-            </w:r>
-          </w:p>
-        </w:tc>
-        <w:tc>
-          <w:tcPr>
-            <w:tcW w:type="dxa" w:w="12700"/>
-            <w:tcMar>
-              <w:top w:type="dxa" w:w="50"/>
-              <w:left w:type="dxa" w:w="90"/>
-              <w:bottom w:type="dxa" w:w="50"/>
-              <w:right w:type="dxa" w:w="90"/>
-            </w:tcMar>
-          </w:tcPr>
-          <w:p>
-            <w:r>
-              <w:rPr>
-                <w:color w:val="333333"/>
-                <w:sz w:val="17"/>
-                <w:szCs w:val="17"/>
-              </w:rPr>
-              <w:t xml:space="preserve">강력 의료급 TCA 필링 — 여드름·톤 불균일·결·잡티(age spots)·잔주름·흉터</w:t>
-            </w:r>
-          </w:p>
-        </w:tc>
-      </w:tr>
-      <w:tr>
-        <w:tc>
-          <w:tcPr>
-            <w:tcW w:type="dxa" w:w="2300"/>
-            <w:shd w:fill="F3F1EA" w:color="auto" w:val="clear"/>
-            <w:tcMar>
-              <w:top w:type="dxa" w:w="50"/>
-              <w:left w:type="dxa" w:w="90"/>
-              <w:bottom w:type="dxa" w:w="50"/>
-              <w:right w:type="dxa" w:w="90"/>
-            </w:tcMar>
-          </w:tcPr>
-          <w:p>
-            <w:r>
-              <w:rPr>
-                <w:b/>
-                <w:bCs/>
-                <w:color w:val="13262E"/>
-                <w:sz w:val="16"/>
-                <w:szCs w:val="16"/>
-              </w:rPr>
-              <w:t xml:space="preserve">사용법</w:t>
-            </w:r>
-          </w:p>
-        </w:tc>
-        <w:tc>
-          <w:tcPr>
-            <w:tcW w:type="dxa" w:w="12700"/>
-            <w:tcMar>
-              <w:top w:type="dxa" w:w="50"/>
-              <w:left w:type="dxa" w:w="90"/>
-              <w:bottom w:type="dxa" w:w="50"/>
-              <w:right w:type="dxa" w:w="90"/>
-            </w:tcMar>
-          </w:tcPr>
-          <w:p>
-            <w:r>
-              <w:rPr>
-                <w:color w:val="333333"/>
-                <w:sz w:val="17"/>
-                <w:szCs w:val="17"/>
-              </w:rPr>
-              <w:t xml:space="preserve">패치테스트(24h) → 얇게 도포 1분 → 중화제 도포 → 세안 → 항생연고 48h → SPF30+ 1주 (시술 후 3-5일 박피)</w:t>
-            </w:r>
-          </w:p>
-        </w:tc>
-      </w:tr>
-      <w:tr>
-        <w:tc>
-          <w:tcPr>
-            <w:tcW w:type="dxa" w:w="2300"/>
-            <w:shd w:fill="F3F1EA" w:color="auto" w:val="clear"/>
-            <w:tcMar>
-              <w:top w:type="dxa" w:w="50"/>
-              <w:left w:type="dxa" w:w="90"/>
-              <w:bottom w:type="dxa" w:w="50"/>
-              <w:right w:type="dxa" w:w="90"/>
-            </w:tcMar>
-          </w:tcPr>
-          <w:p>
-            <w:r>
-              <w:rPr>
-                <w:b/>
-                <w:bCs/>
-                <w:color w:val="13262E"/>
-                <w:sz w:val="16"/>
-                <w:szCs w:val="16"/>
-              </w:rPr>
-              <w:t xml:space="preserve">패키지 / 용량</w:t>
-            </w:r>
-          </w:p>
-        </w:tc>
-        <w:tc>
-          <w:tcPr>
-            <w:tcW w:type="dxa" w:w="12700"/>
-            <w:tcMar>
-              <w:top w:type="dxa" w:w="50"/>
-              <w:left w:type="dxa" w:w="90"/>
-              <w:bottom w:type="dxa" w:w="50"/>
-              <w:right w:type="dxa" w:w="90"/>
-            </w:tcMar>
-          </w:tcPr>
-          <w:p>
-            <w:r>
-              <w:rPr>
-                <w:color w:val="333333"/>
-                <w:sz w:val="17"/>
-                <w:szCs w:val="17"/>
-              </w:rPr>
-              <w:t xml:space="preserve">30ml / 50ml  (Tube / Cosmetic bottle)</w:t>
-            </w:r>
-          </w:p>
-        </w:tc>
-      </w:tr>
-      <w:tr>
-        <w:tc>
-          <w:tcPr>
-            <w:tcW w:type="dxa" w:w="2300"/>
-            <w:shd w:fill="F3F1EA" w:color="auto" w:val="clear"/>
-            <w:tcMar>
-              <w:top w:type="dxa" w:w="50"/>
-              <w:left w:type="dxa" w:w="90"/>
-              <w:bottom w:type="dxa" w:w="50"/>
-              <w:right w:type="dxa" w:w="90"/>
-            </w:tcMar>
-          </w:tcPr>
-          <w:p>
-            <w:r>
-              <w:rPr>
-                <w:b/>
-                <w:bCs/>
-                <w:color w:val="13262E"/>
-                <w:sz w:val="16"/>
-                <w:szCs w:val="16"/>
-              </w:rPr>
-              <w:t xml:space="preserve">소비자가 (USD)</w:t>
-            </w:r>
-          </w:p>
-        </w:tc>
-        <w:tc>
-          <w:tcPr>
-            <w:tcW w:type="dxa" w:w="12700"/>
-            <w:tcMar>
-              <w:top w:type="dxa" w:w="50"/>
-              <w:left w:type="dxa" w:w="90"/>
-              <w:bottom w:type="dxa" w:w="50"/>
-              <w:right w:type="dxa" w:w="90"/>
-            </w:tcMar>
-          </w:tcPr>
-          <w:p>
-            <w:r>
-              <w:rPr>
-                <w:color w:val="333333"/>
-                <w:sz w:val="17"/>
-                <w:szCs w:val="17"/>
-              </w:rPr>
-              <w:t xml:space="preserve">60  (100+: 45 / 1000+: 30)</w:t>
-            </w:r>
-          </w:p>
-        </w:tc>
-      </w:tr>
-      <w:tr>
-        <w:tc>
-          <w:tcPr>
-            <w:tcW w:type="dxa" w:w="2300"/>
-            <w:shd w:fill="F3F1EA" w:color="auto" w:val="clear"/>
-            <w:tcMar>
-              <w:top w:type="dxa" w:w="50"/>
-              <w:left w:type="dxa" w:w="90"/>
-              <w:bottom w:type="dxa" w:w="50"/>
-              <w:right w:type="dxa" w:w="90"/>
-            </w:tcMar>
-          </w:tcPr>
-          <w:p>
-            <w:r>
-              <w:rPr>
-                <w:b/>
-                <w:bCs/>
-                <w:color w:val="13262E"/>
-                <w:sz w:val="16"/>
-                <w:szCs w:val="16"/>
-              </w:rPr>
-              <w:t xml:space="preserve">인증</w:t>
-            </w:r>
-          </w:p>
-        </w:tc>
-        <w:tc>
-          <w:tcPr>
-            <w:tcW w:type="dxa" w:w="12700"/>
-            <w:tcMar>
-              <w:top w:type="dxa" w:w="50"/>
-              <w:left w:type="dxa" w:w="90"/>
-              <w:bottom w:type="dxa" w:w="50"/>
-              <w:right w:type="dxa" w:w="90"/>
-            </w:tcMar>
-          </w:tcPr>
-          <w:p>
-            <w:r>
-              <w:rPr>
-                <w:color w:val="333333"/>
-                <w:sz w:val="17"/>
-                <w:szCs w:val="17"/>
-              </w:rPr>
-              <w:t xml:space="preserve">—</w:t>
-            </w:r>
-          </w:p>
-        </w:tc>
-      </w:tr>
-      <w:tr>
-        <w:tc>
-          <w:tcPr>
-            <w:tcW w:type="dxa" w:w="2300"/>
-            <w:shd w:fill="F3F1EA" w:color="auto" w:val="clear"/>
-            <w:tcMar>
-              <w:top w:type="dxa" w:w="50"/>
-              <w:left w:type="dxa" w:w="90"/>
-              <w:bottom w:type="dxa" w:w="50"/>
-              <w:right w:type="dxa" w:w="90"/>
-            </w:tcMar>
-          </w:tcPr>
-          <w:p>
-            <w:r>
-              <w:rPr>
-                <w:b/>
-                <w:bCs/>
-                <w:color w:val="13262E"/>
-                <w:sz w:val="16"/>
-                <w:szCs w:val="16"/>
-              </w:rPr>
-              <w:t xml:space="preserve">주의 · 비고</w:t>
-            </w:r>
-          </w:p>
-        </w:tc>
-        <w:tc>
-          <w:tcPr>
-            <w:tcW w:type="dxa" w:w="12700"/>
-            <w:tcMar>
-              <w:top w:type="dxa" w:w="50"/>
-              <w:left w:type="dxa" w:w="90"/>
-              <w:bottom w:type="dxa" w:w="50"/>
-              <w:right w:type="dxa" w:w="90"/>
-            </w:tcMar>
-          </w:tcPr>
-          <w:p>
-            <w:r>
-              <w:rPr>
-                <w:color w:val="333333"/>
-                <w:sz w:val="17"/>
-                <w:szCs w:val="17"/>
-              </w:rPr>
-              <w:t xml:space="preserve">⚠ 의료 전문가(피부과) 전용 — 비전문가 사용 절대 금지. 임신/수유·헤르페스·이소트레티노인·켈로이드 금기</w:t>
+              <w:t xml:space="preserve">주의·비고</w:t>
+            </w:r>
+          </w:p>
+        </w:tc>
+        <w:tc>
+          <w:tcPr>
+            <w:tcW w:type="dxa" w:w="12700"/>
+            <w:tcMar>
+              <w:top w:type="dxa" w:w="50"/>
+              <w:left w:type="dxa" w:w="90"/>
+              <w:bottom w:type="dxa" w:w="50"/>
+              <w:right w:type="dxa" w:w="90"/>
+            </w:tcMar>
+          </w:tcPr>
+          <w:p>
+            <w:r>
+              <w:rPr>
+                <w:color w:val="333333"/>
+                <w:sz w:val="17"/>
+                <w:szCs w:val="17"/>
+              </w:rPr>
+              <w:t xml:space="preserve">AHA보다 저자극(큰 분자). ※ 튜브형 필링(GINO·REGEN)은 이번 정리에서 제외, 남은 필링은 PHA만</w:t>
             </w:r>
           </w:p>
         </w:tc>
@@ -4900,1502 +4546,7 @@
           <w:sz w:val="26"/>
           <w:szCs w:val="26"/>
         </w:rPr>
-        <w:t xml:space="preserve">4. Topical (토피컬 / 연고·크림)</w:t>
-      </w:r>
-    </w:p>
-    <w:p>
-      <w:pPr>
-        <w:spacing w:after="60" w:before="220"/>
-      </w:pPr>
-      <w:r>
-        <w:rPr>
-          <w:b/>
-          <w:bCs/>
-          <w:color w:val="13262E"/>
-          <w:sz w:val="22"/>
-          <w:szCs w:val="22"/>
-        </w:rPr>
-        <w:t xml:space="preserve">GANA TC</w:t>
-      </w:r>
-      <w:r>
-        <w:rPr>
-          <w:color w:val="A8905A"/>
-          <w:sz w:val="16"/>
-          <w:szCs w:val="16"/>
-        </w:rPr>
-        <w:t xml:space="preserve">   ·  Topical</w:t>
-      </w:r>
-    </w:p>
-    <w:tbl>
-      <w:tblPr>
-        <w:tblW w:type="dxa" w:w="15000"/>
-        <w:tblBorders>
-          <w:top w:val="single" w:color="DDDDDD" w:sz="2"/>
-          <w:left w:val="single" w:color="DDDDDD" w:sz="2"/>
-          <w:bottom w:val="single" w:color="DDDDDD" w:sz="2"/>
-          <w:right w:val="single" w:color="DDDDDD" w:sz="2"/>
-          <w:insideH w:val="single" w:color="E5E5E5" w:sz="2"/>
-          <w:insideV w:val="single" w:color="EEEEEE" w:sz="2"/>
-        </w:tblBorders>
-      </w:tblPr>
-      <w:tblGrid>
-        <w:gridCol w:w="2300"/>
-        <w:gridCol w:w="12700"/>
-      </w:tblGrid>
-      <w:tr>
-        <w:tc>
-          <w:tcPr>
-            <w:tcW w:type="dxa" w:w="2300"/>
-            <w:shd w:fill="F3F1EA" w:color="auto" w:val="clear"/>
-            <w:tcMar>
-              <w:top w:type="dxa" w:w="50"/>
-              <w:left w:type="dxa" w:w="90"/>
-              <w:bottom w:type="dxa" w:w="50"/>
-              <w:right w:type="dxa" w:w="90"/>
-            </w:tcMar>
-          </w:tcPr>
-          <w:p>
-            <w:r>
-              <w:rPr>
-                <w:b/>
-                <w:bCs/>
-                <w:color w:val="13262E"/>
-                <w:sz w:val="16"/>
-                <w:szCs w:val="16"/>
-              </w:rPr>
-              <w:t xml:space="preserve">핵심 성분</w:t>
-            </w:r>
-          </w:p>
-        </w:tc>
-        <w:tc>
-          <w:tcPr>
-            <w:tcW w:type="dxa" w:w="12700"/>
-            <w:tcMar>
-              <w:top w:type="dxa" w:w="50"/>
-              <w:left w:type="dxa" w:w="90"/>
-              <w:bottom w:type="dxa" w:w="50"/>
-              <w:right w:type="dxa" w:w="90"/>
-            </w:tcMar>
-          </w:tcPr>
-          <w:p>
-            <w:r>
-              <w:rPr>
-                <w:color w:val="333333"/>
-                <w:sz w:val="17"/>
-                <w:szCs w:val="17"/>
-              </w:rPr>
-              <w:t xml:space="preserve">PDRN 0.5% · Lactobionic acid(PHA) 0.5% · Acetyl hexapeptide-8 25ppm · Cross-linked HA 1%</w:t>
-            </w:r>
-          </w:p>
-        </w:tc>
-      </w:tr>
-      <w:tr>
-        <w:tc>
-          <w:tcPr>
-            <w:tcW w:type="dxa" w:w="2300"/>
-            <w:shd w:fill="F3F1EA" w:color="auto" w:val="clear"/>
-            <w:tcMar>
-              <w:top w:type="dxa" w:w="50"/>
-              <w:left w:type="dxa" w:w="90"/>
-              <w:bottom w:type="dxa" w:w="50"/>
-              <w:right w:type="dxa" w:w="90"/>
-            </w:tcMar>
-          </w:tcPr>
-          <w:p>
-            <w:r>
-              <w:rPr>
-                <w:b/>
-                <w:bCs/>
-                <w:color w:val="13262E"/>
-                <w:sz w:val="16"/>
-                <w:szCs w:val="16"/>
-              </w:rPr>
-              <w:t xml:space="preserve">효능 · 적응증</w:t>
-            </w:r>
-          </w:p>
-        </w:tc>
-        <w:tc>
-          <w:tcPr>
-            <w:tcW w:type="dxa" w:w="12700"/>
-            <w:tcMar>
-              <w:top w:type="dxa" w:w="50"/>
-              <w:left w:type="dxa" w:w="90"/>
-              <w:bottom w:type="dxa" w:w="50"/>
-              <w:right w:type="dxa" w:w="90"/>
-            </w:tcMar>
-          </w:tcPr>
-          <w:p>
-            <w:r>
-              <w:rPr>
-                <w:color w:val="333333"/>
-                <w:sz w:val="17"/>
-                <w:szCs w:val="17"/>
-              </w:rPr>
-              <w:t xml:space="preserve">재생(PDRN) + 저자극 필링(PHA) + 주름·리프팅(AH8) + 즉시·지속 보습(가교HA). 데일리 회복 연고(표준 강도)</w:t>
-            </w:r>
-          </w:p>
-        </w:tc>
-      </w:tr>
-      <w:tr>
-        <w:tc>
-          <w:tcPr>
-            <w:tcW w:type="dxa" w:w="2300"/>
-            <w:shd w:fill="F3F1EA" w:color="auto" w:val="clear"/>
-            <w:tcMar>
-              <w:top w:type="dxa" w:w="50"/>
-              <w:left w:type="dxa" w:w="90"/>
-              <w:bottom w:type="dxa" w:w="50"/>
-              <w:right w:type="dxa" w:w="90"/>
-            </w:tcMar>
-          </w:tcPr>
-          <w:p>
-            <w:r>
-              <w:rPr>
-                <w:b/>
-                <w:bCs/>
-                <w:color w:val="13262E"/>
-                <w:sz w:val="16"/>
-                <w:szCs w:val="16"/>
-              </w:rPr>
-              <w:t xml:space="preserve">사용법</w:t>
-            </w:r>
-          </w:p>
-        </w:tc>
-        <w:tc>
-          <w:tcPr>
-            <w:tcW w:type="dxa" w:w="12700"/>
-            <w:tcMar>
-              <w:top w:type="dxa" w:w="50"/>
-              <w:left w:type="dxa" w:w="90"/>
-              <w:bottom w:type="dxa" w:w="50"/>
-              <w:right w:type="dxa" w:w="90"/>
-            </w:tcMar>
-          </w:tcPr>
-          <w:p>
-            <w:r>
-              <w:rPr>
-                <w:color w:val="333333"/>
-                <w:sz w:val="17"/>
-                <w:szCs w:val="17"/>
-              </w:rPr>
-              <w:t xml:space="preserve">데일리 도포</w:t>
-            </w:r>
-          </w:p>
-        </w:tc>
-      </w:tr>
-      <w:tr>
-        <w:tc>
-          <w:tcPr>
-            <w:tcW w:type="dxa" w:w="2300"/>
-            <w:shd w:fill="F3F1EA" w:color="auto" w:val="clear"/>
-            <w:tcMar>
-              <w:top w:type="dxa" w:w="50"/>
-              <w:left w:type="dxa" w:w="90"/>
-              <w:bottom w:type="dxa" w:w="50"/>
-              <w:right w:type="dxa" w:w="90"/>
-            </w:tcMar>
-          </w:tcPr>
-          <w:p>
-            <w:r>
-              <w:rPr>
-                <w:b/>
-                <w:bCs/>
-                <w:color w:val="13262E"/>
-                <w:sz w:val="16"/>
-                <w:szCs w:val="16"/>
-              </w:rPr>
-              <w:t xml:space="preserve">패키지 / 용량</w:t>
-            </w:r>
-          </w:p>
-        </w:tc>
-        <w:tc>
-          <w:tcPr>
-            <w:tcW w:type="dxa" w:w="12700"/>
-            <w:tcMar>
-              <w:top w:type="dxa" w:w="50"/>
-              <w:left w:type="dxa" w:w="90"/>
-              <w:bottom w:type="dxa" w:w="50"/>
-              <w:right w:type="dxa" w:w="90"/>
-            </w:tcMar>
-          </w:tcPr>
-          <w:p>
-            <w:r>
-              <w:rPr>
-                <w:color w:val="333333"/>
-                <w:sz w:val="17"/>
-                <w:szCs w:val="17"/>
-              </w:rPr>
-              <w:t xml:space="preserve">45g tube</w:t>
-            </w:r>
-          </w:p>
-        </w:tc>
-      </w:tr>
-      <w:tr>
-        <w:tc>
-          <w:tcPr>
-            <w:tcW w:type="dxa" w:w="2300"/>
-            <w:shd w:fill="F3F1EA" w:color="auto" w:val="clear"/>
-            <w:tcMar>
-              <w:top w:type="dxa" w:w="50"/>
-              <w:left w:type="dxa" w:w="90"/>
-              <w:bottom w:type="dxa" w:w="50"/>
-              <w:right w:type="dxa" w:w="90"/>
-            </w:tcMar>
-          </w:tcPr>
-          <w:p>
-            <w:r>
-              <w:rPr>
-                <w:b/>
-                <w:bCs/>
-                <w:color w:val="13262E"/>
-                <w:sz w:val="16"/>
-                <w:szCs w:val="16"/>
-              </w:rPr>
-              <w:t xml:space="preserve">소비자가 (USD)</w:t>
-            </w:r>
-          </w:p>
-        </w:tc>
-        <w:tc>
-          <w:tcPr>
-            <w:tcW w:type="dxa" w:w="12700"/>
-            <w:tcMar>
-              <w:top w:type="dxa" w:w="50"/>
-              <w:left w:type="dxa" w:w="90"/>
-              <w:bottom w:type="dxa" w:w="50"/>
-              <w:right w:type="dxa" w:w="90"/>
-            </w:tcMar>
-          </w:tcPr>
-          <w:p>
-            <w:r>
-              <w:rPr>
-                <w:color w:val="333333"/>
-                <w:sz w:val="17"/>
-                <w:szCs w:val="17"/>
-              </w:rPr>
-              <w:t xml:space="preserve">45  (100+: 30 / 1000+: 15)</w:t>
-            </w:r>
-          </w:p>
-        </w:tc>
-      </w:tr>
-      <w:tr>
-        <w:tc>
-          <w:tcPr>
-            <w:tcW w:type="dxa" w:w="2300"/>
-            <w:shd w:fill="F3F1EA" w:color="auto" w:val="clear"/>
-            <w:tcMar>
-              <w:top w:type="dxa" w:w="50"/>
-              <w:left w:type="dxa" w:w="90"/>
-              <w:bottom w:type="dxa" w:w="50"/>
-              <w:right w:type="dxa" w:w="90"/>
-            </w:tcMar>
-          </w:tcPr>
-          <w:p>
-            <w:r>
-              <w:rPr>
-                <w:b/>
-                <w:bCs/>
-                <w:color w:val="13262E"/>
-                <w:sz w:val="16"/>
-                <w:szCs w:val="16"/>
-              </w:rPr>
-              <w:t xml:space="preserve">인증</w:t>
-            </w:r>
-          </w:p>
-        </w:tc>
-        <w:tc>
-          <w:tcPr>
-            <w:tcW w:type="dxa" w:w="12700"/>
-            <w:tcMar>
-              <w:top w:type="dxa" w:w="50"/>
-              <w:left w:type="dxa" w:w="90"/>
-              <w:bottom w:type="dxa" w:w="50"/>
-              <w:right w:type="dxa" w:w="90"/>
-            </w:tcMar>
-          </w:tcPr>
-          <w:p>
-            <w:r>
-              <w:rPr>
-                <w:color w:val="333333"/>
-                <w:sz w:val="17"/>
-                <w:szCs w:val="17"/>
-              </w:rPr>
-              <w:t xml:space="preserve">—</w:t>
-            </w:r>
-          </w:p>
-        </w:tc>
-      </w:tr>
-      <w:tr>
-        <w:tc>
-          <w:tcPr>
-            <w:tcW w:type="dxa" w:w="2300"/>
-            <w:shd w:fill="F3F1EA" w:color="auto" w:val="clear"/>
-            <w:tcMar>
-              <w:top w:type="dxa" w:w="50"/>
-              <w:left w:type="dxa" w:w="90"/>
-              <w:bottom w:type="dxa" w:w="50"/>
-              <w:right w:type="dxa" w:w="90"/>
-            </w:tcMar>
-          </w:tcPr>
-          <w:p>
-            <w:r>
-              <w:rPr>
-                <w:b/>
-                <w:bCs/>
-                <w:color w:val="13262E"/>
-                <w:sz w:val="16"/>
-                <w:szCs w:val="16"/>
-              </w:rPr>
-              <w:t xml:space="preserve">주의 · 비고</w:t>
-            </w:r>
-          </w:p>
-        </w:tc>
-        <w:tc>
-          <w:tcPr>
-            <w:tcW w:type="dxa" w:w="12700"/>
-            <w:tcMar>
-              <w:top w:type="dxa" w:w="50"/>
-              <w:left w:type="dxa" w:w="90"/>
-              <w:bottom w:type="dxa" w:w="50"/>
-              <w:right w:type="dxa" w:w="90"/>
-            </w:tcMar>
-          </w:tcPr>
-          <w:p>
-            <w:r>
-              <w:rPr>
-                <w:color w:val="333333"/>
-                <w:sz w:val="17"/>
-                <w:szCs w:val="17"/>
-              </w:rPr>
-              <w:t xml:space="preserve">TC+는 4배 농축 버전</w:t>
-            </w:r>
-          </w:p>
-        </w:tc>
-      </w:tr>
-    </w:tbl>
-    <w:p>
-      <w:pPr>
-        <w:spacing w:after="60" w:before="220"/>
-      </w:pPr>
-      <w:r>
-        <w:rPr>
-          <w:b/>
-          <w:bCs/>
-          <w:color w:val="13262E"/>
-          <w:sz w:val="22"/>
-          <w:szCs w:val="22"/>
-        </w:rPr>
-        <w:t xml:space="preserve">GANA TC+</w:t>
-      </w:r>
-      <w:r>
-        <w:rPr>
-          <w:color w:val="A8905A"/>
-          <w:sz w:val="16"/>
-          <w:szCs w:val="16"/>
-        </w:rPr>
-        <w:t xml:space="preserve">   ·  Topical</w:t>
-      </w:r>
-    </w:p>
-    <w:tbl>
-      <w:tblPr>
-        <w:tblW w:type="dxa" w:w="15000"/>
-        <w:tblBorders>
-          <w:top w:val="single" w:color="DDDDDD" w:sz="2"/>
-          <w:left w:val="single" w:color="DDDDDD" w:sz="2"/>
-          <w:bottom w:val="single" w:color="DDDDDD" w:sz="2"/>
-          <w:right w:val="single" w:color="DDDDDD" w:sz="2"/>
-          <w:insideH w:val="single" w:color="E5E5E5" w:sz="2"/>
-          <w:insideV w:val="single" w:color="EEEEEE" w:sz="2"/>
-        </w:tblBorders>
-      </w:tblPr>
-      <w:tblGrid>
-        <w:gridCol w:w="2300"/>
-        <w:gridCol w:w="12700"/>
-      </w:tblGrid>
-      <w:tr>
-        <w:tc>
-          <w:tcPr>
-            <w:tcW w:type="dxa" w:w="2300"/>
-            <w:shd w:fill="F3F1EA" w:color="auto" w:val="clear"/>
-            <w:tcMar>
-              <w:top w:type="dxa" w:w="50"/>
-              <w:left w:type="dxa" w:w="90"/>
-              <w:bottom w:type="dxa" w:w="50"/>
-              <w:right w:type="dxa" w:w="90"/>
-            </w:tcMar>
-          </w:tcPr>
-          <w:p>
-            <w:r>
-              <w:rPr>
-                <w:b/>
-                <w:bCs/>
-                <w:color w:val="13262E"/>
-                <w:sz w:val="16"/>
-                <w:szCs w:val="16"/>
-              </w:rPr>
-              <w:t xml:space="preserve">핵심 성분</w:t>
-            </w:r>
-          </w:p>
-        </w:tc>
-        <w:tc>
-          <w:tcPr>
-            <w:tcW w:type="dxa" w:w="12700"/>
-            <w:tcMar>
-              <w:top w:type="dxa" w:w="50"/>
-              <w:left w:type="dxa" w:w="90"/>
-              <w:bottom w:type="dxa" w:w="50"/>
-              <w:right w:type="dxa" w:w="90"/>
-            </w:tcMar>
-          </w:tcPr>
-          <w:p>
-            <w:r>
-              <w:rPr>
-                <w:color w:val="333333"/>
-                <w:sz w:val="17"/>
-                <w:szCs w:val="17"/>
-              </w:rPr>
-              <w:t xml:space="preserve">PDRN 2% · Lactobionic acid(PHA) 2% · Acetyl hexapeptide-8 50ppm · Cross-linked HA 1%</w:t>
-            </w:r>
-          </w:p>
-        </w:tc>
-      </w:tr>
-      <w:tr>
-        <w:tc>
-          <w:tcPr>
-            <w:tcW w:type="dxa" w:w="2300"/>
-            <w:shd w:fill="F3F1EA" w:color="auto" w:val="clear"/>
-            <w:tcMar>
-              <w:top w:type="dxa" w:w="50"/>
-              <w:left w:type="dxa" w:w="90"/>
-              <w:bottom w:type="dxa" w:w="50"/>
-              <w:right w:type="dxa" w:w="90"/>
-            </w:tcMar>
-          </w:tcPr>
-          <w:p>
-            <w:r>
-              <w:rPr>
-                <w:b/>
-                <w:bCs/>
-                <w:color w:val="13262E"/>
-                <w:sz w:val="16"/>
-                <w:szCs w:val="16"/>
-              </w:rPr>
-              <w:t xml:space="preserve">효능 · 적응증</w:t>
-            </w:r>
-          </w:p>
-        </w:tc>
-        <w:tc>
-          <w:tcPr>
-            <w:tcW w:type="dxa" w:w="12700"/>
-            <w:tcMar>
-              <w:top w:type="dxa" w:w="50"/>
-              <w:left w:type="dxa" w:w="90"/>
-              <w:bottom w:type="dxa" w:w="50"/>
-              <w:right w:type="dxa" w:w="90"/>
-            </w:tcMar>
-          </w:tcPr>
-          <w:p>
-            <w:r>
-              <w:rPr>
-                <w:color w:val="333333"/>
-                <w:sz w:val="17"/>
-                <w:szCs w:val="17"/>
-              </w:rPr>
-              <w:t xml:space="preserve">TC 대비 4배 농축. 시술 후 프리미엄 회복 케어</w:t>
-            </w:r>
-          </w:p>
-        </w:tc>
-      </w:tr>
-      <w:tr>
-        <w:tc>
-          <w:tcPr>
-            <w:tcW w:type="dxa" w:w="2300"/>
-            <w:shd w:fill="F3F1EA" w:color="auto" w:val="clear"/>
-            <w:tcMar>
-              <w:top w:type="dxa" w:w="50"/>
-              <w:left w:type="dxa" w:w="90"/>
-              <w:bottom w:type="dxa" w:w="50"/>
-              <w:right w:type="dxa" w:w="90"/>
-            </w:tcMar>
-          </w:tcPr>
-          <w:p>
-            <w:r>
-              <w:rPr>
-                <w:b/>
-                <w:bCs/>
-                <w:color w:val="13262E"/>
-                <w:sz w:val="16"/>
-                <w:szCs w:val="16"/>
-              </w:rPr>
-              <w:t xml:space="preserve">사용법</w:t>
-            </w:r>
-          </w:p>
-        </w:tc>
-        <w:tc>
-          <w:tcPr>
-            <w:tcW w:type="dxa" w:w="12700"/>
-            <w:tcMar>
-              <w:top w:type="dxa" w:w="50"/>
-              <w:left w:type="dxa" w:w="90"/>
-              <w:bottom w:type="dxa" w:w="50"/>
-              <w:right w:type="dxa" w:w="90"/>
-            </w:tcMar>
-          </w:tcPr>
-          <w:p>
-            <w:r>
-              <w:rPr>
-                <w:color w:val="333333"/>
-                <w:sz w:val="17"/>
-                <w:szCs w:val="17"/>
-              </w:rPr>
-              <w:t xml:space="preserve">시술 후 도포</w:t>
-            </w:r>
-          </w:p>
-        </w:tc>
-      </w:tr>
-      <w:tr>
-        <w:tc>
-          <w:tcPr>
-            <w:tcW w:type="dxa" w:w="2300"/>
-            <w:shd w:fill="F3F1EA" w:color="auto" w:val="clear"/>
-            <w:tcMar>
-              <w:top w:type="dxa" w:w="50"/>
-              <w:left w:type="dxa" w:w="90"/>
-              <w:bottom w:type="dxa" w:w="50"/>
-              <w:right w:type="dxa" w:w="90"/>
-            </w:tcMar>
-          </w:tcPr>
-          <w:p>
-            <w:r>
-              <w:rPr>
-                <w:b/>
-                <w:bCs/>
-                <w:color w:val="13262E"/>
-                <w:sz w:val="16"/>
-                <w:szCs w:val="16"/>
-              </w:rPr>
-              <w:t xml:space="preserve">패키지 / 용량</w:t>
-            </w:r>
-          </w:p>
-        </w:tc>
-        <w:tc>
-          <w:tcPr>
-            <w:tcW w:type="dxa" w:w="12700"/>
-            <w:tcMar>
-              <w:top w:type="dxa" w:w="50"/>
-              <w:left w:type="dxa" w:w="90"/>
-              <w:bottom w:type="dxa" w:w="50"/>
-              <w:right w:type="dxa" w:w="90"/>
-            </w:tcMar>
-          </w:tcPr>
-          <w:p>
-            <w:r>
-              <w:rPr>
-                <w:color w:val="333333"/>
-                <w:sz w:val="17"/>
-                <w:szCs w:val="17"/>
-              </w:rPr>
-              <w:t xml:space="preserve">45g tube</w:t>
-            </w:r>
-          </w:p>
-        </w:tc>
-      </w:tr>
-      <w:tr>
-        <w:tc>
-          <w:tcPr>
-            <w:tcW w:type="dxa" w:w="2300"/>
-            <w:shd w:fill="F3F1EA" w:color="auto" w:val="clear"/>
-            <w:tcMar>
-              <w:top w:type="dxa" w:w="50"/>
-              <w:left w:type="dxa" w:w="90"/>
-              <w:bottom w:type="dxa" w:w="50"/>
-              <w:right w:type="dxa" w:w="90"/>
-            </w:tcMar>
-          </w:tcPr>
-          <w:p>
-            <w:r>
-              <w:rPr>
-                <w:b/>
-                <w:bCs/>
-                <w:color w:val="13262E"/>
-                <w:sz w:val="16"/>
-                <w:szCs w:val="16"/>
-              </w:rPr>
-              <w:t xml:space="preserve">소비자가 (USD)</w:t>
-            </w:r>
-          </w:p>
-        </w:tc>
-        <w:tc>
-          <w:tcPr>
-            <w:tcW w:type="dxa" w:w="12700"/>
-            <w:tcMar>
-              <w:top w:type="dxa" w:w="50"/>
-              <w:left w:type="dxa" w:w="90"/>
-              <w:bottom w:type="dxa" w:w="50"/>
-              <w:right w:type="dxa" w:w="90"/>
-            </w:tcMar>
-          </w:tcPr>
-          <w:p>
-            <w:r>
-              <w:rPr>
-                <w:color w:val="333333"/>
-                <w:sz w:val="17"/>
-                <w:szCs w:val="17"/>
-              </w:rPr>
-              <w:t xml:space="preserve">90  (100+: 60 / 1000+: 30)</w:t>
-            </w:r>
-          </w:p>
-        </w:tc>
-      </w:tr>
-      <w:tr>
-        <w:tc>
-          <w:tcPr>
-            <w:tcW w:type="dxa" w:w="2300"/>
-            <w:shd w:fill="F3F1EA" w:color="auto" w:val="clear"/>
-            <w:tcMar>
-              <w:top w:type="dxa" w:w="50"/>
-              <w:left w:type="dxa" w:w="90"/>
-              <w:bottom w:type="dxa" w:w="50"/>
-              <w:right w:type="dxa" w:w="90"/>
-            </w:tcMar>
-          </w:tcPr>
-          <w:p>
-            <w:r>
-              <w:rPr>
-                <w:b/>
-                <w:bCs/>
-                <w:color w:val="13262E"/>
-                <w:sz w:val="16"/>
-                <w:szCs w:val="16"/>
-              </w:rPr>
-              <w:t xml:space="preserve">인증</w:t>
-            </w:r>
-          </w:p>
-        </w:tc>
-        <w:tc>
-          <w:tcPr>
-            <w:tcW w:type="dxa" w:w="12700"/>
-            <w:tcMar>
-              <w:top w:type="dxa" w:w="50"/>
-              <w:left w:type="dxa" w:w="90"/>
-              <w:bottom w:type="dxa" w:w="50"/>
-              <w:right w:type="dxa" w:w="90"/>
-            </w:tcMar>
-          </w:tcPr>
-          <w:p>
-            <w:r>
-              <w:rPr>
-                <w:color w:val="333333"/>
-                <w:sz w:val="17"/>
-                <w:szCs w:val="17"/>
-              </w:rPr>
-              <w:t xml:space="preserve">—</w:t>
-            </w:r>
-          </w:p>
-        </w:tc>
-      </w:tr>
-      <w:tr>
-        <w:tc>
-          <w:tcPr>
-            <w:tcW w:type="dxa" w:w="2300"/>
-            <w:shd w:fill="F3F1EA" w:color="auto" w:val="clear"/>
-            <w:tcMar>
-              <w:top w:type="dxa" w:w="50"/>
-              <w:left w:type="dxa" w:w="90"/>
-              <w:bottom w:type="dxa" w:w="50"/>
-              <w:right w:type="dxa" w:w="90"/>
-            </w:tcMar>
-          </w:tcPr>
-          <w:p>
-            <w:r>
-              <w:rPr>
-                <w:b/>
-                <w:bCs/>
-                <w:color w:val="13262E"/>
-                <w:sz w:val="16"/>
-                <w:szCs w:val="16"/>
-              </w:rPr>
-              <w:t xml:space="preserve">주의 · 비고</w:t>
-            </w:r>
-          </w:p>
-        </w:tc>
-        <w:tc>
-          <w:tcPr>
-            <w:tcW w:type="dxa" w:w="12700"/>
-            <w:tcMar>
-              <w:top w:type="dxa" w:w="50"/>
-              <w:left w:type="dxa" w:w="90"/>
-              <w:bottom w:type="dxa" w:w="50"/>
-              <w:right w:type="dxa" w:w="90"/>
-            </w:tcMar>
-          </w:tcPr>
-          <w:p>
-            <w:r>
-              <w:rPr>
-                <w:color w:val="333333"/>
-                <w:sz w:val="17"/>
-                <w:szCs w:val="17"/>
-              </w:rPr>
-              <w:t xml:space="preserve">4× 농축</w:t>
-            </w:r>
-          </w:p>
-        </w:tc>
-      </w:tr>
-    </w:tbl>
-    <w:p>
-      <w:pPr>
-        <w:spacing w:after="60" w:before="220"/>
-      </w:pPr>
-      <w:r>
-        <w:rPr>
-          <w:b/>
-          <w:bCs/>
-          <w:color w:val="13262E"/>
-          <w:sz w:val="22"/>
-          <w:szCs w:val="22"/>
-        </w:rPr>
-        <w:t xml:space="preserve">GANA KA</w:t>
-      </w:r>
-      <w:r>
-        <w:rPr>
-          <w:color w:val="A8905A"/>
-          <w:sz w:val="16"/>
-          <w:szCs w:val="16"/>
-        </w:rPr>
-        <w:t xml:space="preserve">   ·  Topical</w:t>
-      </w:r>
-    </w:p>
-    <w:tbl>
-      <w:tblPr>
-        <w:tblW w:type="dxa" w:w="15000"/>
-        <w:tblBorders>
-          <w:top w:val="single" w:color="DDDDDD" w:sz="2"/>
-          <w:left w:val="single" w:color="DDDDDD" w:sz="2"/>
-          <w:bottom w:val="single" w:color="DDDDDD" w:sz="2"/>
-          <w:right w:val="single" w:color="DDDDDD" w:sz="2"/>
-          <w:insideH w:val="single" w:color="E5E5E5" w:sz="2"/>
-          <w:insideV w:val="single" w:color="EEEEEE" w:sz="2"/>
-        </w:tblBorders>
-      </w:tblPr>
-      <w:tblGrid>
-        <w:gridCol w:w="2300"/>
-        <w:gridCol w:w="12700"/>
-      </w:tblGrid>
-      <w:tr>
-        <w:tc>
-          <w:tcPr>
-            <w:tcW w:type="dxa" w:w="2300"/>
-            <w:shd w:fill="F3F1EA" w:color="auto" w:val="clear"/>
-            <w:tcMar>
-              <w:top w:type="dxa" w:w="50"/>
-              <w:left w:type="dxa" w:w="90"/>
-              <w:bottom w:type="dxa" w:w="50"/>
-              <w:right w:type="dxa" w:w="90"/>
-            </w:tcMar>
-          </w:tcPr>
-          <w:p>
-            <w:r>
-              <w:rPr>
-                <w:b/>
-                <w:bCs/>
-                <w:color w:val="13262E"/>
-                <w:sz w:val="16"/>
-                <w:szCs w:val="16"/>
-              </w:rPr>
-              <w:t xml:space="preserve">핵심 성분</w:t>
-            </w:r>
-          </w:p>
-        </w:tc>
-        <w:tc>
-          <w:tcPr>
-            <w:tcW w:type="dxa" w:w="12700"/>
-            <w:tcMar>
-              <w:top w:type="dxa" w:w="50"/>
-              <w:left w:type="dxa" w:w="90"/>
-              <w:bottom w:type="dxa" w:w="50"/>
-              <w:right w:type="dxa" w:w="90"/>
-            </w:tcMar>
-          </w:tcPr>
-          <w:p>
-            <w:r>
-              <w:rPr>
-                <w:color w:val="333333"/>
-                <w:sz w:val="17"/>
-                <w:szCs w:val="17"/>
-              </w:rPr>
-              <w:t xml:space="preserve">Kojic acid 4%</w:t>
-            </w:r>
-          </w:p>
-        </w:tc>
-      </w:tr>
-      <w:tr>
-        <w:tc>
-          <w:tcPr>
-            <w:tcW w:type="dxa" w:w="2300"/>
-            <w:shd w:fill="F3F1EA" w:color="auto" w:val="clear"/>
-            <w:tcMar>
-              <w:top w:type="dxa" w:w="50"/>
-              <w:left w:type="dxa" w:w="90"/>
-              <w:bottom w:type="dxa" w:w="50"/>
-              <w:right w:type="dxa" w:w="90"/>
-            </w:tcMar>
-          </w:tcPr>
-          <w:p>
-            <w:r>
-              <w:rPr>
-                <w:b/>
-                <w:bCs/>
-                <w:color w:val="13262E"/>
-                <w:sz w:val="16"/>
-                <w:szCs w:val="16"/>
-              </w:rPr>
-              <w:t xml:space="preserve">효능 · 적응증</w:t>
-            </w:r>
-          </w:p>
-        </w:tc>
-        <w:tc>
-          <w:tcPr>
-            <w:tcW w:type="dxa" w:w="12700"/>
-            <w:tcMar>
-              <w:top w:type="dxa" w:w="50"/>
-              <w:left w:type="dxa" w:w="90"/>
-              <w:bottom w:type="dxa" w:w="50"/>
-              <w:right w:type="dxa" w:w="90"/>
-            </w:tcMar>
-          </w:tcPr>
-          <w:p>
-            <w:r>
-              <w:rPr>
-                <w:color w:val="333333"/>
-                <w:sz w:val="17"/>
-                <w:szCs w:val="17"/>
-              </w:rPr>
-              <w:t xml:space="preserve">미백 — 티로신/멜라닌 생성 억제</w:t>
-            </w:r>
-          </w:p>
-        </w:tc>
-      </w:tr>
-      <w:tr>
-        <w:tc>
-          <w:tcPr>
-            <w:tcW w:type="dxa" w:w="2300"/>
-            <w:shd w:fill="F3F1EA" w:color="auto" w:val="clear"/>
-            <w:tcMar>
-              <w:top w:type="dxa" w:w="50"/>
-              <w:left w:type="dxa" w:w="90"/>
-              <w:bottom w:type="dxa" w:w="50"/>
-              <w:right w:type="dxa" w:w="90"/>
-            </w:tcMar>
-          </w:tcPr>
-          <w:p>
-            <w:r>
-              <w:rPr>
-                <w:b/>
-                <w:bCs/>
-                <w:color w:val="13262E"/>
-                <w:sz w:val="16"/>
-                <w:szCs w:val="16"/>
-              </w:rPr>
-              <w:t xml:space="preserve">사용법</w:t>
-            </w:r>
-          </w:p>
-        </w:tc>
-        <w:tc>
-          <w:tcPr>
-            <w:tcW w:type="dxa" w:w="12700"/>
-            <w:tcMar>
-              <w:top w:type="dxa" w:w="50"/>
-              <w:left w:type="dxa" w:w="90"/>
-              <w:bottom w:type="dxa" w:w="50"/>
-              <w:right w:type="dxa" w:w="90"/>
-            </w:tcMar>
-          </w:tcPr>
-          <w:p>
-            <w:r>
-              <w:rPr>
-                <w:color w:val="333333"/>
-                <w:sz w:val="17"/>
-                <w:szCs w:val="17"/>
-              </w:rPr>
-              <w:t xml:space="preserve">도포</w:t>
-            </w:r>
-          </w:p>
-        </w:tc>
-      </w:tr>
-      <w:tr>
-        <w:tc>
-          <w:tcPr>
-            <w:tcW w:type="dxa" w:w="2300"/>
-            <w:shd w:fill="F3F1EA" w:color="auto" w:val="clear"/>
-            <w:tcMar>
-              <w:top w:type="dxa" w:w="50"/>
-              <w:left w:type="dxa" w:w="90"/>
-              <w:bottom w:type="dxa" w:w="50"/>
-              <w:right w:type="dxa" w:w="90"/>
-            </w:tcMar>
-          </w:tcPr>
-          <w:p>
-            <w:r>
-              <w:rPr>
-                <w:b/>
-                <w:bCs/>
-                <w:color w:val="13262E"/>
-                <w:sz w:val="16"/>
-                <w:szCs w:val="16"/>
-              </w:rPr>
-              <w:t xml:space="preserve">패키지 / 용량</w:t>
-            </w:r>
-          </w:p>
-        </w:tc>
-        <w:tc>
-          <w:tcPr>
-            <w:tcW w:type="dxa" w:w="12700"/>
-            <w:tcMar>
-              <w:top w:type="dxa" w:w="50"/>
-              <w:left w:type="dxa" w:w="90"/>
-              <w:bottom w:type="dxa" w:w="50"/>
-              <w:right w:type="dxa" w:w="90"/>
-            </w:tcMar>
-          </w:tcPr>
-          <w:p>
-            <w:r>
-              <w:rPr>
-                <w:color w:val="333333"/>
-                <w:sz w:val="17"/>
-                <w:szCs w:val="17"/>
-              </w:rPr>
-              <w:t xml:space="preserve">45g tube</w:t>
-            </w:r>
-          </w:p>
-        </w:tc>
-      </w:tr>
-      <w:tr>
-        <w:tc>
-          <w:tcPr>
-            <w:tcW w:type="dxa" w:w="2300"/>
-            <w:shd w:fill="F3F1EA" w:color="auto" w:val="clear"/>
-            <w:tcMar>
-              <w:top w:type="dxa" w:w="50"/>
-              <w:left w:type="dxa" w:w="90"/>
-              <w:bottom w:type="dxa" w:w="50"/>
-              <w:right w:type="dxa" w:w="90"/>
-            </w:tcMar>
-          </w:tcPr>
-          <w:p>
-            <w:r>
-              <w:rPr>
-                <w:b/>
-                <w:bCs/>
-                <w:color w:val="13262E"/>
-                <w:sz w:val="16"/>
-                <w:szCs w:val="16"/>
-              </w:rPr>
-              <w:t xml:space="preserve">소비자가 (USD)</w:t>
-            </w:r>
-          </w:p>
-        </w:tc>
-        <w:tc>
-          <w:tcPr>
-            <w:tcW w:type="dxa" w:w="12700"/>
-            <w:tcMar>
-              <w:top w:type="dxa" w:w="50"/>
-              <w:left w:type="dxa" w:w="90"/>
-              <w:bottom w:type="dxa" w:w="50"/>
-              <w:right w:type="dxa" w:w="90"/>
-            </w:tcMar>
-          </w:tcPr>
-          <w:p>
-            <w:r>
-              <w:rPr>
-                <w:color w:val="333333"/>
-                <w:sz w:val="17"/>
-                <w:szCs w:val="17"/>
-              </w:rPr>
-              <w:t xml:space="preserve">30  (100+: 30 / 1000+: 15)</w:t>
-            </w:r>
-          </w:p>
-        </w:tc>
-      </w:tr>
-      <w:tr>
-        <w:tc>
-          <w:tcPr>
-            <w:tcW w:type="dxa" w:w="2300"/>
-            <w:shd w:fill="F3F1EA" w:color="auto" w:val="clear"/>
-            <w:tcMar>
-              <w:top w:type="dxa" w:w="50"/>
-              <w:left w:type="dxa" w:w="90"/>
-              <w:bottom w:type="dxa" w:w="50"/>
-              <w:right w:type="dxa" w:w="90"/>
-            </w:tcMar>
-          </w:tcPr>
-          <w:p>
-            <w:r>
-              <w:rPr>
-                <w:b/>
-                <w:bCs/>
-                <w:color w:val="13262E"/>
-                <w:sz w:val="16"/>
-                <w:szCs w:val="16"/>
-              </w:rPr>
-              <w:t xml:space="preserve">인증</w:t>
-            </w:r>
-          </w:p>
-        </w:tc>
-        <w:tc>
-          <w:tcPr>
-            <w:tcW w:type="dxa" w:w="12700"/>
-            <w:tcMar>
-              <w:top w:type="dxa" w:w="50"/>
-              <w:left w:type="dxa" w:w="90"/>
-              <w:bottom w:type="dxa" w:w="50"/>
-              <w:right w:type="dxa" w:w="90"/>
-            </w:tcMar>
-          </w:tcPr>
-          <w:p>
-            <w:r>
-              <w:rPr>
-                <w:color w:val="333333"/>
-                <w:sz w:val="17"/>
-                <w:szCs w:val="17"/>
-              </w:rPr>
-              <w:t xml:space="preserve">—</w:t>
-            </w:r>
-          </w:p>
-        </w:tc>
-      </w:tr>
-      <w:tr>
-        <w:tc>
-          <w:tcPr>
-            <w:tcW w:type="dxa" w:w="2300"/>
-            <w:shd w:fill="F3F1EA" w:color="auto" w:val="clear"/>
-            <w:tcMar>
-              <w:top w:type="dxa" w:w="50"/>
-              <w:left w:type="dxa" w:w="90"/>
-              <w:bottom w:type="dxa" w:w="50"/>
-              <w:right w:type="dxa" w:w="90"/>
-            </w:tcMar>
-          </w:tcPr>
-          <w:p>
-            <w:r>
-              <w:rPr>
-                <w:b/>
-                <w:bCs/>
-                <w:color w:val="13262E"/>
-                <w:sz w:val="16"/>
-                <w:szCs w:val="16"/>
-              </w:rPr>
-              <w:t xml:space="preserve">주의 · 비고</w:t>
-            </w:r>
-          </w:p>
-        </w:tc>
-        <w:tc>
-          <w:tcPr>
-            <w:tcW w:type="dxa" w:w="12700"/>
-            <w:tcMar>
-              <w:top w:type="dxa" w:w="50"/>
-              <w:left w:type="dxa" w:w="90"/>
-              <w:bottom w:type="dxa" w:w="50"/>
-              <w:right w:type="dxa" w:w="90"/>
-            </w:tcMar>
-          </w:tcPr>
-          <w:p>
-            <w:r>
-              <w:rPr>
-                <w:color w:val="333333"/>
-                <w:sz w:val="17"/>
-                <w:szCs w:val="17"/>
-              </w:rPr>
-              <w:t xml:space="preserve">⚠ Kojic 4% — EU 화장품 한도 초과, 非EU 시장만</w:t>
-            </w:r>
-          </w:p>
-        </w:tc>
-      </w:tr>
-    </w:tbl>
-    <w:p>
-      <w:pPr>
-        <w:spacing w:after="60" w:before="220"/>
-      </w:pPr>
-      <w:r>
-        <w:rPr>
-          <w:b/>
-          <w:bCs/>
-          <w:color w:val="13262E"/>
-          <w:sz w:val="22"/>
-          <w:szCs w:val="22"/>
-        </w:rPr>
-        <w:t xml:space="preserve">GANA BB</w:t>
-      </w:r>
-      <w:r>
-        <w:rPr>
-          <w:color w:val="A8905A"/>
-          <w:sz w:val="16"/>
-          <w:szCs w:val="16"/>
-        </w:rPr>
-        <w:t xml:space="preserve">   ·  Topical</w:t>
-      </w:r>
-    </w:p>
-    <w:tbl>
-      <w:tblPr>
-        <w:tblW w:type="dxa" w:w="15000"/>
-        <w:tblBorders>
-          <w:top w:val="single" w:color="DDDDDD" w:sz="2"/>
-          <w:left w:val="single" w:color="DDDDDD" w:sz="2"/>
-          <w:bottom w:val="single" w:color="DDDDDD" w:sz="2"/>
-          <w:right w:val="single" w:color="DDDDDD" w:sz="2"/>
-          <w:insideH w:val="single" w:color="E5E5E5" w:sz="2"/>
-          <w:insideV w:val="single" w:color="EEEEEE" w:sz="2"/>
-        </w:tblBorders>
-      </w:tblPr>
-      <w:tblGrid>
-        <w:gridCol w:w="2300"/>
-        <w:gridCol w:w="12700"/>
-      </w:tblGrid>
-      <w:tr>
-        <w:tc>
-          <w:tcPr>
-            <w:tcW w:type="dxa" w:w="2300"/>
-            <w:shd w:fill="F3F1EA" w:color="auto" w:val="clear"/>
-            <w:tcMar>
-              <w:top w:type="dxa" w:w="50"/>
-              <w:left w:type="dxa" w:w="90"/>
-              <w:bottom w:type="dxa" w:w="50"/>
-              <w:right w:type="dxa" w:w="90"/>
-            </w:tcMar>
-          </w:tcPr>
-          <w:p>
-            <w:r>
-              <w:rPr>
-                <w:b/>
-                <w:bCs/>
-                <w:color w:val="13262E"/>
-                <w:sz w:val="16"/>
-                <w:szCs w:val="16"/>
-              </w:rPr>
-              <w:t xml:space="preserve">핵심 성분</w:t>
-            </w:r>
-          </w:p>
-        </w:tc>
-        <w:tc>
-          <w:tcPr>
-            <w:tcW w:type="dxa" w:w="12700"/>
-            <w:tcMar>
-              <w:top w:type="dxa" w:w="50"/>
-              <w:left w:type="dxa" w:w="90"/>
-              <w:bottom w:type="dxa" w:w="50"/>
-              <w:right w:type="dxa" w:w="90"/>
-            </w:tcMar>
-          </w:tcPr>
-          <w:p>
-            <w:r>
-              <w:rPr>
-                <w:color w:val="333333"/>
-                <w:sz w:val="17"/>
-                <w:szCs w:val="17"/>
-              </w:rPr>
-              <w:t xml:space="preserve">PDRN · SPF 35 (유럽 피부톤 맞춤 색/향)</w:t>
-            </w:r>
-          </w:p>
-        </w:tc>
-      </w:tr>
-      <w:tr>
-        <w:tc>
-          <w:tcPr>
-            <w:tcW w:type="dxa" w:w="2300"/>
-            <w:shd w:fill="F3F1EA" w:color="auto" w:val="clear"/>
-            <w:tcMar>
-              <w:top w:type="dxa" w:w="50"/>
-              <w:left w:type="dxa" w:w="90"/>
-              <w:bottom w:type="dxa" w:w="50"/>
-              <w:right w:type="dxa" w:w="90"/>
-            </w:tcMar>
-          </w:tcPr>
-          <w:p>
-            <w:r>
-              <w:rPr>
-                <w:b/>
-                <w:bCs/>
-                <w:color w:val="13262E"/>
-                <w:sz w:val="16"/>
-                <w:szCs w:val="16"/>
-              </w:rPr>
-              <w:t xml:space="preserve">효능 · 적응증</w:t>
-            </w:r>
-          </w:p>
-        </w:tc>
-        <w:tc>
-          <w:tcPr>
-            <w:tcW w:type="dxa" w:w="12700"/>
-            <w:tcMar>
-              <w:top w:type="dxa" w:w="50"/>
-              <w:left w:type="dxa" w:w="90"/>
-              <w:bottom w:type="dxa" w:w="50"/>
-              <w:right w:type="dxa" w:w="90"/>
-            </w:tcMar>
-          </w:tcPr>
-          <w:p>
-            <w:r>
-              <w:rPr>
-                <w:color w:val="333333"/>
-                <w:sz w:val="17"/>
-                <w:szCs w:val="17"/>
-              </w:rPr>
-              <w:t xml:space="preserve">시술 후 BB크림 — 커버 + 자외선 차단 + 피부 재생 (post-laser all-in-one: 모이스처+프라이머+SPF+파운데이션+컨실러)</w:t>
-            </w:r>
-          </w:p>
-        </w:tc>
-      </w:tr>
-      <w:tr>
-        <w:tc>
-          <w:tcPr>
-            <w:tcW w:type="dxa" w:w="2300"/>
-            <w:shd w:fill="F3F1EA" w:color="auto" w:val="clear"/>
-            <w:tcMar>
-              <w:top w:type="dxa" w:w="50"/>
-              <w:left w:type="dxa" w:w="90"/>
-              <w:bottom w:type="dxa" w:w="50"/>
-              <w:right w:type="dxa" w:w="90"/>
-            </w:tcMar>
-          </w:tcPr>
-          <w:p>
-            <w:r>
-              <w:rPr>
-                <w:b/>
-                <w:bCs/>
-                <w:color w:val="13262E"/>
-                <w:sz w:val="16"/>
-                <w:szCs w:val="16"/>
-              </w:rPr>
-              <w:t xml:space="preserve">사용법</w:t>
-            </w:r>
-          </w:p>
-        </w:tc>
-        <w:tc>
-          <w:tcPr>
-            <w:tcW w:type="dxa" w:w="12700"/>
-            <w:tcMar>
-              <w:top w:type="dxa" w:w="50"/>
-              <w:left w:type="dxa" w:w="90"/>
-              <w:bottom w:type="dxa" w:w="50"/>
-              <w:right w:type="dxa" w:w="90"/>
-            </w:tcMar>
-          </w:tcPr>
-          <w:p>
-            <w:r>
-              <w:rPr>
-                <w:color w:val="333333"/>
-                <w:sz w:val="17"/>
-                <w:szCs w:val="17"/>
-              </w:rPr>
-              <w:t xml:space="preserve">도포</w:t>
-            </w:r>
-          </w:p>
-        </w:tc>
-      </w:tr>
-      <w:tr>
-        <w:tc>
-          <w:tcPr>
-            <w:tcW w:type="dxa" w:w="2300"/>
-            <w:shd w:fill="F3F1EA" w:color="auto" w:val="clear"/>
-            <w:tcMar>
-              <w:top w:type="dxa" w:w="50"/>
-              <w:left w:type="dxa" w:w="90"/>
-              <w:bottom w:type="dxa" w:w="50"/>
-              <w:right w:type="dxa" w:w="90"/>
-            </w:tcMar>
-          </w:tcPr>
-          <w:p>
-            <w:r>
-              <w:rPr>
-                <w:b/>
-                <w:bCs/>
-                <w:color w:val="13262E"/>
-                <w:sz w:val="16"/>
-                <w:szCs w:val="16"/>
-              </w:rPr>
-              <w:t xml:space="preserve">패키지 / 용량</w:t>
-            </w:r>
-          </w:p>
-        </w:tc>
-        <w:tc>
-          <w:tcPr>
-            <w:tcW w:type="dxa" w:w="12700"/>
-            <w:tcMar>
-              <w:top w:type="dxa" w:w="50"/>
-              <w:left w:type="dxa" w:w="90"/>
-              <w:bottom w:type="dxa" w:w="50"/>
-              <w:right w:type="dxa" w:w="90"/>
-            </w:tcMar>
-          </w:tcPr>
-          <w:p>
-            <w:r>
-              <w:rPr>
-                <w:color w:val="333333"/>
-                <w:sz w:val="17"/>
-                <w:szCs w:val="17"/>
-              </w:rPr>
-              <w:t xml:space="preserve">45g tube</w:t>
-            </w:r>
-          </w:p>
-        </w:tc>
-      </w:tr>
-      <w:tr>
-        <w:tc>
-          <w:tcPr>
-            <w:tcW w:type="dxa" w:w="2300"/>
-            <w:shd w:fill="F3F1EA" w:color="auto" w:val="clear"/>
-            <w:tcMar>
-              <w:top w:type="dxa" w:w="50"/>
-              <w:left w:type="dxa" w:w="90"/>
-              <w:bottom w:type="dxa" w:w="50"/>
-              <w:right w:type="dxa" w:w="90"/>
-            </w:tcMar>
-          </w:tcPr>
-          <w:p>
-            <w:r>
-              <w:rPr>
-                <w:b/>
-                <w:bCs/>
-                <w:color w:val="13262E"/>
-                <w:sz w:val="16"/>
-                <w:szCs w:val="16"/>
-              </w:rPr>
-              <w:t xml:space="preserve">소비자가 (USD)</w:t>
-            </w:r>
-          </w:p>
-        </w:tc>
-        <w:tc>
-          <w:tcPr>
-            <w:tcW w:type="dxa" w:w="12700"/>
-            <w:tcMar>
-              <w:top w:type="dxa" w:w="50"/>
-              <w:left w:type="dxa" w:w="90"/>
-              <w:bottom w:type="dxa" w:w="50"/>
-              <w:right w:type="dxa" w:w="90"/>
-            </w:tcMar>
-          </w:tcPr>
-          <w:p>
-            <w:r>
-              <w:rPr>
-                <w:color w:val="333333"/>
-                <w:sz w:val="17"/>
-                <w:szCs w:val="17"/>
-              </w:rPr>
-              <w:t xml:space="preserve">30  (100+: 30 / 1000+: 15)</w:t>
-            </w:r>
-          </w:p>
-        </w:tc>
-      </w:tr>
-      <w:tr>
-        <w:tc>
-          <w:tcPr>
-            <w:tcW w:type="dxa" w:w="2300"/>
-            <w:shd w:fill="F3F1EA" w:color="auto" w:val="clear"/>
-            <w:tcMar>
-              <w:top w:type="dxa" w:w="50"/>
-              <w:left w:type="dxa" w:w="90"/>
-              <w:bottom w:type="dxa" w:w="50"/>
-              <w:right w:type="dxa" w:w="90"/>
-            </w:tcMar>
-          </w:tcPr>
-          <w:p>
-            <w:r>
-              <w:rPr>
-                <w:b/>
-                <w:bCs/>
-                <w:color w:val="13262E"/>
-                <w:sz w:val="16"/>
-                <w:szCs w:val="16"/>
-              </w:rPr>
-              <w:t xml:space="preserve">인증</w:t>
-            </w:r>
-          </w:p>
-        </w:tc>
-        <w:tc>
-          <w:tcPr>
-            <w:tcW w:type="dxa" w:w="12700"/>
-            <w:tcMar>
-              <w:top w:type="dxa" w:w="50"/>
-              <w:left w:type="dxa" w:w="90"/>
-              <w:bottom w:type="dxa" w:w="50"/>
-              <w:right w:type="dxa" w:w="90"/>
-            </w:tcMar>
-          </w:tcPr>
-          <w:p>
-            <w:r>
-              <w:rPr>
-                <w:color w:val="333333"/>
-                <w:sz w:val="17"/>
-                <w:szCs w:val="17"/>
-              </w:rPr>
-              <w:t xml:space="preserve">—</w:t>
-            </w:r>
-          </w:p>
-        </w:tc>
-      </w:tr>
-      <w:tr>
-        <w:tc>
-          <w:tcPr>
-            <w:tcW w:type="dxa" w:w="2300"/>
-            <w:shd w:fill="F3F1EA" w:color="auto" w:val="clear"/>
-            <w:tcMar>
-              <w:top w:type="dxa" w:w="50"/>
-              <w:left w:type="dxa" w:w="90"/>
-              <w:bottom w:type="dxa" w:w="50"/>
-              <w:right w:type="dxa" w:w="90"/>
-            </w:tcMar>
-          </w:tcPr>
-          <w:p>
-            <w:r>
-              <w:rPr>
-                <w:b/>
-                <w:bCs/>
-                <w:color w:val="13262E"/>
-                <w:sz w:val="16"/>
-                <w:szCs w:val="16"/>
-              </w:rPr>
-              <w:t xml:space="preserve">주의 · 비고</w:t>
-            </w:r>
-          </w:p>
-        </w:tc>
-        <w:tc>
-          <w:tcPr>
-            <w:tcW w:type="dxa" w:w="12700"/>
-            <w:tcMar>
-              <w:top w:type="dxa" w:w="50"/>
-              <w:left w:type="dxa" w:w="90"/>
-              <w:bottom w:type="dxa" w:w="50"/>
-              <w:right w:type="dxa" w:w="90"/>
-            </w:tcMar>
-          </w:tcPr>
-          <w:p>
-            <w:r>
-              <w:rPr>
-                <w:color w:val="333333"/>
-                <w:sz w:val="17"/>
-                <w:szCs w:val="17"/>
-              </w:rPr>
-              <w:t xml:space="preserve">유럽인 피부톤 커스텀</w:t>
-            </w:r>
-          </w:p>
-        </w:tc>
-      </w:tr>
-    </w:tbl>
-    <w:p>
-      <w:pPr>
-        <w:pStyle w:val="Heading2"/>
-        <w:pBdr>
-          <w:bottom w:val="single" w:color="A8905A" w:sz="6"/>
-        </w:pBdr>
-        <w:spacing w:after="120" w:before="380"/>
-      </w:pPr>
-      <w:r>
-        <w:rPr>
-          <w:b/>
-          <w:bCs/>
-          <w:color w:val="13262E"/>
-          <w:sz w:val="26"/>
-          <w:szCs w:val="26"/>
-        </w:rPr>
-        <w:t xml:space="preserve">5. Intimate Care (인티메이트)</w:t>
+        <w:t xml:space="preserve">4. Intimate Care (인티메이트)</w:t>
       </w:r>
     </w:p>
     <w:p>
@@ -6526,7 +4677,7 @@
                 <w:sz w:val="17"/>
                 <w:szCs w:val="17"/>
               </w:rPr>
-              <w:t xml:space="preserve">인티메이트(외음부) 미백 + pH 케어 + 건조 완화 + 윤활. 갱년기 여성에 특히 효과</w:t>
+              <w:t xml:space="preserve">인티메이트(외음부) 미백 + pH 케어 + 건조 완화 + 윤활. 갱년기 여성 효과</w:t>
             </w:r>
           </w:p>
         </w:tc>
@@ -6740,28 +4891,28 @@
                 <w:sz w:val="16"/>
                 <w:szCs w:val="16"/>
               </w:rPr>
-              <w:t xml:space="preserve">주의 · 비고</w:t>
-            </w:r>
-          </w:p>
-        </w:tc>
-        <w:tc>
-          <w:tcPr>
-            <w:tcW w:type="dxa" w:w="12700"/>
-            <w:tcMar>
-              <w:top w:type="dxa" w:w="50"/>
-              <w:left w:type="dxa" w:w="90"/>
-              <w:bottom w:type="dxa" w:w="50"/>
-              <w:right w:type="dxa" w:w="90"/>
-            </w:tcMar>
-          </w:tcPr>
-          <w:p>
-            <w:r>
-              <w:rPr>
-                <w:color w:val="333333"/>
-                <w:sz w:val="17"/>
-                <w:szCs w:val="17"/>
-              </w:rPr>
-              <w:t xml:space="preserve">⚠ 영문 'Vaginal whitening' 표현 금지 → 'Intimate brightening &amp; pH care'</w:t>
+              <w:t xml:space="preserve">주의·비고</w:t>
+            </w:r>
+          </w:p>
+        </w:tc>
+        <w:tc>
+          <w:tcPr>
+            <w:tcW w:type="dxa" w:w="12700"/>
+            <w:tcMar>
+              <w:top w:type="dxa" w:w="50"/>
+              <w:left w:type="dxa" w:w="90"/>
+              <w:bottom w:type="dxa" w:w="50"/>
+              <w:right w:type="dxa" w:w="90"/>
+            </w:tcMar>
+          </w:tcPr>
+          <w:p>
+            <w:r>
+              <w:rPr>
+                <w:color w:val="333333"/>
+                <w:sz w:val="17"/>
+                <w:szCs w:val="17"/>
+              </w:rPr>
+              <w:t xml:space="preserve">⚠ 'Vaginal whitening' 표현 금지 → 'Intimate brightening &amp; pH care'</w:t>
             </w:r>
           </w:p>
         </w:tc>
@@ -6783,7 +4934,7 @@
           <w:sz w:val="26"/>
           <w:szCs w:val="26"/>
         </w:rPr>
-        <w:t xml:space="preserve">6. 확인 필요 — 본사 판매여부 결정 (3종)</w:t>
+        <w:t xml:space="preserve">5. Clinic Care (클리닉케어 — LIFT·PDO·PATCH 제외)</w:t>
       </w:r>
     </w:p>
     <w:p>
@@ -6798,7 +4949,7 @@
           <w:sz w:val="22"/>
           <w:szCs w:val="22"/>
         </w:rPr>
-        <w:t xml:space="preserve">GANA DM</w:t>
+        <w:t xml:space="preserve">GANA Booster</w:t>
       </w:r>
       <w:r>
         <w:rPr>
@@ -6806,7 +4957,7 @@
           <w:sz w:val="16"/>
           <w:szCs w:val="16"/>
         </w:rPr>
-        <w:t xml:space="preserve">   ·  Skin Booster(추정)</w:t>
+        <w:t xml:space="preserve">   ·  Clinic Care (Biorevitalization)</w:t>
       </w:r>
     </w:p>
     <w:tbl>
@@ -6867,7 +5018,7 @@
                 <w:sz w:val="17"/>
                 <w:szCs w:val="17"/>
               </w:rPr>
-              <w:t xml:space="preserve">동결건조 PLLA 분말 50mg/5ml + Cross-linked HA 5ml (2제 믹스 세트)</w:t>
+              <w:t xml:space="preserve">Cross-linked HA 젤 (필러와 동일 가교HA) + Lidocaine(통증 완화)</w:t>
             </w:r>
           </w:p>
         </w:tc>
@@ -6914,7 +5065,7 @@
                 <w:sz w:val="17"/>
                 <w:szCs w:val="17"/>
               </w:rPr>
-              <w:t xml:space="preserve">콜라겐 자극(6주~, 5년+ 지속) — 여드름 흉터·튼살·넥/핸드 주름·볼륨·리프팅. ※ 필러 아닌 PLLA 메조</w:t>
+              <w:t xml:space="preserve">바이오리바이탈라이제이션(물광/재생) — 가교HA로 진피 수분·볼륨</w:t>
             </w:r>
           </w:p>
         </w:tc>
@@ -6961,7 +5112,7 @@
                 <w:sz w:val="17"/>
                 <w:szCs w:val="17"/>
               </w:rPr>
-              <w:t xml:space="preserve">PLLA + HA 보텍스 믹서로 혼합, 1개월 간격 2-3세션</w:t>
+              <w:t xml:space="preserve">메조건 사용</w:t>
             </w:r>
           </w:p>
         </w:tc>
@@ -7008,7 +5159,7 @@
                 <w:sz w:val="17"/>
                 <w:szCs w:val="17"/>
               </w:rPr>
-              <w:t xml:space="preserve">PLLA 50mg×1 + 가교HA 5ml×1 set</w:t>
+              <w:t xml:space="preserve">2.5ml 시린지</w:t>
             </w:r>
           </w:p>
         </w:tc>
@@ -7055,7 +5206,7 @@
                 <w:sz w:val="17"/>
                 <w:szCs w:val="17"/>
               </w:rPr>
-              <w:t xml:space="preserve">60  (100+: 40 / 1000+: 20)</w:t>
+              <w:t xml:space="preserve">20  (100+: 15 / 1000+: 10)</w:t>
             </w:r>
           </w:p>
         </w:tc>
@@ -7102,54 +5253,54 @@
                 <w:sz w:val="17"/>
                 <w:szCs w:val="17"/>
               </w:rPr>
-              <w:t xml:space="preserve">CPNP 2829927</w:t>
-            </w:r>
-          </w:p>
-        </w:tc>
-      </w:tr>
-      <w:tr>
-        <w:tc>
-          <w:tcPr>
-            <w:tcW w:type="dxa" w:w="2300"/>
-            <w:shd w:fill="F3F1EA" w:color="auto" w:val="clear"/>
-            <w:tcMar>
-              <w:top w:type="dxa" w:w="50"/>
-              <w:left w:type="dxa" w:w="90"/>
-              <w:bottom w:type="dxa" w:w="50"/>
-              <w:right w:type="dxa" w:w="90"/>
-            </w:tcMar>
-          </w:tcPr>
-          <w:p>
-            <w:r>
-              <w:rPr>
-                <w:b/>
-                <w:bCs/>
-                <w:color w:val="13262E"/>
-                <w:sz w:val="16"/>
-                <w:szCs w:val="16"/>
-              </w:rPr>
-              <w:t xml:space="preserve">주의 · 비고</w:t>
-            </w:r>
-          </w:p>
-        </w:tc>
-        <w:tc>
-          <w:tcPr>
-            <w:tcW w:type="dxa" w:w="12700"/>
-            <w:tcMar>
-              <w:top w:type="dxa" w:w="50"/>
-              <w:left w:type="dxa" w:w="90"/>
-              <w:bottom w:type="dxa" w:w="50"/>
-              <w:right w:type="dxa" w:w="90"/>
-            </w:tcMar>
-          </w:tcPr>
-          <w:p>
-            <w:r>
-              <w:rPr>
-                <w:color w:val="333333"/>
-                <w:sz w:val="17"/>
-                <w:szCs w:val="17"/>
-              </w:rPr>
-              <w:t xml:space="preserve">→ 판매가능 권고 (Skin Booster 분류)</w:t>
+              <w:t xml:space="preserve">—</w:t>
+            </w:r>
+          </w:p>
+        </w:tc>
+      </w:tr>
+      <w:tr>
+        <w:tc>
+          <w:tcPr>
+            <w:tcW w:type="dxa" w:w="2300"/>
+            <w:shd w:fill="F3F1EA" w:color="auto" w:val="clear"/>
+            <w:tcMar>
+              <w:top w:type="dxa" w:w="50"/>
+              <w:left w:type="dxa" w:w="90"/>
+              <w:bottom w:type="dxa" w:w="50"/>
+              <w:right w:type="dxa" w:w="90"/>
+            </w:tcMar>
+          </w:tcPr>
+          <w:p>
+            <w:r>
+              <w:rPr>
+                <w:b/>
+                <w:bCs/>
+                <w:color w:val="13262E"/>
+                <w:sz w:val="16"/>
+                <w:szCs w:val="16"/>
+              </w:rPr>
+              <w:t xml:space="preserve">주의·비고</w:t>
+            </w:r>
+          </w:p>
+        </w:tc>
+        <w:tc>
+          <w:tcPr>
+            <w:tcW w:type="dxa" w:w="12700"/>
+            <w:tcMar>
+              <w:top w:type="dxa" w:w="50"/>
+              <w:left w:type="dxa" w:w="90"/>
+              <w:bottom w:type="dxa" w:w="50"/>
+              <w:right w:type="dxa" w:w="90"/>
+            </w:tcMar>
+          </w:tcPr>
+          <w:p>
+            <w:r>
+              <w:rPr>
+                <w:color w:val="333333"/>
+                <w:sz w:val="17"/>
+                <w:szCs w:val="17"/>
+              </w:rPr>
+              <w:t xml:space="preserve">—</w:t>
             </w:r>
           </w:p>
         </w:tc>
@@ -7167,7 +5318,7 @@
           <w:sz w:val="22"/>
           <w:szCs w:val="22"/>
         </w:rPr>
-        <w:t xml:space="preserve">GANA V LINE</w:t>
+        <w:t xml:space="preserve">GANA Booster V</w:t>
       </w:r>
       <w:r>
         <w:rPr>
@@ -7175,7 +5326,7 @@
           <w:sz w:val="16"/>
           <w:szCs w:val="16"/>
         </w:rPr>
-        <w:t xml:space="preserve">   ·  지방분해</w:t>
+        <w:t xml:space="preserve">   ·  Clinic Care</w:t>
       </w:r>
     </w:p>
     <w:tbl>
@@ -7236,7 +5387,7 @@
                 <w:sz w:val="17"/>
                 <w:szCs w:val="17"/>
               </w:rPr>
-              <w:t xml:space="preserve">Phosphatidylcholine(PPC) · Deoxycholic acid(DA) · Acetyl hexapeptide-8 · Glutathione · Benzyl alcohol</w:t>
+              <w:t xml:space="preserve">Cross-linked HA 10mg/cc · Glutathione 1mg/cc</w:t>
             </w:r>
           </w:p>
         </w:tc>
@@ -7283,7 +5434,7 @@
                 <w:sz w:val="17"/>
                 <w:szCs w:val="17"/>
               </w:rPr>
-              <w:t xml:space="preserve">안면 윤곽(지방분해) + 주름·리프팅(AH8) + 미백(Glutathione)</w:t>
+              <w:t xml:space="preserve">바이오리바이탈라이제이션 (바이알형)</w:t>
             </w:r>
           </w:p>
         </w:tc>
@@ -7330,7 +5481,7 @@
                 <w:sz w:val="17"/>
                 <w:szCs w:val="17"/>
               </w:rPr>
-              <w:t xml:space="preserve">메조</w:t>
+              <w:t xml:space="preserve">메조/더마롤러</w:t>
             </w:r>
           </w:p>
         </w:tc>
@@ -7377,7 +5528,7 @@
                 <w:sz w:val="17"/>
                 <w:szCs w:val="17"/>
               </w:rPr>
-              <w:t xml:space="preserve">5ml × 10vials  (단가표 표기 2ml×5)</w:t>
+              <w:t xml:space="preserve">3/5ml vial × 2ea</w:t>
             </w:r>
           </w:p>
         </w:tc>
@@ -7424,7 +5575,7 @@
                 <w:sz w:val="17"/>
                 <w:szCs w:val="17"/>
               </w:rPr>
-              <w:t xml:space="preserve">90  (100+: 60 / 1000+: 30)</w:t>
+              <w:t xml:space="preserve">20  (100+: 15 / 1000+: 10)</w:t>
             </w:r>
           </w:p>
         </w:tc>
@@ -7497,28 +5648,28 @@
                 <w:sz w:val="16"/>
                 <w:szCs w:val="16"/>
               </w:rPr>
-              <w:t xml:space="preserve">주의 · 비고</w:t>
-            </w:r>
-          </w:p>
-        </w:tc>
-        <w:tc>
-          <w:tcPr>
-            <w:tcW w:type="dxa" w:w="12700"/>
-            <w:tcMar>
-              <w:top w:type="dxa" w:w="50"/>
-              <w:left w:type="dxa" w:w="90"/>
-              <w:bottom w:type="dxa" w:w="50"/>
-              <w:right w:type="dxa" w:w="90"/>
-            </w:tcMar>
-          </w:tcPr>
-          <w:p>
-            <w:r>
-              <w:rPr>
-                <w:color w:val="333333"/>
-                <w:sz w:val="17"/>
-                <w:szCs w:val="17"/>
-              </w:rPr>
-              <w:t xml:space="preserve">→ 제외 권고 (지방분해 = 클리닉케어 계열, GANA DA와 동일)</w:t>
+              <w:t xml:space="preserve">주의·비고</w:t>
+            </w:r>
+          </w:p>
+        </w:tc>
+        <w:tc>
+          <w:tcPr>
+            <w:tcW w:type="dxa" w:w="12700"/>
+            <w:tcMar>
+              <w:top w:type="dxa" w:w="50"/>
+              <w:left w:type="dxa" w:w="90"/>
+              <w:bottom w:type="dxa" w:w="50"/>
+              <w:right w:type="dxa" w:w="90"/>
+            </w:tcMar>
+          </w:tcPr>
+          <w:p>
+            <w:r>
+              <w:rPr>
+                <w:color w:val="333333"/>
+                <w:sz w:val="17"/>
+                <w:szCs w:val="17"/>
+              </w:rPr>
+              <w:t xml:space="preserve">—</w:t>
             </w:r>
           </w:p>
         </w:tc>
@@ -7536,7 +5687,7 @@
           <w:sz w:val="22"/>
           <w:szCs w:val="22"/>
         </w:rPr>
-        <w:t xml:space="preserve">GANA BODY</w:t>
+        <w:t xml:space="preserve">GANA HA V</w:t>
       </w:r>
       <w:r>
         <w:rPr>
@@ -7544,7 +5695,7 @@
           <w:sz w:val="16"/>
           <w:szCs w:val="16"/>
         </w:rPr>
-        <w:t xml:space="preserve">   ·  필러(추정)</w:t>
+        <w:t xml:space="preserve">   ·  Clinic Care</w:t>
       </w:r>
     </w:p>
     <w:tbl>
@@ -7605,7 +5756,7 @@
                 <w:sz w:val="17"/>
                 <w:szCs w:val="17"/>
               </w:rPr>
-              <w:t xml:space="preserve">(단가표에만 존재 — 웹카탈로그 'GANA HA body' HA 필러와 동일 추정)</w:t>
+              <w:t xml:space="preserve">Cross-linked HA 22mg/cc</w:t>
             </w:r>
           </w:p>
         </w:tc>
@@ -7652,7 +5803,54 @@
                 <w:sz w:val="17"/>
                 <w:szCs w:val="17"/>
               </w:rPr>
-              <w:t xml:space="preserve">바디용 HA 필러 추정</w:t>
+              <w:t xml:space="preserve">고농도 가교HA 보습·볼륨 (GANA HA B타입 바이알형)</w:t>
+            </w:r>
+          </w:p>
+        </w:tc>
+      </w:tr>
+      <w:tr>
+        <w:tc>
+          <w:tcPr>
+            <w:tcW w:type="dxa" w:w="2300"/>
+            <w:shd w:fill="F3F1EA" w:color="auto" w:val="clear"/>
+            <w:tcMar>
+              <w:top w:type="dxa" w:w="50"/>
+              <w:left w:type="dxa" w:w="90"/>
+              <w:bottom w:type="dxa" w:w="50"/>
+              <w:right w:type="dxa" w:w="90"/>
+            </w:tcMar>
+          </w:tcPr>
+          <w:p>
+            <w:r>
+              <w:rPr>
+                <w:b/>
+                <w:bCs/>
+                <w:color w:val="13262E"/>
+                <w:sz w:val="16"/>
+                <w:szCs w:val="16"/>
+              </w:rPr>
+              <w:t xml:space="preserve">사용법</w:t>
+            </w:r>
+          </w:p>
+        </w:tc>
+        <w:tc>
+          <w:tcPr>
+            <w:tcW w:type="dxa" w:w="12700"/>
+            <w:tcMar>
+              <w:top w:type="dxa" w:w="50"/>
+              <w:left w:type="dxa" w:w="90"/>
+              <w:bottom w:type="dxa" w:w="50"/>
+              <w:right w:type="dxa" w:w="90"/>
+            </w:tcMar>
+          </w:tcPr>
+          <w:p>
+            <w:r>
+              <w:rPr>
+                <w:color w:val="333333"/>
+                <w:sz w:val="17"/>
+                <w:szCs w:val="17"/>
+              </w:rPr>
+              <w:t xml:space="preserve">메조</w:t>
             </w:r>
           </w:p>
         </w:tc>
@@ -7699,7 +5897,7 @@
                 <w:sz w:val="17"/>
                 <w:szCs w:val="17"/>
               </w:rPr>
-              <w:t xml:space="preserve">50ml</w:t>
+              <w:t xml:space="preserve">3/5ml vial × 2ea</w:t>
             </w:r>
           </w:p>
         </w:tc>
@@ -7746,7 +5944,7 @@
                 <w:sz w:val="17"/>
                 <w:szCs w:val="17"/>
               </w:rPr>
-              <w:t xml:space="preserve">200  (100+: 150 / 1000+: 100)</w:t>
+              <w:t xml:space="preserve">60  (100+: 40 / 1000+: 20)</w:t>
             </w:r>
           </w:p>
         </w:tc>
@@ -7819,52 +6017,33 @@
                 <w:sz w:val="16"/>
                 <w:szCs w:val="16"/>
               </w:rPr>
-              <w:t xml:space="preserve">주의 · 비고</w:t>
-            </w:r>
-          </w:p>
-        </w:tc>
-        <w:tc>
-          <w:tcPr>
-            <w:tcW w:type="dxa" w:w="12700"/>
-            <w:tcMar>
-              <w:top w:type="dxa" w:w="50"/>
-              <w:left w:type="dxa" w:w="90"/>
-              <w:bottom w:type="dxa" w:w="50"/>
-              <w:right w:type="dxa" w:w="90"/>
-            </w:tcMar>
-          </w:tcPr>
-          <w:p>
-            <w:r>
-              <w:rPr>
-                <w:color w:val="333333"/>
-                <w:sz w:val="17"/>
-                <w:szCs w:val="17"/>
-              </w:rPr>
-              <w:t xml:space="preserve">→ 제외 추정 (필러). 본사 확인 필요</w:t>
+              <w:t xml:space="preserve">주의·비고</w:t>
+            </w:r>
+          </w:p>
+        </w:tc>
+        <w:tc>
+          <w:tcPr>
+            <w:tcW w:type="dxa" w:w="12700"/>
+            <w:tcMar>
+              <w:top w:type="dxa" w:w="50"/>
+              <w:left w:type="dxa" w:w="90"/>
+              <w:bottom w:type="dxa" w:w="50"/>
+              <w:right w:type="dxa" w:w="90"/>
+            </w:tcMar>
+          </w:tcPr>
+          <w:p>
+            <w:r>
+              <w:rPr>
+                <w:color w:val="333333"/>
+                <w:sz w:val="17"/>
+                <w:szCs w:val="17"/>
+              </w:rPr>
+              <w:t xml:space="preserve">—</w:t>
             </w:r>
           </w:p>
         </w:tc>
       </w:tr>
     </w:tbl>
-    <w:p>
-      <w:pPr>
-        <w:pStyle w:val="Heading2"/>
-        <w:pBdr>
-          <w:bottom w:val="single" w:color="A8905A" w:sz="6"/>
-        </w:pBdr>
-        <w:spacing w:after="120" w:before="380"/>
-      </w:pPr>
-      <w:r>
-        <w:rPr>
-          <w:b/>
-          <w:bCs/>
-          <w:color w:val="13262E"/>
-          <w:sz w:val="26"/>
-          <w:szCs w:val="26"/>
-        </w:rPr>
-        <w:t xml:space="preserve">7. 카탈로그 only — 2026 단가표 누락 (판매여부 결정)</w:t>
-      </w:r>
-    </w:p>
     <w:p>
       <w:pPr>
         <w:spacing w:after="60" w:before="220"/>
@@ -7877,7 +6056,7 @@
           <w:sz w:val="22"/>
           <w:szCs w:val="22"/>
         </w:rPr>
-        <w:t xml:space="preserve">GANA TM</w:t>
+        <w:t xml:space="preserve">GANA DA</w:t>
       </w:r>
       <w:r>
         <w:rPr>
@@ -7885,7 +6064,7 @@
           <w:sz w:val="16"/>
           <w:szCs w:val="16"/>
         </w:rPr>
-        <w:t xml:space="preserve">   ·  마스크팩 (FDA 등록)</w:t>
+        <w:t xml:space="preserve">   ·  Clinic Care (지방분해)</w:t>
       </w:r>
     </w:p>
     <w:tbl>
@@ -7946,7 +6125,7 @@
                 <w:sz w:val="17"/>
                 <w:szCs w:val="17"/>
               </w:rPr>
-              <w:t xml:space="preserve">PDRN · PHA(Lactobionic acid) · Acetyl hexapeptide-8 · Cross-linked HA + Alpha arbutin · Adenosine · Palmitoyl tetra/penta peptide · 3중 Bio cellulose</w:t>
+              <w:t xml:space="preserve">Deoxycholic acid 10mg/cc · Phosphate buffer</w:t>
             </w:r>
           </w:p>
         </w:tc>
@@ -7993,7 +6172,7 @@
                 <w:sz w:val="17"/>
                 <w:szCs w:val="17"/>
               </w:rPr>
-              <w:t xml:space="preserve">재생(PDRN) + 저자극 필링(PHA) + 주름·리프팅 4-6개월(AH8) + 즉시 보습(가교HA)</w:t>
+              <w:t xml:space="preserve">이중턱·바디 지방분해 (피하지방 유화)</w:t>
             </w:r>
           </w:p>
         </w:tc>
@@ -8040,7 +6219,7 @@
                 <w:sz w:val="17"/>
                 <w:szCs w:val="17"/>
               </w:rPr>
-              <w:t xml:space="preserve">세안 후 상·하층 제거하고 중간 바이오셀룰로오스 층만 10분 부착, 주 3팩. 제거 후 크림·로션 금지</w:t>
+              <w:t xml:space="preserve">메조 — ※ 얼굴 사용 금지</w:t>
             </w:r>
           </w:p>
         </w:tc>
@@ -8087,7 +6266,7 @@
                 <w:sz w:val="17"/>
                 <w:szCs w:val="17"/>
               </w:rPr>
-              <w:t xml:space="preserve">3 mask packs / box</w:t>
+              <w:t xml:space="preserve">5ml × 10vials</w:t>
             </w:r>
           </w:p>
         </w:tc>
@@ -8134,7 +6313,7 @@
                 <w:sz w:val="17"/>
                 <w:szCs w:val="17"/>
               </w:rPr>
-              <w:t xml:space="preserve">(2026 단가표 없음)</w:t>
+              <w:t xml:space="preserve">150  (100+: 100 / 1000+: 50)</w:t>
             </w:r>
           </w:p>
         </w:tc>
@@ -8181,59 +6360,78 @@
                 <w:sz w:val="17"/>
                 <w:szCs w:val="17"/>
               </w:rPr>
-              <w:t xml:space="preserve">FDA VCRP 1007236</w:t>
-            </w:r>
-          </w:p>
-        </w:tc>
-      </w:tr>
-      <w:tr>
-        <w:tc>
-          <w:tcPr>
-            <w:tcW w:type="dxa" w:w="2300"/>
-            <w:shd w:fill="F3F1EA" w:color="auto" w:val="clear"/>
-            <w:tcMar>
-              <w:top w:type="dxa" w:w="50"/>
-              <w:left w:type="dxa" w:w="90"/>
-              <w:bottom w:type="dxa" w:w="50"/>
-              <w:right w:type="dxa" w:w="90"/>
-            </w:tcMar>
-          </w:tcPr>
-          <w:p>
-            <w:r>
-              <w:rPr>
-                <w:b/>
-                <w:bCs/>
-                <w:color w:val="13262E"/>
-                <w:sz w:val="16"/>
-                <w:szCs w:val="16"/>
-              </w:rPr>
-              <w:t xml:space="preserve">주의 · 비고</w:t>
-            </w:r>
-          </w:p>
-        </w:tc>
-        <w:tc>
-          <w:tcPr>
-            <w:tcW w:type="dxa" w:w="12700"/>
-            <w:tcMar>
-              <w:top w:type="dxa" w:w="50"/>
-              <w:left w:type="dxa" w:w="90"/>
-              <w:bottom w:type="dxa" w:w="50"/>
-              <w:right w:type="dxa" w:w="90"/>
-            </w:tcMar>
-          </w:tcPr>
-          <w:p>
-            <w:r>
-              <w:rPr>
-                <w:color w:val="333333"/>
-                <w:sz w:val="17"/>
-                <w:szCs w:val="17"/>
-              </w:rPr>
-              <w:t xml:space="preserve">판매 가치 있어 보임 → 본사 판매여부 결정</w:t>
+              <w:t xml:space="preserve">CPNP 2829938</w:t>
+            </w:r>
+          </w:p>
+        </w:tc>
+      </w:tr>
+      <w:tr>
+        <w:tc>
+          <w:tcPr>
+            <w:tcW w:type="dxa" w:w="2300"/>
+            <w:shd w:fill="F3F1EA" w:color="auto" w:val="clear"/>
+            <w:tcMar>
+              <w:top w:type="dxa" w:w="50"/>
+              <w:left w:type="dxa" w:w="90"/>
+              <w:bottom w:type="dxa" w:w="50"/>
+              <w:right w:type="dxa" w:w="90"/>
+            </w:tcMar>
+          </w:tcPr>
+          <w:p>
+            <w:r>
+              <w:rPr>
+                <w:b/>
+                <w:bCs/>
+                <w:color w:val="13262E"/>
+                <w:sz w:val="16"/>
+                <w:szCs w:val="16"/>
+              </w:rPr>
+              <w:t xml:space="preserve">주의·비고</w:t>
+            </w:r>
+          </w:p>
+        </w:tc>
+        <w:tc>
+          <w:tcPr>
+            <w:tcW w:type="dxa" w:w="12700"/>
+            <w:tcMar>
+              <w:top w:type="dxa" w:w="50"/>
+              <w:left w:type="dxa" w:w="90"/>
+              <w:bottom w:type="dxa" w:w="50"/>
+              <w:right w:type="dxa" w:w="90"/>
+            </w:tcMar>
+          </w:tcPr>
+          <w:p>
+            <w:r>
+              <w:rPr>
+                <w:color w:val="333333"/>
+                <w:sz w:val="17"/>
+                <w:szCs w:val="17"/>
+              </w:rPr>
+              <w:t xml:space="preserve">—</w:t>
             </w:r>
           </w:p>
         </w:tc>
       </w:tr>
     </w:tbl>
+    <w:p>
+      <w:pPr>
+        <w:pStyle w:val="Heading2"/>
+        <w:pBdr>
+          <w:bottom w:val="single" w:color="A8905A" w:sz="6"/>
+        </w:pBdr>
+        <w:spacing w:after="120" w:before="380"/>
+      </w:pPr>
+      <w:r>
+        <w:rPr>
+          <w:b/>
+          <w:bCs/>
+          <w:color w:val="13262E"/>
+          <w:sz w:val="26"/>
+          <w:szCs w:val="26"/>
+        </w:rPr>
+        <w:t xml:space="preserve">6. Peptide (원료 펩타이드 9종 — 신규 추가)</w:t>
+      </w:r>
+    </w:p>
     <w:p>
       <w:pPr>
         <w:spacing w:after="60" w:before="220"/>
@@ -8246,7 +6444,7 @@
           <w:sz w:val="22"/>
           <w:szCs w:val="22"/>
         </w:rPr>
-        <w:t xml:space="preserve">GANA MASK</w:t>
+        <w:t xml:space="preserve">GANA peptides (APDN)</w:t>
       </w:r>
       <w:r>
         <w:rPr>
@@ -8254,7 +6452,7 @@
           <w:sz w:val="16"/>
           <w:szCs w:val="16"/>
         </w:rPr>
-        <w:t xml:space="preserve">   ·  마스크 (화상/시술후)</w:t>
+        <w:t xml:space="preserve">   ·  Peptide (원료 펩타이드)</w:t>
       </w:r>
     </w:p>
     <w:tbl>
@@ -8294,75 +6492,75 @@
                 <w:sz w:val="16"/>
                 <w:szCs w:val="16"/>
               </w:rPr>
-              <w:t xml:space="preserve">핵심 성분</w:t>
-            </w:r>
-          </w:p>
-        </w:tc>
-        <w:tc>
-          <w:tcPr>
-            <w:tcW w:type="dxa" w:w="12700"/>
-            <w:tcMar>
-              <w:top w:type="dxa" w:w="50"/>
-              <w:left w:type="dxa" w:w="90"/>
-              <w:bottom w:type="dxa" w:w="50"/>
-              <w:right w:type="dxa" w:w="90"/>
-            </w:tcMar>
-          </w:tcPr>
-          <w:p>
-            <w:r>
-              <w:rPr>
-                <w:color w:val="333333"/>
-                <w:sz w:val="17"/>
-                <w:szCs w:val="17"/>
-              </w:rPr>
-              <w:t xml:space="preserve">Bio cellulose · PLLA · Cross-linked HA · PDRN</w:t>
-            </w:r>
-          </w:p>
-        </w:tc>
-      </w:tr>
-      <w:tr>
-        <w:tc>
-          <w:tcPr>
-            <w:tcW w:type="dxa" w:w="2300"/>
-            <w:shd w:fill="F3F1EA" w:color="auto" w:val="clear"/>
-            <w:tcMar>
-              <w:top w:type="dxa" w:w="50"/>
-              <w:left w:type="dxa" w:w="90"/>
-              <w:bottom w:type="dxa" w:w="50"/>
-              <w:right w:type="dxa" w:w="90"/>
-            </w:tcMar>
-          </w:tcPr>
-          <w:p>
-            <w:r>
-              <w:rPr>
-                <w:b/>
-                <w:bCs/>
-                <w:color w:val="13262E"/>
-                <w:sz w:val="16"/>
-                <w:szCs w:val="16"/>
-              </w:rPr>
-              <w:t xml:space="preserve">효능 · 적응증</w:t>
-            </w:r>
-          </w:p>
-        </w:tc>
-        <w:tc>
-          <w:tcPr>
-            <w:tcW w:type="dxa" w:w="12700"/>
-            <w:tcMar>
-              <w:top w:type="dxa" w:w="50"/>
-              <w:left w:type="dxa" w:w="90"/>
-              <w:bottom w:type="dxa" w:w="50"/>
-              <w:right w:type="dxa" w:w="90"/>
-            </w:tcMar>
-          </w:tcPr>
-          <w:p>
-            <w:r>
-              <w:rPr>
-                <w:color w:val="333333"/>
-                <w:sz w:val="17"/>
-                <w:szCs w:val="17"/>
-              </w:rPr>
-              <w:t xml:space="preserve">화상·레이저·필링 후 치유 — 보습(증발 차단)·감염 방지·통증 감소·소프트조직/표피 재생</w:t>
+              <w:t xml:space="preserve">성분</w:t>
+            </w:r>
+          </w:p>
+        </w:tc>
+        <w:tc>
+          <w:tcPr>
+            <w:tcW w:type="dxa" w:w="12700"/>
+            <w:tcMar>
+              <w:top w:type="dxa" w:w="50"/>
+              <w:left w:type="dxa" w:w="90"/>
+              <w:bottom w:type="dxa" w:w="50"/>
+              <w:right w:type="dxa" w:w="90"/>
+            </w:tcMar>
+          </w:tcPr>
+          <w:p>
+            <w:r>
+              <w:rPr>
+                <w:color w:val="333333"/>
+                <w:sz w:val="17"/>
+                <w:szCs w:val="17"/>
+              </w:rPr>
+              <w:t xml:space="preserve">Dipeptide Diaminobutyroyl Benzylamide Diacetate (SYN-AKE, -Ala-Pro-Dab-NHBn)  ·  500ppm</w:t>
+            </w:r>
+          </w:p>
+        </w:tc>
+      </w:tr>
+      <w:tr>
+        <w:tc>
+          <w:tcPr>
+            <w:tcW w:type="dxa" w:w="2300"/>
+            <w:shd w:fill="F3F1EA" w:color="auto" w:val="clear"/>
+            <w:tcMar>
+              <w:top w:type="dxa" w:w="50"/>
+              <w:left w:type="dxa" w:w="90"/>
+              <w:bottom w:type="dxa" w:w="50"/>
+              <w:right w:type="dxa" w:w="90"/>
+            </w:tcMar>
+          </w:tcPr>
+          <w:p>
+            <w:r>
+              <w:rPr>
+                <w:b/>
+                <w:bCs/>
+                <w:color w:val="13262E"/>
+                <w:sz w:val="16"/>
+                <w:szCs w:val="16"/>
+              </w:rPr>
+              <w:t xml:space="preserve">효능</w:t>
+            </w:r>
+          </w:p>
+        </w:tc>
+        <w:tc>
+          <w:tcPr>
+            <w:tcW w:type="dxa" w:w="12700"/>
+            <w:tcMar>
+              <w:top w:type="dxa" w:w="50"/>
+              <w:left w:type="dxa" w:w="90"/>
+              <w:bottom w:type="dxa" w:w="50"/>
+              <w:right w:type="dxa" w:w="90"/>
+            </w:tcMar>
+          </w:tcPr>
+          <w:p>
+            <w:r>
+              <w:rPr>
+                <w:color w:val="333333"/>
+                <w:sz w:val="17"/>
+                <w:szCs w:val="17"/>
+              </w:rPr>
+              <w:t xml:space="preserve">표정주름 완화 — 아세틸콜린 수용체 길항(보톡스 유사, 합성 뱀독 트리펩타이드)</w:t>
             </w:r>
           </w:p>
         </w:tc>
@@ -8409,54 +6607,54 @@
                 <w:sz w:val="17"/>
                 <w:szCs w:val="17"/>
               </w:rPr>
-              <w:t xml:space="preserve">세안 후 20분 부착, 제거 후 세안 금지</w:t>
-            </w:r>
-          </w:p>
-        </w:tc>
-      </w:tr>
-      <w:tr>
-        <w:tc>
-          <w:tcPr>
-            <w:tcW w:type="dxa" w:w="2300"/>
-            <w:shd w:fill="F3F1EA" w:color="auto" w:val="clear"/>
-            <w:tcMar>
-              <w:top w:type="dxa" w:w="50"/>
-              <w:left w:type="dxa" w:w="90"/>
-              <w:bottom w:type="dxa" w:w="50"/>
-              <w:right w:type="dxa" w:w="90"/>
-            </w:tcMar>
-          </w:tcPr>
-          <w:p>
-            <w:r>
-              <w:rPr>
-                <w:b/>
-                <w:bCs/>
-                <w:color w:val="13262E"/>
-                <w:sz w:val="16"/>
-                <w:szCs w:val="16"/>
-              </w:rPr>
-              <w:t xml:space="preserve">패키지 / 용량</w:t>
-            </w:r>
-          </w:p>
-        </w:tc>
-        <w:tc>
-          <w:tcPr>
-            <w:tcW w:type="dxa" w:w="12700"/>
-            <w:tcMar>
-              <w:top w:type="dxa" w:w="50"/>
-              <w:left w:type="dxa" w:w="90"/>
-              <w:bottom w:type="dxa" w:w="50"/>
-              <w:right w:type="dxa" w:w="90"/>
-            </w:tcMar>
-          </w:tcPr>
-          <w:p>
-            <w:r>
-              <w:rPr>
-                <w:color w:val="333333"/>
-                <w:sz w:val="17"/>
-                <w:szCs w:val="17"/>
-              </w:rPr>
-              <w:t xml:space="preserve">1 sheet / pack</w:t>
+              <w:t xml:space="preserve">알코올 세안 후 0.2mm 더마롤러·더마스탬프로 도포(흡수 촉진), 2주 간격 2-3세션. 다른 펩타이드와 칵테일 혼합 가능</w:t>
+            </w:r>
+          </w:p>
+        </w:tc>
+      </w:tr>
+      <w:tr>
+        <w:tc>
+          <w:tcPr>
+            <w:tcW w:type="dxa" w:w="2300"/>
+            <w:shd w:fill="F3F1EA" w:color="auto" w:val="clear"/>
+            <w:tcMar>
+              <w:top w:type="dxa" w:w="50"/>
+              <w:left w:type="dxa" w:w="90"/>
+              <w:bottom w:type="dxa" w:w="50"/>
+              <w:right w:type="dxa" w:w="90"/>
+            </w:tcMar>
+          </w:tcPr>
+          <w:p>
+            <w:r>
+              <w:rPr>
+                <w:b/>
+                <w:bCs/>
+                <w:color w:val="13262E"/>
+                <w:sz w:val="16"/>
+                <w:szCs w:val="16"/>
+              </w:rPr>
+              <w:t xml:space="preserve">패키지</w:t>
+            </w:r>
+          </w:p>
+        </w:tc>
+        <w:tc>
+          <w:tcPr>
+            <w:tcW w:type="dxa" w:w="12700"/>
+            <w:tcMar>
+              <w:top w:type="dxa" w:w="50"/>
+              <w:left w:type="dxa" w:w="90"/>
+              <w:bottom w:type="dxa" w:w="50"/>
+              <w:right w:type="dxa" w:w="90"/>
+            </w:tcMar>
+          </w:tcPr>
+          <w:p>
+            <w:r>
+              <w:rPr>
+                <w:color w:val="333333"/>
+                <w:sz w:val="17"/>
+                <w:szCs w:val="17"/>
+              </w:rPr>
+              <w:t xml:space="preserve">3ml × 2vials / box</w:t>
             </w:r>
           </w:p>
         </w:tc>
@@ -8503,101 +6701,54 @@
                 <w:sz w:val="17"/>
                 <w:szCs w:val="17"/>
               </w:rPr>
-              <w:t xml:space="preserve">(단가표 없음)</w:t>
-            </w:r>
-          </w:p>
-        </w:tc>
-      </w:tr>
-      <w:tr>
-        <w:tc>
-          <w:tcPr>
-            <w:tcW w:type="dxa" w:w="2300"/>
-            <w:shd w:fill="F3F1EA" w:color="auto" w:val="clear"/>
-            <w:tcMar>
-              <w:top w:type="dxa" w:w="50"/>
-              <w:left w:type="dxa" w:w="90"/>
-              <w:bottom w:type="dxa" w:w="50"/>
-              <w:right w:type="dxa" w:w="90"/>
-            </w:tcMar>
-          </w:tcPr>
-          <w:p>
-            <w:r>
-              <w:rPr>
-                <w:b/>
-                <w:bCs/>
-                <w:color w:val="13262E"/>
-                <w:sz w:val="16"/>
-                <w:szCs w:val="16"/>
-              </w:rPr>
-              <w:t xml:space="preserve">인증</w:t>
-            </w:r>
-          </w:p>
-        </w:tc>
-        <w:tc>
-          <w:tcPr>
-            <w:tcW w:type="dxa" w:w="12700"/>
-            <w:tcMar>
-              <w:top w:type="dxa" w:w="50"/>
-              <w:left w:type="dxa" w:w="90"/>
-              <w:bottom w:type="dxa" w:w="50"/>
-              <w:right w:type="dxa" w:w="90"/>
-            </w:tcMar>
-          </w:tcPr>
-          <w:p>
-            <w:r>
-              <w:rPr>
-                <w:color w:val="333333"/>
-                <w:sz w:val="17"/>
-                <w:szCs w:val="17"/>
-              </w:rPr>
-              <w:t xml:space="preserve">—</w:t>
-            </w:r>
-          </w:p>
-        </w:tc>
-      </w:tr>
-      <w:tr>
-        <w:tc>
-          <w:tcPr>
-            <w:tcW w:type="dxa" w:w="2300"/>
-            <w:shd w:fill="F3F1EA" w:color="auto" w:val="clear"/>
-            <w:tcMar>
-              <w:top w:type="dxa" w:w="50"/>
-              <w:left w:type="dxa" w:w="90"/>
-              <w:bottom w:type="dxa" w:w="50"/>
-              <w:right w:type="dxa" w:w="90"/>
-            </w:tcMar>
-          </w:tcPr>
-          <w:p>
-            <w:r>
-              <w:rPr>
-                <w:b/>
-                <w:bCs/>
-                <w:color w:val="13262E"/>
-                <w:sz w:val="16"/>
-                <w:szCs w:val="16"/>
-              </w:rPr>
-              <w:t xml:space="preserve">주의 · 비고</w:t>
-            </w:r>
-          </w:p>
-        </w:tc>
-        <w:tc>
-          <w:tcPr>
-            <w:tcW w:type="dxa" w:w="12700"/>
-            <w:tcMar>
-              <w:top w:type="dxa" w:w="50"/>
-              <w:left w:type="dxa" w:w="90"/>
-              <w:bottom w:type="dxa" w:w="50"/>
-              <w:right w:type="dxa" w:w="90"/>
-            </w:tcMar>
-          </w:tcPr>
-          <w:p>
-            <w:r>
-              <w:rPr>
-                <w:color w:val="333333"/>
-                <w:sz w:val="17"/>
-                <w:szCs w:val="17"/>
-              </w:rPr>
-              <w:t xml:space="preserve">판매여부 결정</w:t>
+              <w:t xml:space="preserve">2026 단가표 없음 — 문의/별도</w:t>
+            </w:r>
+          </w:p>
+        </w:tc>
+      </w:tr>
+      <w:tr>
+        <w:tc>
+          <w:tcPr>
+            <w:tcW w:type="dxa" w:w="2300"/>
+            <w:shd w:fill="F3F1EA" w:color="auto" w:val="clear"/>
+            <w:tcMar>
+              <w:top w:type="dxa" w:w="50"/>
+              <w:left w:type="dxa" w:w="90"/>
+              <w:bottom w:type="dxa" w:w="50"/>
+              <w:right w:type="dxa" w:w="90"/>
+            </w:tcMar>
+          </w:tcPr>
+          <w:p>
+            <w:r>
+              <w:rPr>
+                <w:b/>
+                <w:bCs/>
+                <w:color w:val="13262E"/>
+                <w:sz w:val="16"/>
+                <w:szCs w:val="16"/>
+              </w:rPr>
+              <w:t xml:space="preserve">주의·비고</w:t>
+            </w:r>
+          </w:p>
+        </w:tc>
+        <w:tc>
+          <w:tcPr>
+            <w:tcW w:type="dxa" w:w="12700"/>
+            <w:tcMar>
+              <w:top w:type="dxa" w:w="50"/>
+              <w:left w:type="dxa" w:w="90"/>
+              <w:bottom w:type="dxa" w:w="50"/>
+              <w:right w:type="dxa" w:w="90"/>
+            </w:tcMar>
+          </w:tcPr>
+          <w:p>
+            <w:r>
+              <w:rPr>
+                <w:color w:val="333333"/>
+                <w:sz w:val="17"/>
+                <w:szCs w:val="17"/>
+              </w:rPr>
+              <w:t xml:space="preserve">근이완형</w:t>
             </w:r>
           </w:p>
         </w:tc>
@@ -8615,7 +6766,7 @@
           <w:sz w:val="22"/>
           <w:szCs w:val="22"/>
         </w:rPr>
-        <w:t xml:space="preserve">GANA AM</w:t>
+        <w:t xml:space="preserve">GANA peptides (Carnosine)</w:t>
       </w:r>
       <w:r>
         <w:rPr>
@@ -8623,7 +6774,7 @@
           <w:sz w:val="16"/>
           <w:szCs w:val="16"/>
         </w:rPr>
-        <w:t xml:space="preserve">   ·  미상</w:t>
+        <w:t xml:space="preserve">   ·  Peptide (원료 펩타이드)</w:t>
       </w:r>
     </w:p>
     <w:tbl>
@@ -8663,75 +6814,263 @@
                 <w:sz w:val="16"/>
                 <w:szCs w:val="16"/>
               </w:rPr>
-              <w:t xml:space="preserve">정보</w:t>
-            </w:r>
-          </w:p>
-        </w:tc>
-        <w:tc>
-          <w:tcPr>
-            <w:tcW w:type="dxa" w:w="12700"/>
-            <w:tcMar>
-              <w:top w:type="dxa" w:w="50"/>
-              <w:left w:type="dxa" w:w="90"/>
-              <w:bottom w:type="dxa" w:w="50"/>
-              <w:right w:type="dxa" w:w="90"/>
-            </w:tcMar>
-          </w:tcPr>
-          <w:p>
-            <w:r>
-              <w:rPr>
-                <w:color w:val="333333"/>
-                <w:sz w:val="17"/>
-                <w:szCs w:val="17"/>
-              </w:rPr>
-              <w:t xml:space="preserve">카탈로그 목차에는 있으나 상세 페이지에서 정체 미확인 — 본사 확인 필요</w:t>
-            </w:r>
-          </w:p>
-        </w:tc>
-      </w:tr>
-      <w:tr>
-        <w:tc>
-          <w:tcPr>
-            <w:tcW w:type="dxa" w:w="2300"/>
-            <w:shd w:fill="F3F1EA" w:color="auto" w:val="clear"/>
-            <w:tcMar>
-              <w:top w:type="dxa" w:w="50"/>
-              <w:left w:type="dxa" w:w="90"/>
-              <w:bottom w:type="dxa" w:w="50"/>
-              <w:right w:type="dxa" w:w="90"/>
-            </w:tcMar>
-          </w:tcPr>
-          <w:p>
-            <w:r>
-              <w:rPr>
-                <w:b/>
-                <w:bCs/>
-                <w:color w:val="13262E"/>
-                <w:sz w:val="16"/>
-                <w:szCs w:val="16"/>
-              </w:rPr>
-              <w:t xml:space="preserve">주의 · 비고</w:t>
-            </w:r>
-          </w:p>
-        </w:tc>
-        <w:tc>
-          <w:tcPr>
-            <w:tcW w:type="dxa" w:w="12700"/>
-            <w:tcMar>
-              <w:top w:type="dxa" w:w="50"/>
-              <w:left w:type="dxa" w:w="90"/>
-              <w:bottom w:type="dxa" w:w="50"/>
-              <w:right w:type="dxa" w:w="90"/>
-            </w:tcMar>
-          </w:tcPr>
-          <w:p>
-            <w:r>
-              <w:rPr>
-                <w:color w:val="333333"/>
-                <w:sz w:val="17"/>
-                <w:szCs w:val="17"/>
-              </w:rPr>
-              <w:t xml:space="preserve">판매여부 결정</w:t>
+              <w:t xml:space="preserve">성분</w:t>
+            </w:r>
+          </w:p>
+        </w:tc>
+        <w:tc>
+          <w:tcPr>
+            <w:tcW w:type="dxa" w:w="12700"/>
+            <w:tcMar>
+              <w:top w:type="dxa" w:w="50"/>
+              <w:left w:type="dxa" w:w="90"/>
+              <w:bottom w:type="dxa" w:w="50"/>
+              <w:right w:type="dxa" w:w="90"/>
+            </w:tcMar>
+          </w:tcPr>
+          <w:p>
+            <w:r>
+              <w:rPr>
+                <w:color w:val="333333"/>
+                <w:sz w:val="17"/>
+                <w:szCs w:val="17"/>
+              </w:rPr>
+              <w:t xml:space="preserve">L-Carnosine (beta-alanyl-L-histidine)  ·  50ppm</w:t>
+            </w:r>
+          </w:p>
+        </w:tc>
+      </w:tr>
+      <w:tr>
+        <w:tc>
+          <w:tcPr>
+            <w:tcW w:type="dxa" w:w="2300"/>
+            <w:shd w:fill="F3F1EA" w:color="auto" w:val="clear"/>
+            <w:tcMar>
+              <w:top w:type="dxa" w:w="50"/>
+              <w:left w:type="dxa" w:w="90"/>
+              <w:bottom w:type="dxa" w:w="50"/>
+              <w:right w:type="dxa" w:w="90"/>
+            </w:tcMar>
+          </w:tcPr>
+          <w:p>
+            <w:r>
+              <w:rPr>
+                <w:b/>
+                <w:bCs/>
+                <w:color w:val="13262E"/>
+                <w:sz w:val="16"/>
+                <w:szCs w:val="16"/>
+              </w:rPr>
+              <w:t xml:space="preserve">효능</w:t>
+            </w:r>
+          </w:p>
+        </w:tc>
+        <w:tc>
+          <w:tcPr>
+            <w:tcW w:type="dxa" w:w="12700"/>
+            <w:tcMar>
+              <w:top w:type="dxa" w:w="50"/>
+              <w:left w:type="dxa" w:w="90"/>
+              <w:bottom w:type="dxa" w:w="50"/>
+              <w:right w:type="dxa" w:w="90"/>
+            </w:tcMar>
+          </w:tcPr>
+          <w:p>
+            <w:r>
+              <w:rPr>
+                <w:color w:val="333333"/>
+                <w:sz w:val="17"/>
+                <w:szCs w:val="17"/>
+              </w:rPr>
+              <w:t xml:space="preserve">항노화·지로프로텍터. 텔로미어 단축률 감소, Hayflick limit 증가</w:t>
+            </w:r>
+          </w:p>
+        </w:tc>
+      </w:tr>
+      <w:tr>
+        <w:tc>
+          <w:tcPr>
+            <w:tcW w:type="dxa" w:w="2300"/>
+            <w:shd w:fill="F3F1EA" w:color="auto" w:val="clear"/>
+            <w:tcMar>
+              <w:top w:type="dxa" w:w="50"/>
+              <w:left w:type="dxa" w:w="90"/>
+              <w:bottom w:type="dxa" w:w="50"/>
+              <w:right w:type="dxa" w:w="90"/>
+            </w:tcMar>
+          </w:tcPr>
+          <w:p>
+            <w:r>
+              <w:rPr>
+                <w:b/>
+                <w:bCs/>
+                <w:color w:val="13262E"/>
+                <w:sz w:val="16"/>
+                <w:szCs w:val="16"/>
+              </w:rPr>
+              <w:t xml:space="preserve">사용법</w:t>
+            </w:r>
+          </w:p>
+        </w:tc>
+        <w:tc>
+          <w:tcPr>
+            <w:tcW w:type="dxa" w:w="12700"/>
+            <w:tcMar>
+              <w:top w:type="dxa" w:w="50"/>
+              <w:left w:type="dxa" w:w="90"/>
+              <w:bottom w:type="dxa" w:w="50"/>
+              <w:right w:type="dxa" w:w="90"/>
+            </w:tcMar>
+          </w:tcPr>
+          <w:p>
+            <w:r>
+              <w:rPr>
+                <w:color w:val="333333"/>
+                <w:sz w:val="17"/>
+                <w:szCs w:val="17"/>
+              </w:rPr>
+              <w:t xml:space="preserve">알코올 세안 후 0.2mm 더마롤러·더마스탬프로 도포(흡수 촉진), 2주 간격 2-3세션. 다른 펩타이드와 칵테일 혼합 가능</w:t>
+            </w:r>
+          </w:p>
+        </w:tc>
+      </w:tr>
+      <w:tr>
+        <w:tc>
+          <w:tcPr>
+            <w:tcW w:type="dxa" w:w="2300"/>
+            <w:shd w:fill="F3F1EA" w:color="auto" w:val="clear"/>
+            <w:tcMar>
+              <w:top w:type="dxa" w:w="50"/>
+              <w:left w:type="dxa" w:w="90"/>
+              <w:bottom w:type="dxa" w:w="50"/>
+              <w:right w:type="dxa" w:w="90"/>
+            </w:tcMar>
+          </w:tcPr>
+          <w:p>
+            <w:r>
+              <w:rPr>
+                <w:b/>
+                <w:bCs/>
+                <w:color w:val="13262E"/>
+                <w:sz w:val="16"/>
+                <w:szCs w:val="16"/>
+              </w:rPr>
+              <w:t xml:space="preserve">패키지</w:t>
+            </w:r>
+          </w:p>
+        </w:tc>
+        <w:tc>
+          <w:tcPr>
+            <w:tcW w:type="dxa" w:w="12700"/>
+            <w:tcMar>
+              <w:top w:type="dxa" w:w="50"/>
+              <w:left w:type="dxa" w:w="90"/>
+              <w:bottom w:type="dxa" w:w="50"/>
+              <w:right w:type="dxa" w:w="90"/>
+            </w:tcMar>
+          </w:tcPr>
+          <w:p>
+            <w:r>
+              <w:rPr>
+                <w:color w:val="333333"/>
+                <w:sz w:val="17"/>
+                <w:szCs w:val="17"/>
+              </w:rPr>
+              <w:t xml:space="preserve">3ml × 2vials / box</w:t>
+            </w:r>
+          </w:p>
+        </w:tc>
+      </w:tr>
+      <w:tr>
+        <w:tc>
+          <w:tcPr>
+            <w:tcW w:type="dxa" w:w="2300"/>
+            <w:shd w:fill="F3F1EA" w:color="auto" w:val="clear"/>
+            <w:tcMar>
+              <w:top w:type="dxa" w:w="50"/>
+              <w:left w:type="dxa" w:w="90"/>
+              <w:bottom w:type="dxa" w:w="50"/>
+              <w:right w:type="dxa" w:w="90"/>
+            </w:tcMar>
+          </w:tcPr>
+          <w:p>
+            <w:r>
+              <w:rPr>
+                <w:b/>
+                <w:bCs/>
+                <w:color w:val="13262E"/>
+                <w:sz w:val="16"/>
+                <w:szCs w:val="16"/>
+              </w:rPr>
+              <w:t xml:space="preserve">소비자가 (USD)</w:t>
+            </w:r>
+          </w:p>
+        </w:tc>
+        <w:tc>
+          <w:tcPr>
+            <w:tcW w:type="dxa" w:w="12700"/>
+            <w:tcMar>
+              <w:top w:type="dxa" w:w="50"/>
+              <w:left w:type="dxa" w:w="90"/>
+              <w:bottom w:type="dxa" w:w="50"/>
+              <w:right w:type="dxa" w:w="90"/>
+            </w:tcMar>
+          </w:tcPr>
+          <w:p>
+            <w:r>
+              <w:rPr>
+                <w:color w:val="333333"/>
+                <w:sz w:val="17"/>
+                <w:szCs w:val="17"/>
+              </w:rPr>
+              <w:t xml:space="preserve">2026 단가표 없음 — 문의/별도</w:t>
+            </w:r>
+          </w:p>
+        </w:tc>
+      </w:tr>
+      <w:tr>
+        <w:tc>
+          <w:tcPr>
+            <w:tcW w:type="dxa" w:w="2300"/>
+            <w:shd w:fill="F3F1EA" w:color="auto" w:val="clear"/>
+            <w:tcMar>
+              <w:top w:type="dxa" w:w="50"/>
+              <w:left w:type="dxa" w:w="90"/>
+              <w:bottom w:type="dxa" w:w="50"/>
+              <w:right w:type="dxa" w:w="90"/>
+            </w:tcMar>
+          </w:tcPr>
+          <w:p>
+            <w:r>
+              <w:rPr>
+                <w:b/>
+                <w:bCs/>
+                <w:color w:val="13262E"/>
+                <w:sz w:val="16"/>
+                <w:szCs w:val="16"/>
+              </w:rPr>
+              <w:t xml:space="preserve">주의·비고</w:t>
+            </w:r>
+          </w:p>
+        </w:tc>
+        <w:tc>
+          <w:tcPr>
+            <w:tcW w:type="dxa" w:w="12700"/>
+            <w:tcMar>
+              <w:top w:type="dxa" w:w="50"/>
+              <w:left w:type="dxa" w:w="90"/>
+              <w:bottom w:type="dxa" w:w="50"/>
+              <w:right w:type="dxa" w:w="90"/>
+            </w:tcMar>
+          </w:tcPr>
+          <w:p>
+            <w:r>
+              <w:rPr>
+                <w:color w:val="333333"/>
+                <w:sz w:val="17"/>
+                <w:szCs w:val="17"/>
+              </w:rPr>
+              <w:t xml:space="preserve">—</w:t>
             </w:r>
           </w:p>
         </w:tc>
@@ -8749,7 +7088,7 @@
           <w:sz w:val="22"/>
           <w:szCs w:val="22"/>
         </w:rPr>
-        <w:t xml:space="preserve">GANA peptides ×9</w:t>
+        <w:t xml:space="preserve">GANA peptides (AH8)</w:t>
       </w:r>
       <w:r>
         <w:rPr>
@@ -8757,7 +7096,7 @@
           <w:sz w:val="16"/>
           <w:szCs w:val="16"/>
         </w:rPr>
-        <w:t xml:space="preserve">   ·  원료 펩타이드 (ODM 성격)</w:t>
+        <w:t xml:space="preserve">   ·  Peptide (원료 펩타이드)</w:t>
       </w:r>
     </w:p>
     <w:tbl>
@@ -8797,75 +7136,75 @@
                 <w:sz w:val="16"/>
                 <w:szCs w:val="16"/>
               </w:rPr>
-              <w:t xml:space="preserve">종류 · 농도</w:t>
-            </w:r>
-          </w:p>
-        </w:tc>
-        <w:tc>
-          <w:tcPr>
-            <w:tcW w:type="dxa" w:w="12700"/>
-            <w:tcMar>
-              <w:top w:type="dxa" w:w="50"/>
-              <w:left w:type="dxa" w:w="90"/>
-              <w:bottom w:type="dxa" w:w="50"/>
-              <w:right w:type="dxa" w:w="90"/>
-            </w:tcMar>
-          </w:tcPr>
-          <w:p>
-            <w:r>
-              <w:rPr>
-                <w:color w:val="333333"/>
-                <w:sz w:val="17"/>
-                <w:szCs w:val="17"/>
-              </w:rPr>
-              <w:t xml:space="preserve">APDN 500ppm · L-Carnosine 50ppm · AH8(Acetyl hexapeptide-8) 20ppm · PP3(Palmitoyl pentapeptide-3) 150ppm · PT1 · MP17 · AGH1 · AT5 · NP1</w:t>
-            </w:r>
-          </w:p>
-        </w:tc>
-      </w:tr>
-      <w:tr>
-        <w:tc>
-          <w:tcPr>
-            <w:tcW w:type="dxa" w:w="2300"/>
-            <w:shd w:fill="F3F1EA" w:color="auto" w:val="clear"/>
-            <w:tcMar>
-              <w:top w:type="dxa" w:w="50"/>
-              <w:left w:type="dxa" w:w="90"/>
-              <w:bottom w:type="dxa" w:w="50"/>
-              <w:right w:type="dxa" w:w="90"/>
-            </w:tcMar>
-          </w:tcPr>
-          <w:p>
-            <w:r>
-              <w:rPr>
-                <w:b/>
-                <w:bCs/>
-                <w:color w:val="13262E"/>
-                <w:sz w:val="16"/>
-                <w:szCs w:val="16"/>
-              </w:rPr>
-              <w:t xml:space="preserve">효능 · 적응증</w:t>
-            </w:r>
-          </w:p>
-        </w:tc>
-        <w:tc>
-          <w:tcPr>
-            <w:tcW w:type="dxa" w:w="12700"/>
-            <w:tcMar>
-              <w:top w:type="dxa" w:w="50"/>
-              <w:left w:type="dxa" w:w="90"/>
-              <w:bottom w:type="dxa" w:w="50"/>
-              <w:right w:type="dxa" w:w="90"/>
-            </w:tcMar>
-          </w:tcPr>
-          <w:p>
-            <w:r>
-              <w:rPr>
-                <w:color w:val="333333"/>
-                <w:sz w:val="17"/>
-                <w:szCs w:val="17"/>
-              </w:rPr>
-              <w:t xml:space="preserve">펩타이드별 상이 — 미백 / 콜라겐 형성 / 주름 / 근이완(보톡스 유사)</w:t>
+              <w:t xml:space="preserve">성분</w:t>
+            </w:r>
+          </w:p>
+        </w:tc>
+        <w:tc>
+          <w:tcPr>
+            <w:tcW w:type="dxa" w:w="12700"/>
+            <w:tcMar>
+              <w:top w:type="dxa" w:w="50"/>
+              <w:left w:type="dxa" w:w="90"/>
+              <w:bottom w:type="dxa" w:w="50"/>
+              <w:right w:type="dxa" w:w="90"/>
+            </w:tcMar>
+          </w:tcPr>
+          <w:p>
+            <w:r>
+              <w:rPr>
+                <w:color w:val="333333"/>
+                <w:sz w:val="17"/>
+                <w:szCs w:val="17"/>
+              </w:rPr>
+              <w:t xml:space="preserve">Acetyl hexapeptide-8 (Argireline)  ·  20ppm</w:t>
+            </w:r>
+          </w:p>
+        </w:tc>
+      </w:tr>
+      <w:tr>
+        <w:tc>
+          <w:tcPr>
+            <w:tcW w:type="dxa" w:w="2300"/>
+            <w:shd w:fill="F3F1EA" w:color="auto" w:val="clear"/>
+            <w:tcMar>
+              <w:top w:type="dxa" w:w="50"/>
+              <w:left w:type="dxa" w:w="90"/>
+              <w:bottom w:type="dxa" w:w="50"/>
+              <w:right w:type="dxa" w:w="90"/>
+            </w:tcMar>
+          </w:tcPr>
+          <w:p>
+            <w:r>
+              <w:rPr>
+                <w:b/>
+                <w:bCs/>
+                <w:color w:val="13262E"/>
+                <w:sz w:val="16"/>
+                <w:szCs w:val="16"/>
+              </w:rPr>
+              <w:t xml:space="preserve">효능</w:t>
+            </w:r>
+          </w:p>
+        </w:tc>
+        <w:tc>
+          <w:tcPr>
+            <w:tcW w:type="dxa" w:w="12700"/>
+            <w:tcMar>
+              <w:top w:type="dxa" w:w="50"/>
+              <w:left w:type="dxa" w:w="90"/>
+              <w:bottom w:type="dxa" w:w="50"/>
+              <w:right w:type="dxa" w:w="90"/>
+            </w:tcMar>
+          </w:tcPr>
+          <w:p>
+            <w:r>
+              <w:rPr>
+                <w:color w:val="333333"/>
+                <w:sz w:val="17"/>
+                <w:szCs w:val="17"/>
+              </w:rPr>
+              <w:t xml:space="preserve">표정주름 완화 (보톡스 유사 근이완)</w:t>
             </w:r>
           </w:p>
         </w:tc>
@@ -8912,33 +7251,33 @@
                 <w:sz w:val="17"/>
                 <w:szCs w:val="17"/>
               </w:rPr>
-              <w:t xml:space="preserve">0.2mm 더마롤러·더마스탬프로 도포, 2주 간격 2-3세션. 펩타이드 칵테일 혼합 가능</w:t>
-            </w:r>
-          </w:p>
-        </w:tc>
-      </w:tr>
-      <w:tr>
-        <w:tc>
-          <w:tcPr>
-            <w:tcW w:type="dxa" w:w="2300"/>
-            <w:shd w:fill="F3F1EA" w:color="auto" w:val="clear"/>
-            <w:tcMar>
-              <w:top w:type="dxa" w:w="50"/>
-              <w:left w:type="dxa" w:w="90"/>
-              <w:bottom w:type="dxa" w:w="50"/>
-              <w:right w:type="dxa" w:w="90"/>
-            </w:tcMar>
-          </w:tcPr>
-          <w:p>
-            <w:r>
-              <w:rPr>
-                <w:b/>
-                <w:bCs/>
-                <w:color w:val="13262E"/>
-                <w:sz w:val="16"/>
-                <w:szCs w:val="16"/>
-              </w:rPr>
-              <w:t xml:space="preserve">패키지 / 용량</w:t>
+              <w:t xml:space="preserve">알코올 세안 후 0.2mm 더마롤러·더마스탬프로 도포(흡수 촉진), 2주 간격 2-3세션. 다른 펩타이드와 칵테일 혼합 가능</w:t>
+            </w:r>
+          </w:p>
+        </w:tc>
+      </w:tr>
+      <w:tr>
+        <w:tc>
+          <w:tcPr>
+            <w:tcW w:type="dxa" w:w="2300"/>
+            <w:shd w:fill="F3F1EA" w:color="auto" w:val="clear"/>
+            <w:tcMar>
+              <w:top w:type="dxa" w:w="50"/>
+              <w:left w:type="dxa" w:w="90"/>
+              <w:bottom w:type="dxa" w:w="50"/>
+              <w:right w:type="dxa" w:w="90"/>
+            </w:tcMar>
+          </w:tcPr>
+          <w:p>
+            <w:r>
+              <w:rPr>
+                <w:b/>
+                <w:bCs/>
+                <w:color w:val="13262E"/>
+                <w:sz w:val="16"/>
+                <w:szCs w:val="16"/>
+              </w:rPr>
+              <w:t xml:space="preserve">패키지</w:t>
             </w:r>
           </w:p>
         </w:tc>
@@ -9006,54 +7345,1986 @@
                 <w:sz w:val="17"/>
                 <w:szCs w:val="17"/>
               </w:rPr>
-              <w:t xml:space="preserve">(단가표 없음)</w:t>
-            </w:r>
-          </w:p>
-        </w:tc>
-      </w:tr>
-      <w:tr>
-        <w:tc>
-          <w:tcPr>
-            <w:tcW w:type="dxa" w:w="2300"/>
-            <w:shd w:fill="F3F1EA" w:color="auto" w:val="clear"/>
-            <w:tcMar>
-              <w:top w:type="dxa" w:w="50"/>
-              <w:left w:type="dxa" w:w="90"/>
-              <w:bottom w:type="dxa" w:w="50"/>
-              <w:right w:type="dxa" w:w="90"/>
-            </w:tcMar>
-          </w:tcPr>
-          <w:p>
-            <w:r>
-              <w:rPr>
-                <w:b/>
-                <w:bCs/>
-                <w:color w:val="13262E"/>
-                <w:sz w:val="16"/>
-                <w:szCs w:val="16"/>
-              </w:rPr>
-              <w:t xml:space="preserve">주의 · 비고</w:t>
-            </w:r>
-          </w:p>
-        </w:tc>
-        <w:tc>
-          <w:tcPr>
-            <w:tcW w:type="dxa" w:w="12700"/>
-            <w:tcMar>
-              <w:top w:type="dxa" w:w="50"/>
-              <w:left w:type="dxa" w:w="90"/>
-              <w:bottom w:type="dxa" w:w="50"/>
-              <w:right w:type="dxa" w:w="90"/>
-            </w:tcMar>
-          </w:tcPr>
-          <w:p>
-            <w:r>
-              <w:rPr>
-                <w:color w:val="333333"/>
-                <w:sz w:val="17"/>
-                <w:szCs w:val="17"/>
-              </w:rPr>
-              <w:t xml:space="preserve">ODM 원료 성격 → 판매여부 결정</w:t>
+              <w:t xml:space="preserve">2026 단가표 없음 — 문의/별도</w:t>
+            </w:r>
+          </w:p>
+        </w:tc>
+      </w:tr>
+      <w:tr>
+        <w:tc>
+          <w:tcPr>
+            <w:tcW w:type="dxa" w:w="2300"/>
+            <w:shd w:fill="F3F1EA" w:color="auto" w:val="clear"/>
+            <w:tcMar>
+              <w:top w:type="dxa" w:w="50"/>
+              <w:left w:type="dxa" w:w="90"/>
+              <w:bottom w:type="dxa" w:w="50"/>
+              <w:right w:type="dxa" w:w="90"/>
+            </w:tcMar>
+          </w:tcPr>
+          <w:p>
+            <w:r>
+              <w:rPr>
+                <w:b/>
+                <w:bCs/>
+                <w:color w:val="13262E"/>
+                <w:sz w:val="16"/>
+                <w:szCs w:val="16"/>
+              </w:rPr>
+              <w:t xml:space="preserve">주의·비고</w:t>
+            </w:r>
+          </w:p>
+        </w:tc>
+        <w:tc>
+          <w:tcPr>
+            <w:tcW w:type="dxa" w:w="12700"/>
+            <w:tcMar>
+              <w:top w:type="dxa" w:w="50"/>
+              <w:left w:type="dxa" w:w="90"/>
+              <w:bottom w:type="dxa" w:w="50"/>
+              <w:right w:type="dxa" w:w="90"/>
+            </w:tcMar>
+          </w:tcPr>
+          <w:p>
+            <w:r>
+              <w:rPr>
+                <w:color w:val="333333"/>
+                <w:sz w:val="17"/>
+                <w:szCs w:val="17"/>
+              </w:rPr>
+              <w:t xml:space="preserve">—</w:t>
+            </w:r>
+          </w:p>
+        </w:tc>
+      </w:tr>
+    </w:tbl>
+    <w:p>
+      <w:pPr>
+        <w:spacing w:after="60" w:before="220"/>
+      </w:pPr>
+      <w:r>
+        <w:rPr>
+          <w:b/>
+          <w:bCs/>
+          <w:color w:val="13262E"/>
+          <w:sz w:val="22"/>
+          <w:szCs w:val="22"/>
+        </w:rPr>
+        <w:t xml:space="preserve">GANA peptides (PP3)</w:t>
+      </w:r>
+      <w:r>
+        <w:rPr>
+          <w:color w:val="A8905A"/>
+          <w:sz w:val="16"/>
+          <w:szCs w:val="16"/>
+        </w:rPr>
+        <w:t xml:space="preserve">   ·  Peptide (원료 펩타이드)</w:t>
+      </w:r>
+    </w:p>
+    <w:tbl>
+      <w:tblPr>
+        <w:tblW w:type="dxa" w:w="15000"/>
+        <w:tblBorders>
+          <w:top w:val="single" w:color="DDDDDD" w:sz="2"/>
+          <w:left w:val="single" w:color="DDDDDD" w:sz="2"/>
+          <w:bottom w:val="single" w:color="DDDDDD" w:sz="2"/>
+          <w:right w:val="single" w:color="DDDDDD" w:sz="2"/>
+          <w:insideH w:val="single" w:color="E5E5E5" w:sz="2"/>
+          <w:insideV w:val="single" w:color="EEEEEE" w:sz="2"/>
+        </w:tblBorders>
+      </w:tblPr>
+      <w:tblGrid>
+        <w:gridCol w:w="2300"/>
+        <w:gridCol w:w="12700"/>
+      </w:tblGrid>
+      <w:tr>
+        <w:tc>
+          <w:tcPr>
+            <w:tcW w:type="dxa" w:w="2300"/>
+            <w:shd w:fill="F3F1EA" w:color="auto" w:val="clear"/>
+            <w:tcMar>
+              <w:top w:type="dxa" w:w="50"/>
+              <w:left w:type="dxa" w:w="90"/>
+              <w:bottom w:type="dxa" w:w="50"/>
+              <w:right w:type="dxa" w:w="90"/>
+            </w:tcMar>
+          </w:tcPr>
+          <w:p>
+            <w:r>
+              <w:rPr>
+                <w:b/>
+                <w:bCs/>
+                <w:color w:val="13262E"/>
+                <w:sz w:val="16"/>
+                <w:szCs w:val="16"/>
+              </w:rPr>
+              <w:t xml:space="preserve">성분</w:t>
+            </w:r>
+          </w:p>
+        </w:tc>
+        <w:tc>
+          <w:tcPr>
+            <w:tcW w:type="dxa" w:w="12700"/>
+            <w:tcMar>
+              <w:top w:type="dxa" w:w="50"/>
+              <w:left w:type="dxa" w:w="90"/>
+              <w:bottom w:type="dxa" w:w="50"/>
+              <w:right w:type="dxa" w:w="90"/>
+            </w:tcMar>
+          </w:tcPr>
+          <w:p>
+            <w:r>
+              <w:rPr>
+                <w:color w:val="333333"/>
+                <w:sz w:val="17"/>
+                <w:szCs w:val="17"/>
+              </w:rPr>
+              <w:t xml:space="preserve">Palmitoyl pentapeptide-3 (Matrixyl, H-Gly-Pro-Arg-Pro-Ala-OH)  ·  150ppm</w:t>
+            </w:r>
+          </w:p>
+        </w:tc>
+      </w:tr>
+      <w:tr>
+        <w:tc>
+          <w:tcPr>
+            <w:tcW w:type="dxa" w:w="2300"/>
+            <w:shd w:fill="F3F1EA" w:color="auto" w:val="clear"/>
+            <w:tcMar>
+              <w:top w:type="dxa" w:w="50"/>
+              <w:left w:type="dxa" w:w="90"/>
+              <w:bottom w:type="dxa" w:w="50"/>
+              <w:right w:type="dxa" w:w="90"/>
+            </w:tcMar>
+          </w:tcPr>
+          <w:p>
+            <w:r>
+              <w:rPr>
+                <w:b/>
+                <w:bCs/>
+                <w:color w:val="13262E"/>
+                <w:sz w:val="16"/>
+                <w:szCs w:val="16"/>
+              </w:rPr>
+              <w:t xml:space="preserve">효능</w:t>
+            </w:r>
+          </w:p>
+        </w:tc>
+        <w:tc>
+          <w:tcPr>
+            <w:tcW w:type="dxa" w:w="12700"/>
+            <w:tcMar>
+              <w:top w:type="dxa" w:w="50"/>
+              <w:left w:type="dxa" w:w="90"/>
+              <w:bottom w:type="dxa" w:w="50"/>
+              <w:right w:type="dxa" w:w="90"/>
+            </w:tcMar>
+          </w:tcPr>
+          <w:p>
+            <w:r>
+              <w:rPr>
+                <w:color w:val="333333"/>
+                <w:sz w:val="17"/>
+                <w:szCs w:val="17"/>
+              </w:rPr>
+              <w:t xml:space="preserve">콜라겐·엘라스틴 매트릭스 증가, 잔주름 개선</w:t>
+            </w:r>
+          </w:p>
+        </w:tc>
+      </w:tr>
+      <w:tr>
+        <w:tc>
+          <w:tcPr>
+            <w:tcW w:type="dxa" w:w="2300"/>
+            <w:shd w:fill="F3F1EA" w:color="auto" w:val="clear"/>
+            <w:tcMar>
+              <w:top w:type="dxa" w:w="50"/>
+              <w:left w:type="dxa" w:w="90"/>
+              <w:bottom w:type="dxa" w:w="50"/>
+              <w:right w:type="dxa" w:w="90"/>
+            </w:tcMar>
+          </w:tcPr>
+          <w:p>
+            <w:r>
+              <w:rPr>
+                <w:b/>
+                <w:bCs/>
+                <w:color w:val="13262E"/>
+                <w:sz w:val="16"/>
+                <w:szCs w:val="16"/>
+              </w:rPr>
+              <w:t xml:space="preserve">사용법</w:t>
+            </w:r>
+          </w:p>
+        </w:tc>
+        <w:tc>
+          <w:tcPr>
+            <w:tcW w:type="dxa" w:w="12700"/>
+            <w:tcMar>
+              <w:top w:type="dxa" w:w="50"/>
+              <w:left w:type="dxa" w:w="90"/>
+              <w:bottom w:type="dxa" w:w="50"/>
+              <w:right w:type="dxa" w:w="90"/>
+            </w:tcMar>
+          </w:tcPr>
+          <w:p>
+            <w:r>
+              <w:rPr>
+                <w:color w:val="333333"/>
+                <w:sz w:val="17"/>
+                <w:szCs w:val="17"/>
+              </w:rPr>
+              <w:t xml:space="preserve">알코올 세안 후 0.2mm 더마롤러·더마스탬프로 도포(흡수 촉진), 2주 간격 2-3세션. 다른 펩타이드와 칵테일 혼합 가능</w:t>
+            </w:r>
+          </w:p>
+        </w:tc>
+      </w:tr>
+      <w:tr>
+        <w:tc>
+          <w:tcPr>
+            <w:tcW w:type="dxa" w:w="2300"/>
+            <w:shd w:fill="F3F1EA" w:color="auto" w:val="clear"/>
+            <w:tcMar>
+              <w:top w:type="dxa" w:w="50"/>
+              <w:left w:type="dxa" w:w="90"/>
+              <w:bottom w:type="dxa" w:w="50"/>
+              <w:right w:type="dxa" w:w="90"/>
+            </w:tcMar>
+          </w:tcPr>
+          <w:p>
+            <w:r>
+              <w:rPr>
+                <w:b/>
+                <w:bCs/>
+                <w:color w:val="13262E"/>
+                <w:sz w:val="16"/>
+                <w:szCs w:val="16"/>
+              </w:rPr>
+              <w:t xml:space="preserve">패키지</w:t>
+            </w:r>
+          </w:p>
+        </w:tc>
+        <w:tc>
+          <w:tcPr>
+            <w:tcW w:type="dxa" w:w="12700"/>
+            <w:tcMar>
+              <w:top w:type="dxa" w:w="50"/>
+              <w:left w:type="dxa" w:w="90"/>
+              <w:bottom w:type="dxa" w:w="50"/>
+              <w:right w:type="dxa" w:w="90"/>
+            </w:tcMar>
+          </w:tcPr>
+          <w:p>
+            <w:r>
+              <w:rPr>
+                <w:color w:val="333333"/>
+                <w:sz w:val="17"/>
+                <w:szCs w:val="17"/>
+              </w:rPr>
+              <w:t xml:space="preserve">3ml × 2vials / box</w:t>
+            </w:r>
+          </w:p>
+        </w:tc>
+      </w:tr>
+      <w:tr>
+        <w:tc>
+          <w:tcPr>
+            <w:tcW w:type="dxa" w:w="2300"/>
+            <w:shd w:fill="F3F1EA" w:color="auto" w:val="clear"/>
+            <w:tcMar>
+              <w:top w:type="dxa" w:w="50"/>
+              <w:left w:type="dxa" w:w="90"/>
+              <w:bottom w:type="dxa" w:w="50"/>
+              <w:right w:type="dxa" w:w="90"/>
+            </w:tcMar>
+          </w:tcPr>
+          <w:p>
+            <w:r>
+              <w:rPr>
+                <w:b/>
+                <w:bCs/>
+                <w:color w:val="13262E"/>
+                <w:sz w:val="16"/>
+                <w:szCs w:val="16"/>
+              </w:rPr>
+              <w:t xml:space="preserve">소비자가 (USD)</w:t>
+            </w:r>
+          </w:p>
+        </w:tc>
+        <w:tc>
+          <w:tcPr>
+            <w:tcW w:type="dxa" w:w="12700"/>
+            <w:tcMar>
+              <w:top w:type="dxa" w:w="50"/>
+              <w:left w:type="dxa" w:w="90"/>
+              <w:bottom w:type="dxa" w:w="50"/>
+              <w:right w:type="dxa" w:w="90"/>
+            </w:tcMar>
+          </w:tcPr>
+          <w:p>
+            <w:r>
+              <w:rPr>
+                <w:color w:val="333333"/>
+                <w:sz w:val="17"/>
+                <w:szCs w:val="17"/>
+              </w:rPr>
+              <w:t xml:space="preserve">2026 단가표 없음 — 문의/별도</w:t>
+            </w:r>
+          </w:p>
+        </w:tc>
+      </w:tr>
+      <w:tr>
+        <w:tc>
+          <w:tcPr>
+            <w:tcW w:type="dxa" w:w="2300"/>
+            <w:shd w:fill="F3F1EA" w:color="auto" w:val="clear"/>
+            <w:tcMar>
+              <w:top w:type="dxa" w:w="50"/>
+              <w:left w:type="dxa" w:w="90"/>
+              <w:bottom w:type="dxa" w:w="50"/>
+              <w:right w:type="dxa" w:w="90"/>
+            </w:tcMar>
+          </w:tcPr>
+          <w:p>
+            <w:r>
+              <w:rPr>
+                <w:b/>
+                <w:bCs/>
+                <w:color w:val="13262E"/>
+                <w:sz w:val="16"/>
+                <w:szCs w:val="16"/>
+              </w:rPr>
+              <w:t xml:space="preserve">주의·비고</w:t>
+            </w:r>
+          </w:p>
+        </w:tc>
+        <w:tc>
+          <w:tcPr>
+            <w:tcW w:type="dxa" w:w="12700"/>
+            <w:tcMar>
+              <w:top w:type="dxa" w:w="50"/>
+              <w:left w:type="dxa" w:w="90"/>
+              <w:bottom w:type="dxa" w:w="50"/>
+              <w:right w:type="dxa" w:w="90"/>
+            </w:tcMar>
+          </w:tcPr>
+          <w:p>
+            <w:r>
+              <w:rPr>
+                <w:color w:val="333333"/>
+                <w:sz w:val="17"/>
+                <w:szCs w:val="17"/>
+              </w:rPr>
+              <w:t xml:space="preserve">—</w:t>
+            </w:r>
+          </w:p>
+        </w:tc>
+      </w:tr>
+    </w:tbl>
+    <w:p>
+      <w:pPr>
+        <w:spacing w:after="60" w:before="220"/>
+      </w:pPr>
+      <w:r>
+        <w:rPr>
+          <w:b/>
+          <w:bCs/>
+          <w:color w:val="13262E"/>
+          <w:sz w:val="22"/>
+          <w:szCs w:val="22"/>
+        </w:rPr>
+        <w:t xml:space="preserve">GANA peptides (PT1)</w:t>
+      </w:r>
+      <w:r>
+        <w:rPr>
+          <w:color w:val="A8905A"/>
+          <w:sz w:val="16"/>
+          <w:szCs w:val="16"/>
+        </w:rPr>
+        <w:t xml:space="preserve">   ·  Peptide (원료 펩타이드)</w:t>
+      </w:r>
+    </w:p>
+    <w:tbl>
+      <w:tblPr>
+        <w:tblW w:type="dxa" w:w="15000"/>
+        <w:tblBorders>
+          <w:top w:val="single" w:color="DDDDDD" w:sz="2"/>
+          <w:left w:val="single" w:color="DDDDDD" w:sz="2"/>
+          <w:bottom w:val="single" w:color="DDDDDD" w:sz="2"/>
+          <w:right w:val="single" w:color="DDDDDD" w:sz="2"/>
+          <w:insideH w:val="single" w:color="E5E5E5" w:sz="2"/>
+          <w:insideV w:val="single" w:color="EEEEEE" w:sz="2"/>
+        </w:tblBorders>
+      </w:tblPr>
+      <w:tblGrid>
+        <w:gridCol w:w="2300"/>
+        <w:gridCol w:w="12700"/>
+      </w:tblGrid>
+      <w:tr>
+        <w:tc>
+          <w:tcPr>
+            <w:tcW w:type="dxa" w:w="2300"/>
+            <w:shd w:fill="F3F1EA" w:color="auto" w:val="clear"/>
+            <w:tcMar>
+              <w:top w:type="dxa" w:w="50"/>
+              <w:left w:type="dxa" w:w="90"/>
+              <w:bottom w:type="dxa" w:w="50"/>
+              <w:right w:type="dxa" w:w="90"/>
+            </w:tcMar>
+          </w:tcPr>
+          <w:p>
+            <w:r>
+              <w:rPr>
+                <w:b/>
+                <w:bCs/>
+                <w:color w:val="13262E"/>
+                <w:sz w:val="16"/>
+                <w:szCs w:val="16"/>
+              </w:rPr>
+              <w:t xml:space="preserve">성분</w:t>
+            </w:r>
+          </w:p>
+        </w:tc>
+        <w:tc>
+          <w:tcPr>
+            <w:tcW w:type="dxa" w:w="12700"/>
+            <w:tcMar>
+              <w:top w:type="dxa" w:w="50"/>
+              <w:left w:type="dxa" w:w="90"/>
+              <w:bottom w:type="dxa" w:w="50"/>
+              <w:right w:type="dxa" w:w="90"/>
+            </w:tcMar>
+          </w:tcPr>
+          <w:p>
+            <w:r>
+              <w:rPr>
+                <w:color w:val="333333"/>
+                <w:sz w:val="17"/>
+                <w:szCs w:val="17"/>
+              </w:rPr>
+              <w:t xml:space="preserve">Palmitoyl tripeptide-1 (pal-GHK / palmitoyl oligopeptide)  ·  100ppm</w:t>
+            </w:r>
+          </w:p>
+        </w:tc>
+      </w:tr>
+      <w:tr>
+        <w:tc>
+          <w:tcPr>
+            <w:tcW w:type="dxa" w:w="2300"/>
+            <w:shd w:fill="F3F1EA" w:color="auto" w:val="clear"/>
+            <w:tcMar>
+              <w:top w:type="dxa" w:w="50"/>
+              <w:left w:type="dxa" w:w="90"/>
+              <w:bottom w:type="dxa" w:w="50"/>
+              <w:right w:type="dxa" w:w="90"/>
+            </w:tcMar>
+          </w:tcPr>
+          <w:p>
+            <w:r>
+              <w:rPr>
+                <w:b/>
+                <w:bCs/>
+                <w:color w:val="13262E"/>
+                <w:sz w:val="16"/>
+                <w:szCs w:val="16"/>
+              </w:rPr>
+              <w:t xml:space="preserve">효능</w:t>
+            </w:r>
+          </w:p>
+        </w:tc>
+        <w:tc>
+          <w:tcPr>
+            <w:tcW w:type="dxa" w:w="12700"/>
+            <w:tcMar>
+              <w:top w:type="dxa" w:w="50"/>
+              <w:left w:type="dxa" w:w="90"/>
+              <w:bottom w:type="dxa" w:w="50"/>
+              <w:right w:type="dxa" w:w="90"/>
+            </w:tcMar>
+          </w:tcPr>
+          <w:p>
+            <w:r>
+              <w:rPr>
+                <w:color w:val="333333"/>
+                <w:sz w:val="17"/>
+                <w:szCs w:val="17"/>
+              </w:rPr>
+              <w:t xml:space="preserve">피부 손상 회복, 진피 지지구조 강화</w:t>
+            </w:r>
+          </w:p>
+        </w:tc>
+      </w:tr>
+      <w:tr>
+        <w:tc>
+          <w:tcPr>
+            <w:tcW w:type="dxa" w:w="2300"/>
+            <w:shd w:fill="F3F1EA" w:color="auto" w:val="clear"/>
+            <w:tcMar>
+              <w:top w:type="dxa" w:w="50"/>
+              <w:left w:type="dxa" w:w="90"/>
+              <w:bottom w:type="dxa" w:w="50"/>
+              <w:right w:type="dxa" w:w="90"/>
+            </w:tcMar>
+          </w:tcPr>
+          <w:p>
+            <w:r>
+              <w:rPr>
+                <w:b/>
+                <w:bCs/>
+                <w:color w:val="13262E"/>
+                <w:sz w:val="16"/>
+                <w:szCs w:val="16"/>
+              </w:rPr>
+              <w:t xml:space="preserve">사용법</w:t>
+            </w:r>
+          </w:p>
+        </w:tc>
+        <w:tc>
+          <w:tcPr>
+            <w:tcW w:type="dxa" w:w="12700"/>
+            <w:tcMar>
+              <w:top w:type="dxa" w:w="50"/>
+              <w:left w:type="dxa" w:w="90"/>
+              <w:bottom w:type="dxa" w:w="50"/>
+              <w:right w:type="dxa" w:w="90"/>
+            </w:tcMar>
+          </w:tcPr>
+          <w:p>
+            <w:r>
+              <w:rPr>
+                <w:color w:val="333333"/>
+                <w:sz w:val="17"/>
+                <w:szCs w:val="17"/>
+              </w:rPr>
+              <w:t xml:space="preserve">알코올 세안 후 0.2mm 더마롤러·더마스탬프로 도포(흡수 촉진), 2주 간격 2-3세션. 다른 펩타이드와 칵테일 혼합 가능</w:t>
+            </w:r>
+          </w:p>
+        </w:tc>
+      </w:tr>
+      <w:tr>
+        <w:tc>
+          <w:tcPr>
+            <w:tcW w:type="dxa" w:w="2300"/>
+            <w:shd w:fill="F3F1EA" w:color="auto" w:val="clear"/>
+            <w:tcMar>
+              <w:top w:type="dxa" w:w="50"/>
+              <w:left w:type="dxa" w:w="90"/>
+              <w:bottom w:type="dxa" w:w="50"/>
+              <w:right w:type="dxa" w:w="90"/>
+            </w:tcMar>
+          </w:tcPr>
+          <w:p>
+            <w:r>
+              <w:rPr>
+                <w:b/>
+                <w:bCs/>
+                <w:color w:val="13262E"/>
+                <w:sz w:val="16"/>
+                <w:szCs w:val="16"/>
+              </w:rPr>
+              <w:t xml:space="preserve">패키지</w:t>
+            </w:r>
+          </w:p>
+        </w:tc>
+        <w:tc>
+          <w:tcPr>
+            <w:tcW w:type="dxa" w:w="12700"/>
+            <w:tcMar>
+              <w:top w:type="dxa" w:w="50"/>
+              <w:left w:type="dxa" w:w="90"/>
+              <w:bottom w:type="dxa" w:w="50"/>
+              <w:right w:type="dxa" w:w="90"/>
+            </w:tcMar>
+          </w:tcPr>
+          <w:p>
+            <w:r>
+              <w:rPr>
+                <w:color w:val="333333"/>
+                <w:sz w:val="17"/>
+                <w:szCs w:val="17"/>
+              </w:rPr>
+              <w:t xml:space="preserve">3ml × 2vials / box</w:t>
+            </w:r>
+          </w:p>
+        </w:tc>
+      </w:tr>
+      <w:tr>
+        <w:tc>
+          <w:tcPr>
+            <w:tcW w:type="dxa" w:w="2300"/>
+            <w:shd w:fill="F3F1EA" w:color="auto" w:val="clear"/>
+            <w:tcMar>
+              <w:top w:type="dxa" w:w="50"/>
+              <w:left w:type="dxa" w:w="90"/>
+              <w:bottom w:type="dxa" w:w="50"/>
+              <w:right w:type="dxa" w:w="90"/>
+            </w:tcMar>
+          </w:tcPr>
+          <w:p>
+            <w:r>
+              <w:rPr>
+                <w:b/>
+                <w:bCs/>
+                <w:color w:val="13262E"/>
+                <w:sz w:val="16"/>
+                <w:szCs w:val="16"/>
+              </w:rPr>
+              <w:t xml:space="preserve">소비자가 (USD)</w:t>
+            </w:r>
+          </w:p>
+        </w:tc>
+        <w:tc>
+          <w:tcPr>
+            <w:tcW w:type="dxa" w:w="12700"/>
+            <w:tcMar>
+              <w:top w:type="dxa" w:w="50"/>
+              <w:left w:type="dxa" w:w="90"/>
+              <w:bottom w:type="dxa" w:w="50"/>
+              <w:right w:type="dxa" w:w="90"/>
+            </w:tcMar>
+          </w:tcPr>
+          <w:p>
+            <w:r>
+              <w:rPr>
+                <w:color w:val="333333"/>
+                <w:sz w:val="17"/>
+                <w:szCs w:val="17"/>
+              </w:rPr>
+              <w:t xml:space="preserve">2026 단가표 없음 — 문의/별도</w:t>
+            </w:r>
+          </w:p>
+        </w:tc>
+      </w:tr>
+      <w:tr>
+        <w:tc>
+          <w:tcPr>
+            <w:tcW w:type="dxa" w:w="2300"/>
+            <w:shd w:fill="F3F1EA" w:color="auto" w:val="clear"/>
+            <w:tcMar>
+              <w:top w:type="dxa" w:w="50"/>
+              <w:left w:type="dxa" w:w="90"/>
+              <w:bottom w:type="dxa" w:w="50"/>
+              <w:right w:type="dxa" w:w="90"/>
+            </w:tcMar>
+          </w:tcPr>
+          <w:p>
+            <w:r>
+              <w:rPr>
+                <w:b/>
+                <w:bCs/>
+                <w:color w:val="13262E"/>
+                <w:sz w:val="16"/>
+                <w:szCs w:val="16"/>
+              </w:rPr>
+              <w:t xml:space="preserve">주의·비고</w:t>
+            </w:r>
+          </w:p>
+        </w:tc>
+        <w:tc>
+          <w:tcPr>
+            <w:tcW w:type="dxa" w:w="12700"/>
+            <w:tcMar>
+              <w:top w:type="dxa" w:w="50"/>
+              <w:left w:type="dxa" w:w="90"/>
+              <w:bottom w:type="dxa" w:w="50"/>
+              <w:right w:type="dxa" w:w="90"/>
+            </w:tcMar>
+          </w:tcPr>
+          <w:p>
+            <w:r>
+              <w:rPr>
+                <w:color w:val="333333"/>
+                <w:sz w:val="17"/>
+                <w:szCs w:val="17"/>
+              </w:rPr>
+              <w:t xml:space="preserve">—</w:t>
+            </w:r>
+          </w:p>
+        </w:tc>
+      </w:tr>
+    </w:tbl>
+    <w:p>
+      <w:pPr>
+        <w:spacing w:after="60" w:before="220"/>
+      </w:pPr>
+      <w:r>
+        <w:rPr>
+          <w:b/>
+          <w:bCs/>
+          <w:color w:val="13262E"/>
+          <w:sz w:val="22"/>
+          <w:szCs w:val="22"/>
+        </w:rPr>
+        <w:t xml:space="preserve">GANA peptides (MP17)</w:t>
+      </w:r>
+      <w:r>
+        <w:rPr>
+          <w:color w:val="A8905A"/>
+          <w:sz w:val="16"/>
+          <w:szCs w:val="16"/>
+        </w:rPr>
+        <w:t xml:space="preserve">   ·  Peptide (원료 펩타이드)</w:t>
+      </w:r>
+    </w:p>
+    <w:tbl>
+      <w:tblPr>
+        <w:tblW w:type="dxa" w:w="15000"/>
+        <w:tblBorders>
+          <w:top w:val="single" w:color="DDDDDD" w:sz="2"/>
+          <w:left w:val="single" w:color="DDDDDD" w:sz="2"/>
+          <w:bottom w:val="single" w:color="DDDDDD" w:sz="2"/>
+          <w:right w:val="single" w:color="DDDDDD" w:sz="2"/>
+          <w:insideH w:val="single" w:color="E5E5E5" w:sz="2"/>
+          <w:insideV w:val="single" w:color="EEEEEE" w:sz="2"/>
+        </w:tblBorders>
+      </w:tblPr>
+      <w:tblGrid>
+        <w:gridCol w:w="2300"/>
+        <w:gridCol w:w="12700"/>
+      </w:tblGrid>
+      <w:tr>
+        <w:tc>
+          <w:tcPr>
+            <w:tcW w:type="dxa" w:w="2300"/>
+            <w:shd w:fill="F3F1EA" w:color="auto" w:val="clear"/>
+            <w:tcMar>
+              <w:top w:type="dxa" w:w="50"/>
+              <w:left w:type="dxa" w:w="90"/>
+              <w:bottom w:type="dxa" w:w="50"/>
+              <w:right w:type="dxa" w:w="90"/>
+            </w:tcMar>
+          </w:tcPr>
+          <w:p>
+            <w:r>
+              <w:rPr>
+                <w:b/>
+                <w:bCs/>
+                <w:color w:val="13262E"/>
+                <w:sz w:val="16"/>
+                <w:szCs w:val="16"/>
+              </w:rPr>
+              <w:t xml:space="preserve">성분</w:t>
+            </w:r>
+          </w:p>
+        </w:tc>
+        <w:tc>
+          <w:tcPr>
+            <w:tcW w:type="dxa" w:w="12700"/>
+            <w:tcMar>
+              <w:top w:type="dxa" w:w="50"/>
+              <w:left w:type="dxa" w:w="90"/>
+              <w:bottom w:type="dxa" w:w="50"/>
+              <w:right w:type="dxa" w:w="90"/>
+            </w:tcMar>
+          </w:tcPr>
+          <w:p>
+            <w:r>
+              <w:rPr>
+                <w:color w:val="333333"/>
+                <w:sz w:val="17"/>
+                <w:szCs w:val="17"/>
+              </w:rPr>
+              <w:t xml:space="preserve">Myristoyl pentapeptide-17  ·  500ppm</w:t>
+            </w:r>
+          </w:p>
+        </w:tc>
+      </w:tr>
+      <w:tr>
+        <w:tc>
+          <w:tcPr>
+            <w:tcW w:type="dxa" w:w="2300"/>
+            <w:shd w:fill="F3F1EA" w:color="auto" w:val="clear"/>
+            <w:tcMar>
+              <w:top w:type="dxa" w:w="50"/>
+              <w:left w:type="dxa" w:w="90"/>
+              <w:bottom w:type="dxa" w:w="50"/>
+              <w:right w:type="dxa" w:w="90"/>
+            </w:tcMar>
+          </w:tcPr>
+          <w:p>
+            <w:r>
+              <w:rPr>
+                <w:b/>
+                <w:bCs/>
+                <w:color w:val="13262E"/>
+                <w:sz w:val="16"/>
+                <w:szCs w:val="16"/>
+              </w:rPr>
+              <w:t xml:space="preserve">효능</w:t>
+            </w:r>
+          </w:p>
+        </w:tc>
+        <w:tc>
+          <w:tcPr>
+            <w:tcW w:type="dxa" w:w="12700"/>
+            <w:tcMar>
+              <w:top w:type="dxa" w:w="50"/>
+              <w:left w:type="dxa" w:w="90"/>
+              <w:bottom w:type="dxa" w:w="50"/>
+              <w:right w:type="dxa" w:w="90"/>
+            </w:tcMar>
+          </w:tcPr>
+          <w:p>
+            <w:r>
+              <w:rPr>
+                <w:color w:val="333333"/>
+                <w:sz w:val="17"/>
+                <w:szCs w:val="17"/>
+              </w:rPr>
+              <w:t xml:space="preserve">속눈썹 성장 — 케라틴 유전자 자극, 성장인자 분비 유도</w:t>
+            </w:r>
+          </w:p>
+        </w:tc>
+      </w:tr>
+      <w:tr>
+        <w:tc>
+          <w:tcPr>
+            <w:tcW w:type="dxa" w:w="2300"/>
+            <w:shd w:fill="F3F1EA" w:color="auto" w:val="clear"/>
+            <w:tcMar>
+              <w:top w:type="dxa" w:w="50"/>
+              <w:left w:type="dxa" w:w="90"/>
+              <w:bottom w:type="dxa" w:w="50"/>
+              <w:right w:type="dxa" w:w="90"/>
+            </w:tcMar>
+          </w:tcPr>
+          <w:p>
+            <w:r>
+              <w:rPr>
+                <w:b/>
+                <w:bCs/>
+                <w:color w:val="13262E"/>
+                <w:sz w:val="16"/>
+                <w:szCs w:val="16"/>
+              </w:rPr>
+              <w:t xml:space="preserve">사용법</w:t>
+            </w:r>
+          </w:p>
+        </w:tc>
+        <w:tc>
+          <w:tcPr>
+            <w:tcW w:type="dxa" w:w="12700"/>
+            <w:tcMar>
+              <w:top w:type="dxa" w:w="50"/>
+              <w:left w:type="dxa" w:w="90"/>
+              <w:bottom w:type="dxa" w:w="50"/>
+              <w:right w:type="dxa" w:w="90"/>
+            </w:tcMar>
+          </w:tcPr>
+          <w:p>
+            <w:r>
+              <w:rPr>
+                <w:color w:val="333333"/>
+                <w:sz w:val="17"/>
+                <w:szCs w:val="17"/>
+              </w:rPr>
+              <w:t xml:space="preserve">알코올 세안 후 0.2mm 더마롤러·더마스탬프로 도포(흡수 촉진), 2주 간격 2-3세션. 다른 펩타이드와 칵테일 혼합 가능</w:t>
+            </w:r>
+          </w:p>
+        </w:tc>
+      </w:tr>
+      <w:tr>
+        <w:tc>
+          <w:tcPr>
+            <w:tcW w:type="dxa" w:w="2300"/>
+            <w:shd w:fill="F3F1EA" w:color="auto" w:val="clear"/>
+            <w:tcMar>
+              <w:top w:type="dxa" w:w="50"/>
+              <w:left w:type="dxa" w:w="90"/>
+              <w:bottom w:type="dxa" w:w="50"/>
+              <w:right w:type="dxa" w:w="90"/>
+            </w:tcMar>
+          </w:tcPr>
+          <w:p>
+            <w:r>
+              <w:rPr>
+                <w:b/>
+                <w:bCs/>
+                <w:color w:val="13262E"/>
+                <w:sz w:val="16"/>
+                <w:szCs w:val="16"/>
+              </w:rPr>
+              <w:t xml:space="preserve">패키지</w:t>
+            </w:r>
+          </w:p>
+        </w:tc>
+        <w:tc>
+          <w:tcPr>
+            <w:tcW w:type="dxa" w:w="12700"/>
+            <w:tcMar>
+              <w:top w:type="dxa" w:w="50"/>
+              <w:left w:type="dxa" w:w="90"/>
+              <w:bottom w:type="dxa" w:w="50"/>
+              <w:right w:type="dxa" w:w="90"/>
+            </w:tcMar>
+          </w:tcPr>
+          <w:p>
+            <w:r>
+              <w:rPr>
+                <w:color w:val="333333"/>
+                <w:sz w:val="17"/>
+                <w:szCs w:val="17"/>
+              </w:rPr>
+              <w:t xml:space="preserve">3ml × 2vials / box</w:t>
+            </w:r>
+          </w:p>
+        </w:tc>
+      </w:tr>
+      <w:tr>
+        <w:tc>
+          <w:tcPr>
+            <w:tcW w:type="dxa" w:w="2300"/>
+            <w:shd w:fill="F3F1EA" w:color="auto" w:val="clear"/>
+            <w:tcMar>
+              <w:top w:type="dxa" w:w="50"/>
+              <w:left w:type="dxa" w:w="90"/>
+              <w:bottom w:type="dxa" w:w="50"/>
+              <w:right w:type="dxa" w:w="90"/>
+            </w:tcMar>
+          </w:tcPr>
+          <w:p>
+            <w:r>
+              <w:rPr>
+                <w:b/>
+                <w:bCs/>
+                <w:color w:val="13262E"/>
+                <w:sz w:val="16"/>
+                <w:szCs w:val="16"/>
+              </w:rPr>
+              <w:t xml:space="preserve">소비자가 (USD)</w:t>
+            </w:r>
+          </w:p>
+        </w:tc>
+        <w:tc>
+          <w:tcPr>
+            <w:tcW w:type="dxa" w:w="12700"/>
+            <w:tcMar>
+              <w:top w:type="dxa" w:w="50"/>
+              <w:left w:type="dxa" w:w="90"/>
+              <w:bottom w:type="dxa" w:w="50"/>
+              <w:right w:type="dxa" w:w="90"/>
+            </w:tcMar>
+          </w:tcPr>
+          <w:p>
+            <w:r>
+              <w:rPr>
+                <w:color w:val="333333"/>
+                <w:sz w:val="17"/>
+                <w:szCs w:val="17"/>
+              </w:rPr>
+              <w:t xml:space="preserve">2026 단가표 없음 — 문의/별도</w:t>
+            </w:r>
+          </w:p>
+        </w:tc>
+      </w:tr>
+      <w:tr>
+        <w:tc>
+          <w:tcPr>
+            <w:tcW w:type="dxa" w:w="2300"/>
+            <w:shd w:fill="F3F1EA" w:color="auto" w:val="clear"/>
+            <w:tcMar>
+              <w:top w:type="dxa" w:w="50"/>
+              <w:left w:type="dxa" w:w="90"/>
+              <w:bottom w:type="dxa" w:w="50"/>
+              <w:right w:type="dxa" w:w="90"/>
+            </w:tcMar>
+          </w:tcPr>
+          <w:p>
+            <w:r>
+              <w:rPr>
+                <w:b/>
+                <w:bCs/>
+                <w:color w:val="13262E"/>
+                <w:sz w:val="16"/>
+                <w:szCs w:val="16"/>
+              </w:rPr>
+              <w:t xml:space="preserve">주의·비고</w:t>
+            </w:r>
+          </w:p>
+        </w:tc>
+        <w:tc>
+          <w:tcPr>
+            <w:tcW w:type="dxa" w:w="12700"/>
+            <w:tcMar>
+              <w:top w:type="dxa" w:w="50"/>
+              <w:left w:type="dxa" w:w="90"/>
+              <w:bottom w:type="dxa" w:w="50"/>
+              <w:right w:type="dxa" w:w="90"/>
+            </w:tcMar>
+          </w:tcPr>
+          <w:p>
+            <w:r>
+              <w:rPr>
+                <w:color w:val="333333"/>
+                <w:sz w:val="17"/>
+                <w:szCs w:val="17"/>
+              </w:rPr>
+              <w:t xml:space="preserve">※ 눈에 들어가지 않게 아이브러시로 도포, 3-4세션</w:t>
+            </w:r>
+          </w:p>
+        </w:tc>
+      </w:tr>
+    </w:tbl>
+    <w:p>
+      <w:pPr>
+        <w:spacing w:after="60" w:before="220"/>
+      </w:pPr>
+      <w:r>
+        <w:rPr>
+          <w:b/>
+          <w:bCs/>
+          <w:color w:val="13262E"/>
+          <w:sz w:val="22"/>
+          <w:szCs w:val="22"/>
+        </w:rPr>
+        <w:t xml:space="preserve">GANA peptides (AGH1)</w:t>
+      </w:r>
+      <w:r>
+        <w:rPr>
+          <w:color w:val="A8905A"/>
+          <w:sz w:val="16"/>
+          <w:szCs w:val="16"/>
+        </w:rPr>
+        <w:t xml:space="preserve">   ·  Peptide (원료 펩타이드)</w:t>
+      </w:r>
+    </w:p>
+    <w:tbl>
+      <w:tblPr>
+        <w:tblW w:type="dxa" w:w="15000"/>
+        <w:tblBorders>
+          <w:top w:val="single" w:color="DDDDDD" w:sz="2"/>
+          <w:left w:val="single" w:color="DDDDDD" w:sz="2"/>
+          <w:bottom w:val="single" w:color="DDDDDD" w:sz="2"/>
+          <w:right w:val="single" w:color="DDDDDD" w:sz="2"/>
+          <w:insideH w:val="single" w:color="E5E5E5" w:sz="2"/>
+          <w:insideV w:val="single" w:color="EEEEEE" w:sz="2"/>
+        </w:tblBorders>
+      </w:tblPr>
+      <w:tblGrid>
+        <w:gridCol w:w="2300"/>
+        <w:gridCol w:w="12700"/>
+      </w:tblGrid>
+      <w:tr>
+        <w:tc>
+          <w:tcPr>
+            <w:tcW w:type="dxa" w:w="2300"/>
+            <w:shd w:fill="F3F1EA" w:color="auto" w:val="clear"/>
+            <w:tcMar>
+              <w:top w:type="dxa" w:w="50"/>
+              <w:left w:type="dxa" w:w="90"/>
+              <w:bottom w:type="dxa" w:w="50"/>
+              <w:right w:type="dxa" w:w="90"/>
+            </w:tcMar>
+          </w:tcPr>
+          <w:p>
+            <w:r>
+              <w:rPr>
+                <w:b/>
+                <w:bCs/>
+                <w:color w:val="13262E"/>
+                <w:sz w:val="16"/>
+                <w:szCs w:val="16"/>
+              </w:rPr>
+              <w:t xml:space="preserve">성분</w:t>
+            </w:r>
+          </w:p>
+        </w:tc>
+        <w:tc>
+          <w:tcPr>
+            <w:tcW w:type="dxa" w:w="12700"/>
+            <w:tcMar>
+              <w:top w:type="dxa" w:w="50"/>
+              <w:left w:type="dxa" w:w="90"/>
+              <w:bottom w:type="dxa" w:w="50"/>
+              <w:right w:type="dxa" w:w="90"/>
+            </w:tcMar>
+          </w:tcPr>
+          <w:p>
+            <w:r>
+              <w:rPr>
+                <w:color w:val="333333"/>
+                <w:sz w:val="17"/>
+                <w:szCs w:val="17"/>
+              </w:rPr>
+              <w:t xml:space="preserve">Acetyl glutamyl heptapeptide-1 (SNAP-8)  ·  500ppm</w:t>
+            </w:r>
+          </w:p>
+        </w:tc>
+      </w:tr>
+      <w:tr>
+        <w:tc>
+          <w:tcPr>
+            <w:tcW w:type="dxa" w:w="2300"/>
+            <w:shd w:fill="F3F1EA" w:color="auto" w:val="clear"/>
+            <w:tcMar>
+              <w:top w:type="dxa" w:w="50"/>
+              <w:left w:type="dxa" w:w="90"/>
+              <w:bottom w:type="dxa" w:w="50"/>
+              <w:right w:type="dxa" w:w="90"/>
+            </w:tcMar>
+          </w:tcPr>
+          <w:p>
+            <w:r>
+              <w:rPr>
+                <w:b/>
+                <w:bCs/>
+                <w:color w:val="13262E"/>
+                <w:sz w:val="16"/>
+                <w:szCs w:val="16"/>
+              </w:rPr>
+              <w:t xml:space="preserve">효능</w:t>
+            </w:r>
+          </w:p>
+        </w:tc>
+        <w:tc>
+          <w:tcPr>
+            <w:tcW w:type="dxa" w:w="12700"/>
+            <w:tcMar>
+              <w:top w:type="dxa" w:w="50"/>
+              <w:left w:type="dxa" w:w="90"/>
+              <w:bottom w:type="dxa" w:w="50"/>
+              <w:right w:type="dxa" w:w="90"/>
+            </w:tcMar>
+          </w:tcPr>
+          <w:p>
+            <w:r>
+              <w:rPr>
+                <w:color w:val="333333"/>
+                <w:sz w:val="17"/>
+                <w:szCs w:val="17"/>
+              </w:rPr>
+              <w:t xml:space="preserve">표정주름 완화 — Argireline 확장 옥타펩타이드(보톡스 유사)</w:t>
+            </w:r>
+          </w:p>
+        </w:tc>
+      </w:tr>
+      <w:tr>
+        <w:tc>
+          <w:tcPr>
+            <w:tcW w:type="dxa" w:w="2300"/>
+            <w:shd w:fill="F3F1EA" w:color="auto" w:val="clear"/>
+            <w:tcMar>
+              <w:top w:type="dxa" w:w="50"/>
+              <w:left w:type="dxa" w:w="90"/>
+              <w:bottom w:type="dxa" w:w="50"/>
+              <w:right w:type="dxa" w:w="90"/>
+            </w:tcMar>
+          </w:tcPr>
+          <w:p>
+            <w:r>
+              <w:rPr>
+                <w:b/>
+                <w:bCs/>
+                <w:color w:val="13262E"/>
+                <w:sz w:val="16"/>
+                <w:szCs w:val="16"/>
+              </w:rPr>
+              <w:t xml:space="preserve">사용법</w:t>
+            </w:r>
+          </w:p>
+        </w:tc>
+        <w:tc>
+          <w:tcPr>
+            <w:tcW w:type="dxa" w:w="12700"/>
+            <w:tcMar>
+              <w:top w:type="dxa" w:w="50"/>
+              <w:left w:type="dxa" w:w="90"/>
+              <w:bottom w:type="dxa" w:w="50"/>
+              <w:right w:type="dxa" w:w="90"/>
+            </w:tcMar>
+          </w:tcPr>
+          <w:p>
+            <w:r>
+              <w:rPr>
+                <w:color w:val="333333"/>
+                <w:sz w:val="17"/>
+                <w:szCs w:val="17"/>
+              </w:rPr>
+              <w:t xml:space="preserve">알코올 세안 후 0.2mm 더마롤러·더마스탬프로 도포(흡수 촉진), 2주 간격 2-3세션. 다른 펩타이드와 칵테일 혼합 가능</w:t>
+            </w:r>
+          </w:p>
+        </w:tc>
+      </w:tr>
+      <w:tr>
+        <w:tc>
+          <w:tcPr>
+            <w:tcW w:type="dxa" w:w="2300"/>
+            <w:shd w:fill="F3F1EA" w:color="auto" w:val="clear"/>
+            <w:tcMar>
+              <w:top w:type="dxa" w:w="50"/>
+              <w:left w:type="dxa" w:w="90"/>
+              <w:bottom w:type="dxa" w:w="50"/>
+              <w:right w:type="dxa" w:w="90"/>
+            </w:tcMar>
+          </w:tcPr>
+          <w:p>
+            <w:r>
+              <w:rPr>
+                <w:b/>
+                <w:bCs/>
+                <w:color w:val="13262E"/>
+                <w:sz w:val="16"/>
+                <w:szCs w:val="16"/>
+              </w:rPr>
+              <w:t xml:space="preserve">패키지</w:t>
+            </w:r>
+          </w:p>
+        </w:tc>
+        <w:tc>
+          <w:tcPr>
+            <w:tcW w:type="dxa" w:w="12700"/>
+            <w:tcMar>
+              <w:top w:type="dxa" w:w="50"/>
+              <w:left w:type="dxa" w:w="90"/>
+              <w:bottom w:type="dxa" w:w="50"/>
+              <w:right w:type="dxa" w:w="90"/>
+            </w:tcMar>
+          </w:tcPr>
+          <w:p>
+            <w:r>
+              <w:rPr>
+                <w:color w:val="333333"/>
+                <w:sz w:val="17"/>
+                <w:szCs w:val="17"/>
+              </w:rPr>
+              <w:t xml:space="preserve">3ml × 2vials / box</w:t>
+            </w:r>
+          </w:p>
+        </w:tc>
+      </w:tr>
+      <w:tr>
+        <w:tc>
+          <w:tcPr>
+            <w:tcW w:type="dxa" w:w="2300"/>
+            <w:shd w:fill="F3F1EA" w:color="auto" w:val="clear"/>
+            <w:tcMar>
+              <w:top w:type="dxa" w:w="50"/>
+              <w:left w:type="dxa" w:w="90"/>
+              <w:bottom w:type="dxa" w:w="50"/>
+              <w:right w:type="dxa" w:w="90"/>
+            </w:tcMar>
+          </w:tcPr>
+          <w:p>
+            <w:r>
+              <w:rPr>
+                <w:b/>
+                <w:bCs/>
+                <w:color w:val="13262E"/>
+                <w:sz w:val="16"/>
+                <w:szCs w:val="16"/>
+              </w:rPr>
+              <w:t xml:space="preserve">소비자가 (USD)</w:t>
+            </w:r>
+          </w:p>
+        </w:tc>
+        <w:tc>
+          <w:tcPr>
+            <w:tcW w:type="dxa" w:w="12700"/>
+            <w:tcMar>
+              <w:top w:type="dxa" w:w="50"/>
+              <w:left w:type="dxa" w:w="90"/>
+              <w:bottom w:type="dxa" w:w="50"/>
+              <w:right w:type="dxa" w:w="90"/>
+            </w:tcMar>
+          </w:tcPr>
+          <w:p>
+            <w:r>
+              <w:rPr>
+                <w:color w:val="333333"/>
+                <w:sz w:val="17"/>
+                <w:szCs w:val="17"/>
+              </w:rPr>
+              <w:t xml:space="preserve">2026 단가표 없음 — 문의/별도</w:t>
+            </w:r>
+          </w:p>
+        </w:tc>
+      </w:tr>
+      <w:tr>
+        <w:tc>
+          <w:tcPr>
+            <w:tcW w:type="dxa" w:w="2300"/>
+            <w:shd w:fill="F3F1EA" w:color="auto" w:val="clear"/>
+            <w:tcMar>
+              <w:top w:type="dxa" w:w="50"/>
+              <w:left w:type="dxa" w:w="90"/>
+              <w:bottom w:type="dxa" w:w="50"/>
+              <w:right w:type="dxa" w:w="90"/>
+            </w:tcMar>
+          </w:tcPr>
+          <w:p>
+            <w:r>
+              <w:rPr>
+                <w:b/>
+                <w:bCs/>
+                <w:color w:val="13262E"/>
+                <w:sz w:val="16"/>
+                <w:szCs w:val="16"/>
+              </w:rPr>
+              <w:t xml:space="preserve">주의·비고</w:t>
+            </w:r>
+          </w:p>
+        </w:tc>
+        <w:tc>
+          <w:tcPr>
+            <w:tcW w:type="dxa" w:w="12700"/>
+            <w:tcMar>
+              <w:top w:type="dxa" w:w="50"/>
+              <w:left w:type="dxa" w:w="90"/>
+              <w:bottom w:type="dxa" w:w="50"/>
+              <w:right w:type="dxa" w:w="90"/>
+            </w:tcMar>
+          </w:tcPr>
+          <w:p>
+            <w:r>
+              <w:rPr>
+                <w:color w:val="333333"/>
+                <w:sz w:val="17"/>
+                <w:szCs w:val="17"/>
+              </w:rPr>
+              <w:t xml:space="preserve">—</w:t>
+            </w:r>
+          </w:p>
+        </w:tc>
+      </w:tr>
+    </w:tbl>
+    <w:p>
+      <w:pPr>
+        <w:spacing w:after="60" w:before="220"/>
+      </w:pPr>
+      <w:r>
+        <w:rPr>
+          <w:b/>
+          <w:bCs/>
+          <w:color w:val="13262E"/>
+          <w:sz w:val="22"/>
+          <w:szCs w:val="22"/>
+        </w:rPr>
+        <w:t xml:space="preserve">GANA peptides (AT5)</w:t>
+      </w:r>
+      <w:r>
+        <w:rPr>
+          <w:color w:val="A8905A"/>
+          <w:sz w:val="16"/>
+          <w:szCs w:val="16"/>
+        </w:rPr>
+        <w:t xml:space="preserve">   ·  Peptide (원료 펩타이드)</w:t>
+      </w:r>
+    </w:p>
+    <w:tbl>
+      <w:tblPr>
+        <w:tblW w:type="dxa" w:w="15000"/>
+        <w:tblBorders>
+          <w:top w:val="single" w:color="DDDDDD" w:sz="2"/>
+          <w:left w:val="single" w:color="DDDDDD" w:sz="2"/>
+          <w:bottom w:val="single" w:color="DDDDDD" w:sz="2"/>
+          <w:right w:val="single" w:color="DDDDDD" w:sz="2"/>
+          <w:insideH w:val="single" w:color="E5E5E5" w:sz="2"/>
+          <w:insideV w:val="single" w:color="EEEEEE" w:sz="2"/>
+        </w:tblBorders>
+      </w:tblPr>
+      <w:tblGrid>
+        <w:gridCol w:w="2300"/>
+        <w:gridCol w:w="12700"/>
+      </w:tblGrid>
+      <w:tr>
+        <w:tc>
+          <w:tcPr>
+            <w:tcW w:type="dxa" w:w="2300"/>
+            <w:shd w:fill="F3F1EA" w:color="auto" w:val="clear"/>
+            <w:tcMar>
+              <w:top w:type="dxa" w:w="50"/>
+              <w:left w:type="dxa" w:w="90"/>
+              <w:bottom w:type="dxa" w:w="50"/>
+              <w:right w:type="dxa" w:w="90"/>
+            </w:tcMar>
+          </w:tcPr>
+          <w:p>
+            <w:r>
+              <w:rPr>
+                <w:b/>
+                <w:bCs/>
+                <w:color w:val="13262E"/>
+                <w:sz w:val="16"/>
+                <w:szCs w:val="16"/>
+              </w:rPr>
+              <w:t xml:space="preserve">성분</w:t>
+            </w:r>
+          </w:p>
+        </w:tc>
+        <w:tc>
+          <w:tcPr>
+            <w:tcW w:type="dxa" w:w="12700"/>
+            <w:tcMar>
+              <w:top w:type="dxa" w:w="50"/>
+              <w:left w:type="dxa" w:w="90"/>
+              <w:bottom w:type="dxa" w:w="50"/>
+              <w:right w:type="dxa" w:w="90"/>
+            </w:tcMar>
+          </w:tcPr>
+          <w:p>
+            <w:r>
+              <w:rPr>
+                <w:color w:val="333333"/>
+                <w:sz w:val="17"/>
+                <w:szCs w:val="17"/>
+              </w:rPr>
+              <w:t xml:space="preserve">Acetyl tetrapeptide-5  ·  500ppm</w:t>
+            </w:r>
+          </w:p>
+        </w:tc>
+      </w:tr>
+      <w:tr>
+        <w:tc>
+          <w:tcPr>
+            <w:tcW w:type="dxa" w:w="2300"/>
+            <w:shd w:fill="F3F1EA" w:color="auto" w:val="clear"/>
+            <w:tcMar>
+              <w:top w:type="dxa" w:w="50"/>
+              <w:left w:type="dxa" w:w="90"/>
+              <w:bottom w:type="dxa" w:w="50"/>
+              <w:right w:type="dxa" w:w="90"/>
+            </w:tcMar>
+          </w:tcPr>
+          <w:p>
+            <w:r>
+              <w:rPr>
+                <w:b/>
+                <w:bCs/>
+                <w:color w:val="13262E"/>
+                <w:sz w:val="16"/>
+                <w:szCs w:val="16"/>
+              </w:rPr>
+              <w:t xml:space="preserve">효능</w:t>
+            </w:r>
+          </w:p>
+        </w:tc>
+        <w:tc>
+          <w:tcPr>
+            <w:tcW w:type="dxa" w:w="12700"/>
+            <w:tcMar>
+              <w:top w:type="dxa" w:w="50"/>
+              <w:left w:type="dxa" w:w="90"/>
+              <w:bottom w:type="dxa" w:w="50"/>
+              <w:right w:type="dxa" w:w="90"/>
+            </w:tcMar>
+          </w:tcPr>
+          <w:p>
+            <w:r>
+              <w:rPr>
+                <w:color w:val="333333"/>
+                <w:sz w:val="17"/>
+                <w:szCs w:val="17"/>
+              </w:rPr>
+              <w:t xml:space="preserve">눈밑 부종·눈가방(puffy eyebag) 개선</w:t>
+            </w:r>
+          </w:p>
+        </w:tc>
+      </w:tr>
+      <w:tr>
+        <w:tc>
+          <w:tcPr>
+            <w:tcW w:type="dxa" w:w="2300"/>
+            <w:shd w:fill="F3F1EA" w:color="auto" w:val="clear"/>
+            <w:tcMar>
+              <w:top w:type="dxa" w:w="50"/>
+              <w:left w:type="dxa" w:w="90"/>
+              <w:bottom w:type="dxa" w:w="50"/>
+              <w:right w:type="dxa" w:w="90"/>
+            </w:tcMar>
+          </w:tcPr>
+          <w:p>
+            <w:r>
+              <w:rPr>
+                <w:b/>
+                <w:bCs/>
+                <w:color w:val="13262E"/>
+                <w:sz w:val="16"/>
+                <w:szCs w:val="16"/>
+              </w:rPr>
+              <w:t xml:space="preserve">사용법</w:t>
+            </w:r>
+          </w:p>
+        </w:tc>
+        <w:tc>
+          <w:tcPr>
+            <w:tcW w:type="dxa" w:w="12700"/>
+            <w:tcMar>
+              <w:top w:type="dxa" w:w="50"/>
+              <w:left w:type="dxa" w:w="90"/>
+              <w:bottom w:type="dxa" w:w="50"/>
+              <w:right w:type="dxa" w:w="90"/>
+            </w:tcMar>
+          </w:tcPr>
+          <w:p>
+            <w:r>
+              <w:rPr>
+                <w:color w:val="333333"/>
+                <w:sz w:val="17"/>
+                <w:szCs w:val="17"/>
+              </w:rPr>
+              <w:t xml:space="preserve">알코올 세안 후 0.2mm 더마롤러·더마스탬프로 도포(흡수 촉진), 2주 간격 2-3세션. 다른 펩타이드와 칵테일 혼합 가능</w:t>
+            </w:r>
+          </w:p>
+        </w:tc>
+      </w:tr>
+      <w:tr>
+        <w:tc>
+          <w:tcPr>
+            <w:tcW w:type="dxa" w:w="2300"/>
+            <w:shd w:fill="F3F1EA" w:color="auto" w:val="clear"/>
+            <w:tcMar>
+              <w:top w:type="dxa" w:w="50"/>
+              <w:left w:type="dxa" w:w="90"/>
+              <w:bottom w:type="dxa" w:w="50"/>
+              <w:right w:type="dxa" w:w="90"/>
+            </w:tcMar>
+          </w:tcPr>
+          <w:p>
+            <w:r>
+              <w:rPr>
+                <w:b/>
+                <w:bCs/>
+                <w:color w:val="13262E"/>
+                <w:sz w:val="16"/>
+                <w:szCs w:val="16"/>
+              </w:rPr>
+              <w:t xml:space="preserve">패키지</w:t>
+            </w:r>
+          </w:p>
+        </w:tc>
+        <w:tc>
+          <w:tcPr>
+            <w:tcW w:type="dxa" w:w="12700"/>
+            <w:tcMar>
+              <w:top w:type="dxa" w:w="50"/>
+              <w:left w:type="dxa" w:w="90"/>
+              <w:bottom w:type="dxa" w:w="50"/>
+              <w:right w:type="dxa" w:w="90"/>
+            </w:tcMar>
+          </w:tcPr>
+          <w:p>
+            <w:r>
+              <w:rPr>
+                <w:color w:val="333333"/>
+                <w:sz w:val="17"/>
+                <w:szCs w:val="17"/>
+              </w:rPr>
+              <w:t xml:space="preserve">3ml × 2vials / box</w:t>
+            </w:r>
+          </w:p>
+        </w:tc>
+      </w:tr>
+      <w:tr>
+        <w:tc>
+          <w:tcPr>
+            <w:tcW w:type="dxa" w:w="2300"/>
+            <w:shd w:fill="F3F1EA" w:color="auto" w:val="clear"/>
+            <w:tcMar>
+              <w:top w:type="dxa" w:w="50"/>
+              <w:left w:type="dxa" w:w="90"/>
+              <w:bottom w:type="dxa" w:w="50"/>
+              <w:right w:type="dxa" w:w="90"/>
+            </w:tcMar>
+          </w:tcPr>
+          <w:p>
+            <w:r>
+              <w:rPr>
+                <w:b/>
+                <w:bCs/>
+                <w:color w:val="13262E"/>
+                <w:sz w:val="16"/>
+                <w:szCs w:val="16"/>
+              </w:rPr>
+              <w:t xml:space="preserve">소비자가 (USD)</w:t>
+            </w:r>
+          </w:p>
+        </w:tc>
+        <w:tc>
+          <w:tcPr>
+            <w:tcW w:type="dxa" w:w="12700"/>
+            <w:tcMar>
+              <w:top w:type="dxa" w:w="50"/>
+              <w:left w:type="dxa" w:w="90"/>
+              <w:bottom w:type="dxa" w:w="50"/>
+              <w:right w:type="dxa" w:w="90"/>
+            </w:tcMar>
+          </w:tcPr>
+          <w:p>
+            <w:r>
+              <w:rPr>
+                <w:color w:val="333333"/>
+                <w:sz w:val="17"/>
+                <w:szCs w:val="17"/>
+              </w:rPr>
+              <w:t xml:space="preserve">2026 단가표 없음 — 문의/별도</w:t>
+            </w:r>
+          </w:p>
+        </w:tc>
+      </w:tr>
+      <w:tr>
+        <w:tc>
+          <w:tcPr>
+            <w:tcW w:type="dxa" w:w="2300"/>
+            <w:shd w:fill="F3F1EA" w:color="auto" w:val="clear"/>
+            <w:tcMar>
+              <w:top w:type="dxa" w:w="50"/>
+              <w:left w:type="dxa" w:w="90"/>
+              <w:bottom w:type="dxa" w:w="50"/>
+              <w:right w:type="dxa" w:w="90"/>
+            </w:tcMar>
+          </w:tcPr>
+          <w:p>
+            <w:r>
+              <w:rPr>
+                <w:b/>
+                <w:bCs/>
+                <w:color w:val="13262E"/>
+                <w:sz w:val="16"/>
+                <w:szCs w:val="16"/>
+              </w:rPr>
+              <w:t xml:space="preserve">주의·비고</w:t>
+            </w:r>
+          </w:p>
+        </w:tc>
+        <w:tc>
+          <w:tcPr>
+            <w:tcW w:type="dxa" w:w="12700"/>
+            <w:tcMar>
+              <w:top w:type="dxa" w:w="50"/>
+              <w:left w:type="dxa" w:w="90"/>
+              <w:bottom w:type="dxa" w:w="50"/>
+              <w:right w:type="dxa" w:w="90"/>
+            </w:tcMar>
+          </w:tcPr>
+          <w:p>
+            <w:r>
+              <w:rPr>
+                <w:color w:val="333333"/>
+                <w:sz w:val="17"/>
+                <w:szCs w:val="17"/>
+              </w:rPr>
+              <w:t xml:space="preserve">—</w:t>
+            </w:r>
+          </w:p>
+        </w:tc>
+      </w:tr>
+    </w:tbl>
+    <w:p>
+      <w:pPr>
+        <w:spacing w:after="60" w:before="220"/>
+      </w:pPr>
+      <w:r>
+        <w:rPr>
+          <w:b/>
+          <w:bCs/>
+          <w:color w:val="13262E"/>
+          <w:sz w:val="22"/>
+          <w:szCs w:val="22"/>
+        </w:rPr>
+        <w:t xml:space="preserve">GANA peptides (NP1)</w:t>
+      </w:r>
+      <w:r>
+        <w:rPr>
+          <w:color w:val="A8905A"/>
+          <w:sz w:val="16"/>
+          <w:szCs w:val="16"/>
+        </w:rPr>
+        <w:t xml:space="preserve">   ·  Peptide (원료 펩타이드)</w:t>
+      </w:r>
+    </w:p>
+    <w:tbl>
+      <w:tblPr>
+        <w:tblW w:type="dxa" w:w="15000"/>
+        <w:tblBorders>
+          <w:top w:val="single" w:color="DDDDDD" w:sz="2"/>
+          <w:left w:val="single" w:color="DDDDDD" w:sz="2"/>
+          <w:bottom w:val="single" w:color="DDDDDD" w:sz="2"/>
+          <w:right w:val="single" w:color="DDDDDD" w:sz="2"/>
+          <w:insideH w:val="single" w:color="E5E5E5" w:sz="2"/>
+          <w:insideV w:val="single" w:color="EEEEEE" w:sz="2"/>
+        </w:tblBorders>
+      </w:tblPr>
+      <w:tblGrid>
+        <w:gridCol w:w="2300"/>
+        <w:gridCol w:w="12700"/>
+      </w:tblGrid>
+      <w:tr>
+        <w:tc>
+          <w:tcPr>
+            <w:tcW w:type="dxa" w:w="2300"/>
+            <w:shd w:fill="F3F1EA" w:color="auto" w:val="clear"/>
+            <w:tcMar>
+              <w:top w:type="dxa" w:w="50"/>
+              <w:left w:type="dxa" w:w="90"/>
+              <w:bottom w:type="dxa" w:w="50"/>
+              <w:right w:type="dxa" w:w="90"/>
+            </w:tcMar>
+          </w:tcPr>
+          <w:p>
+            <w:r>
+              <w:rPr>
+                <w:b/>
+                <w:bCs/>
+                <w:color w:val="13262E"/>
+                <w:sz w:val="16"/>
+                <w:szCs w:val="16"/>
+              </w:rPr>
+              <w:t xml:space="preserve">성분</w:t>
+            </w:r>
+          </w:p>
+        </w:tc>
+        <w:tc>
+          <w:tcPr>
+            <w:tcW w:type="dxa" w:w="12700"/>
+            <w:tcMar>
+              <w:top w:type="dxa" w:w="50"/>
+              <w:left w:type="dxa" w:w="90"/>
+              <w:bottom w:type="dxa" w:w="50"/>
+              <w:right w:type="dxa" w:w="90"/>
+            </w:tcMar>
+          </w:tcPr>
+          <w:p>
+            <w:r>
+              <w:rPr>
+                <w:color w:val="333333"/>
+                <w:sz w:val="17"/>
+                <w:szCs w:val="17"/>
+              </w:rPr>
+              <w:t xml:space="preserve">Nonapeptide-1  ·  500ppm</w:t>
+            </w:r>
+          </w:p>
+        </w:tc>
+      </w:tr>
+      <w:tr>
+        <w:tc>
+          <w:tcPr>
+            <w:tcW w:type="dxa" w:w="2300"/>
+            <w:shd w:fill="F3F1EA" w:color="auto" w:val="clear"/>
+            <w:tcMar>
+              <w:top w:type="dxa" w:w="50"/>
+              <w:left w:type="dxa" w:w="90"/>
+              <w:bottom w:type="dxa" w:w="50"/>
+              <w:right w:type="dxa" w:w="90"/>
+            </w:tcMar>
+          </w:tcPr>
+          <w:p>
+            <w:r>
+              <w:rPr>
+                <w:b/>
+                <w:bCs/>
+                <w:color w:val="13262E"/>
+                <w:sz w:val="16"/>
+                <w:szCs w:val="16"/>
+              </w:rPr>
+              <w:t xml:space="preserve">효능</w:t>
+            </w:r>
+          </w:p>
+        </w:tc>
+        <w:tc>
+          <w:tcPr>
+            <w:tcW w:type="dxa" w:w="12700"/>
+            <w:tcMar>
+              <w:top w:type="dxa" w:w="50"/>
+              <w:left w:type="dxa" w:w="90"/>
+              <w:bottom w:type="dxa" w:w="50"/>
+              <w:right w:type="dxa" w:w="90"/>
+            </w:tcMar>
+          </w:tcPr>
+          <w:p>
+            <w:r>
+              <w:rPr>
+                <w:color w:val="333333"/>
+                <w:sz w:val="17"/>
+                <w:szCs w:val="17"/>
+              </w:rPr>
+              <w:t xml:space="preserve">미백 — 티로시나제 활성 억제로 멜라닌 합성·색소침착 억제</w:t>
+            </w:r>
+          </w:p>
+        </w:tc>
+      </w:tr>
+      <w:tr>
+        <w:tc>
+          <w:tcPr>
+            <w:tcW w:type="dxa" w:w="2300"/>
+            <w:shd w:fill="F3F1EA" w:color="auto" w:val="clear"/>
+            <w:tcMar>
+              <w:top w:type="dxa" w:w="50"/>
+              <w:left w:type="dxa" w:w="90"/>
+              <w:bottom w:type="dxa" w:w="50"/>
+              <w:right w:type="dxa" w:w="90"/>
+            </w:tcMar>
+          </w:tcPr>
+          <w:p>
+            <w:r>
+              <w:rPr>
+                <w:b/>
+                <w:bCs/>
+                <w:color w:val="13262E"/>
+                <w:sz w:val="16"/>
+                <w:szCs w:val="16"/>
+              </w:rPr>
+              <w:t xml:space="preserve">사용법</w:t>
+            </w:r>
+          </w:p>
+        </w:tc>
+        <w:tc>
+          <w:tcPr>
+            <w:tcW w:type="dxa" w:w="12700"/>
+            <w:tcMar>
+              <w:top w:type="dxa" w:w="50"/>
+              <w:left w:type="dxa" w:w="90"/>
+              <w:bottom w:type="dxa" w:w="50"/>
+              <w:right w:type="dxa" w:w="90"/>
+            </w:tcMar>
+          </w:tcPr>
+          <w:p>
+            <w:r>
+              <w:rPr>
+                <w:color w:val="333333"/>
+                <w:sz w:val="17"/>
+                <w:szCs w:val="17"/>
+              </w:rPr>
+              <w:t xml:space="preserve">알코올 세안 후 0.2mm 더마롤러·더마스탬프로 도포(흡수 촉진), 2주 간격 2-3세션. 다른 펩타이드와 칵테일 혼합 가능</w:t>
+            </w:r>
+          </w:p>
+        </w:tc>
+      </w:tr>
+      <w:tr>
+        <w:tc>
+          <w:tcPr>
+            <w:tcW w:type="dxa" w:w="2300"/>
+            <w:shd w:fill="F3F1EA" w:color="auto" w:val="clear"/>
+            <w:tcMar>
+              <w:top w:type="dxa" w:w="50"/>
+              <w:left w:type="dxa" w:w="90"/>
+              <w:bottom w:type="dxa" w:w="50"/>
+              <w:right w:type="dxa" w:w="90"/>
+            </w:tcMar>
+          </w:tcPr>
+          <w:p>
+            <w:r>
+              <w:rPr>
+                <w:b/>
+                <w:bCs/>
+                <w:color w:val="13262E"/>
+                <w:sz w:val="16"/>
+                <w:szCs w:val="16"/>
+              </w:rPr>
+              <w:t xml:space="preserve">패키지</w:t>
+            </w:r>
+          </w:p>
+        </w:tc>
+        <w:tc>
+          <w:tcPr>
+            <w:tcW w:type="dxa" w:w="12700"/>
+            <w:tcMar>
+              <w:top w:type="dxa" w:w="50"/>
+              <w:left w:type="dxa" w:w="90"/>
+              <w:bottom w:type="dxa" w:w="50"/>
+              <w:right w:type="dxa" w:w="90"/>
+            </w:tcMar>
+          </w:tcPr>
+          <w:p>
+            <w:r>
+              <w:rPr>
+                <w:color w:val="333333"/>
+                <w:sz w:val="17"/>
+                <w:szCs w:val="17"/>
+              </w:rPr>
+              <w:t xml:space="preserve">3ml × 2vials / box</w:t>
+            </w:r>
+          </w:p>
+        </w:tc>
+      </w:tr>
+      <w:tr>
+        <w:tc>
+          <w:tcPr>
+            <w:tcW w:type="dxa" w:w="2300"/>
+            <w:shd w:fill="F3F1EA" w:color="auto" w:val="clear"/>
+            <w:tcMar>
+              <w:top w:type="dxa" w:w="50"/>
+              <w:left w:type="dxa" w:w="90"/>
+              <w:bottom w:type="dxa" w:w="50"/>
+              <w:right w:type="dxa" w:w="90"/>
+            </w:tcMar>
+          </w:tcPr>
+          <w:p>
+            <w:r>
+              <w:rPr>
+                <w:b/>
+                <w:bCs/>
+                <w:color w:val="13262E"/>
+                <w:sz w:val="16"/>
+                <w:szCs w:val="16"/>
+              </w:rPr>
+              <w:t xml:space="preserve">소비자가 (USD)</w:t>
+            </w:r>
+          </w:p>
+        </w:tc>
+        <w:tc>
+          <w:tcPr>
+            <w:tcW w:type="dxa" w:w="12700"/>
+            <w:tcMar>
+              <w:top w:type="dxa" w:w="50"/>
+              <w:left w:type="dxa" w:w="90"/>
+              <w:bottom w:type="dxa" w:w="50"/>
+              <w:right w:type="dxa" w:w="90"/>
+            </w:tcMar>
+          </w:tcPr>
+          <w:p>
+            <w:r>
+              <w:rPr>
+                <w:color w:val="333333"/>
+                <w:sz w:val="17"/>
+                <w:szCs w:val="17"/>
+              </w:rPr>
+              <w:t xml:space="preserve">2026 단가표 없음 — 문의/별도</w:t>
+            </w:r>
+          </w:p>
+        </w:tc>
+      </w:tr>
+      <w:tr>
+        <w:tc>
+          <w:tcPr>
+            <w:tcW w:type="dxa" w:w="2300"/>
+            <w:shd w:fill="F3F1EA" w:color="auto" w:val="clear"/>
+            <w:tcMar>
+              <w:top w:type="dxa" w:w="50"/>
+              <w:left w:type="dxa" w:w="90"/>
+              <w:bottom w:type="dxa" w:w="50"/>
+              <w:right w:type="dxa" w:w="90"/>
+            </w:tcMar>
+          </w:tcPr>
+          <w:p>
+            <w:r>
+              <w:rPr>
+                <w:b/>
+                <w:bCs/>
+                <w:color w:val="13262E"/>
+                <w:sz w:val="16"/>
+                <w:szCs w:val="16"/>
+              </w:rPr>
+              <w:t xml:space="preserve">주의·비고</w:t>
+            </w:r>
+          </w:p>
+        </w:tc>
+        <w:tc>
+          <w:tcPr>
+            <w:tcW w:type="dxa" w:w="12700"/>
+            <w:tcMar>
+              <w:top w:type="dxa" w:w="50"/>
+              <w:left w:type="dxa" w:w="90"/>
+              <w:bottom w:type="dxa" w:w="50"/>
+              <w:right w:type="dxa" w:w="90"/>
+            </w:tcMar>
+          </w:tcPr>
+          <w:p>
+            <w:r>
+              <w:rPr>
+                <w:color w:val="333333"/>
+                <w:sz w:val="17"/>
+                <w:szCs w:val="17"/>
+              </w:rPr>
+              <w:t xml:space="preserve">—</w:t>
             </w:r>
           </w:p>
         </w:tc>
@@ -9075,7 +9346,7 @@
           <w:sz w:val="26"/>
           <w:szCs w:val="26"/>
         </w:rPr>
-        <w:t xml:space="preserve">8. ODM 전용 (7종) — 자사 브랜드 판매 X, /private-label</w:t>
+        <w:t xml:space="preserve">● 보류 — 본사 판매여부 결정</w:t>
       </w:r>
     </w:p>
     <w:tbl>
@@ -9091,8 +9362,8 @@
         </w:tblBorders>
       </w:tblPr>
       <w:tblGrid>
-        <w:gridCol w:w="3400"/>
-        <w:gridCol w:w="7600"/>
+        <w:gridCol w:w="2600"/>
+        <w:gridCol w:w="8400"/>
         <w:gridCol w:w="4000"/>
       </w:tblGrid>
       <w:tr>
@@ -9101,7 +9372,7 @@
         </w:trPr>
         <w:tc>
           <w:tcPr>
-            <w:tcW w:type="dxa" w:w="3400"/>
+            <w:tcW w:type="dxa" w:w="2600"/>
             <w:shd w:fill="A8905A" w:color="auto" w:val="clear"/>
             <w:tcMar>
               <w:top w:type="dxa" w:w="50"/>
@@ -9125,7 +9396,7 @@
         </w:tc>
         <w:tc>
           <w:tcPr>
-            <w:tcW w:type="dxa" w:w="7600"/>
+            <w:tcW w:type="dxa" w:w="8400"/>
             <w:shd w:fill="A8905A" w:color="auto" w:val="clear"/>
             <w:tcMar>
               <w:top w:type="dxa" w:w="50"/>
@@ -9143,7 +9414,7 @@
                 <w:sz w:val="17"/>
                 <w:szCs w:val="17"/>
               </w:rPr>
-              <w:t xml:space="preserve">구성 / 핵심 성분</w:t>
+              <w:t xml:space="preserve">내용</w:t>
             </w:r>
           </w:p>
         </w:tc>
@@ -9175,8 +9446,8 @@
       <w:tr>
         <w:tc>
           <w:tcPr>
-            <w:tcW w:type="dxa" w:w="3400"/>
-            <w:shd w:fill="E1ECF6" w:color="auto" w:val="clear"/>
+            <w:tcW w:type="dxa" w:w="2600"/>
+            <w:shd w:fill="FCE7CF" w:color="auto" w:val="clear"/>
             <w:tcMar>
               <w:top w:type="dxa" w:w="50"/>
               <w:left w:type="dxa" w:w="90"/>
@@ -9193,38 +9464,38 @@
                 <w:sz w:val="16"/>
                 <w:szCs w:val="16"/>
               </w:rPr>
-              <w:t xml:space="preserve">GANA HA RAINBOW (BLUE)</w:t>
-            </w:r>
-          </w:p>
-        </w:tc>
-        <w:tc>
-          <w:tcPr>
-            <w:tcW w:type="dxa" w:w="7600"/>
-            <w:shd w:fill="E1ECF6" w:color="auto" w:val="clear"/>
-            <w:tcMar>
-              <w:top w:type="dxa" w:w="50"/>
-              <w:left w:type="dxa" w:w="90"/>
-              <w:bottom w:type="dxa" w:w="50"/>
-              <w:right w:type="dxa" w:w="90"/>
-            </w:tcMar>
-          </w:tcPr>
-          <w:p>
-            <w:r>
-              <w:rPr>
-                <w:b/>
-                <w:bCs/>
-                <w:color w:val="13262E"/>
-                <w:sz w:val="16"/>
-                <w:szCs w:val="16"/>
-              </w:rPr>
-              <w:t xml:space="preserve">가교 HA + Copper tripeptide-1 (구리펩타이드)</w:t>
+              <w:t xml:space="preserve">GANA TM</w:t>
+            </w:r>
+          </w:p>
+        </w:tc>
+        <w:tc>
+          <w:tcPr>
+            <w:tcW w:type="dxa" w:w="8400"/>
+            <w:shd w:fill="FCE7CF" w:color="auto" w:val="clear"/>
+            <w:tcMar>
+              <w:top w:type="dxa" w:w="50"/>
+              <w:left w:type="dxa" w:w="90"/>
+              <w:bottom w:type="dxa" w:w="50"/>
+              <w:right w:type="dxa" w:w="90"/>
+            </w:tcMar>
+          </w:tcPr>
+          <w:p>
+            <w:r>
+              <w:rPr>
+                <w:b/>
+                <w:bCs/>
+                <w:color w:val="13262E"/>
+                <w:sz w:val="16"/>
+                <w:szCs w:val="16"/>
+              </w:rPr>
+              <w:t xml:space="preserve">FDA 등록 마스크팩 — PDRN+PHA+AH8+가교HA+α-arbutin, 3팩/박스. FDA Reg 1007236</w:t>
             </w:r>
           </w:p>
         </w:tc>
         <w:tc>
           <w:tcPr>
             <w:tcW w:type="dxa" w:w="4000"/>
-            <w:shd w:fill="E1ECF6" w:color="auto" w:val="clear"/>
+            <w:shd w:fill="FCE7CF" w:color="auto" w:val="clear"/>
             <w:tcMar>
               <w:top w:type="dxa" w:w="50"/>
               <w:left w:type="dxa" w:w="90"/>
@@ -9241,16 +9512,16 @@
                 <w:sz w:val="16"/>
                 <w:szCs w:val="16"/>
               </w:rPr>
-              <w:t xml:space="preserve">특허출원 10-2024-0105116</w:t>
-            </w:r>
-          </w:p>
-        </w:tc>
-      </w:tr>
-      <w:tr>
-        <w:tc>
-          <w:tcPr>
-            <w:tcW w:type="dxa" w:w="3400"/>
-            <w:shd w:fill="E1ECF6" w:color="auto" w:val="clear"/>
+              <w:t xml:space="preserve">판매여부 결정 (단가표 누락)</w:t>
+            </w:r>
+          </w:p>
+        </w:tc>
+      </w:tr>
+      <w:tr>
+        <w:tc>
+          <w:tcPr>
+            <w:tcW w:type="dxa" w:w="2600"/>
+            <w:shd w:fill="FCE7CF" w:color="auto" w:val="clear"/>
             <w:tcMar>
               <w:top w:type="dxa" w:w="50"/>
               <w:left w:type="dxa" w:w="90"/>
@@ -9267,38 +9538,38 @@
                 <w:sz w:val="16"/>
                 <w:szCs w:val="16"/>
               </w:rPr>
-              <w:t xml:space="preserve">GANA HA RAINBOW (GREEN)</w:t>
-            </w:r>
-          </w:p>
-        </w:tc>
-        <w:tc>
-          <w:tcPr>
-            <w:tcW w:type="dxa" w:w="7600"/>
-            <w:shd w:fill="E1ECF6" w:color="auto" w:val="clear"/>
-            <w:tcMar>
-              <w:top w:type="dxa" w:w="50"/>
-              <w:left w:type="dxa" w:w="90"/>
-              <w:bottom w:type="dxa" w:w="50"/>
-              <w:right w:type="dxa" w:w="90"/>
-            </w:tcMar>
-          </w:tcPr>
-          <w:p>
-            <w:r>
-              <w:rPr>
-                <w:b/>
-                <w:bCs/>
-                <w:color w:val="13262E"/>
-                <w:sz w:val="16"/>
-                <w:szCs w:val="16"/>
-              </w:rPr>
-              <w:t xml:space="preserve">가교 HA + Chlorophyllin copper sodium salt</w:t>
+              <w:t xml:space="preserve">GANA MASK</w:t>
+            </w:r>
+          </w:p>
+        </w:tc>
+        <w:tc>
+          <w:tcPr>
+            <w:tcW w:type="dxa" w:w="8400"/>
+            <w:shd w:fill="FCE7CF" w:color="auto" w:val="clear"/>
+            <w:tcMar>
+              <w:top w:type="dxa" w:w="50"/>
+              <w:left w:type="dxa" w:w="90"/>
+              <w:bottom w:type="dxa" w:w="50"/>
+              <w:right w:type="dxa" w:w="90"/>
+            </w:tcMar>
+          </w:tcPr>
+          <w:p>
+            <w:r>
+              <w:rPr>
+                <w:b/>
+                <w:bCs/>
+                <w:color w:val="13262E"/>
+                <w:sz w:val="16"/>
+                <w:szCs w:val="16"/>
+              </w:rPr>
+              <w:t xml:space="preserve">화상·시술후 마스크 — Bio cellulose+PLLA+가교HA+PDRN, 1매/팩</w:t>
             </w:r>
           </w:p>
         </w:tc>
         <w:tc>
           <w:tcPr>
             <w:tcW w:type="dxa" w:w="4000"/>
-            <w:shd w:fill="E1ECF6" w:color="auto" w:val="clear"/>
+            <w:shd w:fill="FCE7CF" w:color="auto" w:val="clear"/>
             <w:tcMar>
               <w:top w:type="dxa" w:w="50"/>
               <w:left w:type="dxa" w:w="90"/>
@@ -9315,16 +9586,16 @@
                 <w:sz w:val="16"/>
                 <w:szCs w:val="16"/>
               </w:rPr>
-              <w:t xml:space="preserve">특허출원 10-2024-0105117</w:t>
-            </w:r>
-          </w:p>
-        </w:tc>
-      </w:tr>
-      <w:tr>
-        <w:tc>
-          <w:tcPr>
-            <w:tcW w:type="dxa" w:w="3400"/>
-            <w:shd w:fill="E1ECF6" w:color="auto" w:val="clear"/>
+              <w:t xml:space="preserve">판매여부 결정</w:t>
+            </w:r>
+          </w:p>
+        </w:tc>
+      </w:tr>
+      <w:tr>
+        <w:tc>
+          <w:tcPr>
+            <w:tcW w:type="dxa" w:w="2600"/>
+            <w:shd w:fill="FCE7CF" w:color="auto" w:val="clear"/>
             <w:tcMar>
               <w:top w:type="dxa" w:w="50"/>
               <w:left w:type="dxa" w:w="90"/>
@@ -9341,38 +9612,38 @@
                 <w:sz w:val="16"/>
                 <w:szCs w:val="16"/>
               </w:rPr>
-              <w:t xml:space="preserve">GANA HA RAINBOW (YELLOW)</w:t>
-            </w:r>
-          </w:p>
-        </w:tc>
-        <w:tc>
-          <w:tcPr>
-            <w:tcW w:type="dxa" w:w="7600"/>
-            <w:shd w:fill="E1ECF6" w:color="auto" w:val="clear"/>
-            <w:tcMar>
-              <w:top w:type="dxa" w:w="50"/>
-              <w:left w:type="dxa" w:w="90"/>
-              <w:bottom w:type="dxa" w:w="50"/>
-              <w:right w:type="dxa" w:w="90"/>
-            </w:tcMar>
-          </w:tcPr>
-          <w:p>
-            <w:r>
-              <w:rPr>
-                <w:b/>
-                <w:bCs/>
-                <w:color w:val="13262E"/>
-                <w:sz w:val="16"/>
-                <w:szCs w:val="16"/>
-              </w:rPr>
-              <w:t xml:space="preserve">가교 HA + Gardenia(치자) 추출물</w:t>
+              <w:t xml:space="preserve">GANA AM</w:t>
+            </w:r>
+          </w:p>
+        </w:tc>
+        <w:tc>
+          <w:tcPr>
+            <w:tcW w:type="dxa" w:w="8400"/>
+            <w:shd w:fill="FCE7CF" w:color="auto" w:val="clear"/>
+            <w:tcMar>
+              <w:top w:type="dxa" w:w="50"/>
+              <w:left w:type="dxa" w:w="90"/>
+              <w:bottom w:type="dxa" w:w="50"/>
+              <w:right w:type="dxa" w:w="90"/>
+            </w:tcMar>
+          </w:tcPr>
+          <w:p>
+            <w:r>
+              <w:rPr>
+                <w:b/>
+                <w:bCs/>
+                <w:color w:val="13262E"/>
+                <w:sz w:val="16"/>
+                <w:szCs w:val="16"/>
+              </w:rPr>
+              <w:t xml:space="preserve">Astragalus Membranaceus 뿌리추출 100ppm (TA-65 텔로머라제 활성). 3ml×2vial</w:t>
             </w:r>
           </w:p>
         </w:tc>
         <w:tc>
           <w:tcPr>
             <w:tcW w:type="dxa" w:w="4000"/>
-            <w:shd w:fill="E1ECF6" w:color="auto" w:val="clear"/>
+            <w:shd w:fill="FCE7CF" w:color="auto" w:val="clear"/>
             <w:tcMar>
               <w:top w:type="dxa" w:w="50"/>
               <w:left w:type="dxa" w:w="90"/>
@@ -9389,303 +9660,7 @@
                 <w:sz w:val="16"/>
                 <w:szCs w:val="16"/>
               </w:rPr>
-              <w:t xml:space="preserve">특허출원 10-2024-0105119</w:t>
-            </w:r>
-          </w:p>
-        </w:tc>
-      </w:tr>
-      <w:tr>
-        <w:tc>
-          <w:tcPr>
-            <w:tcW w:type="dxa" w:w="3400"/>
-            <w:shd w:fill="E1ECF6" w:color="auto" w:val="clear"/>
-            <w:tcMar>
-              <w:top w:type="dxa" w:w="50"/>
-              <w:left w:type="dxa" w:w="90"/>
-              <w:bottom w:type="dxa" w:w="50"/>
-              <w:right w:type="dxa" w:w="90"/>
-            </w:tcMar>
-          </w:tcPr>
-          <w:p>
-            <w:r>
-              <w:rPr>
-                <w:b w:val="false"/>
-                <w:bCs w:val="false"/>
-                <w:color w:val="333333"/>
-                <w:sz w:val="16"/>
-                <w:szCs w:val="16"/>
-              </w:rPr>
-              <w:t xml:space="preserve">GANA NPHG</w:t>
-            </w:r>
-          </w:p>
-        </w:tc>
-        <w:tc>
-          <w:tcPr>
-            <w:tcW w:type="dxa" w:w="7600"/>
-            <w:shd w:fill="E1ECF6" w:color="auto" w:val="clear"/>
-            <w:tcMar>
-              <w:top w:type="dxa" w:w="50"/>
-              <w:left w:type="dxa" w:w="90"/>
-              <w:bottom w:type="dxa" w:w="50"/>
-              <w:right w:type="dxa" w:w="90"/>
-            </w:tcMar>
-          </w:tcPr>
-          <w:p>
-            <w:r>
-              <w:rPr>
-                <w:b/>
-                <w:bCs/>
-                <w:color w:val="13262E"/>
-                <w:sz w:val="16"/>
-                <w:szCs w:val="16"/>
-              </w:rPr>
-              <w:t xml:space="preserve">NMN(Nicotinamide mononucleotide) + Sodium DNA + Glutathione + 비가교 HA</w:t>
-            </w:r>
-          </w:p>
-        </w:tc>
-        <w:tc>
-          <w:tcPr>
-            <w:tcW w:type="dxa" w:w="4000"/>
-            <w:shd w:fill="E1ECF6" w:color="auto" w:val="clear"/>
-            <w:tcMar>
-              <w:top w:type="dxa" w:w="50"/>
-              <w:left w:type="dxa" w:w="90"/>
-              <w:bottom w:type="dxa" w:w="50"/>
-              <w:right w:type="dxa" w:w="90"/>
-            </w:tcMar>
-          </w:tcPr>
-          <w:p>
-            <w:r>
-              <w:rPr>
-                <w:b w:val="false"/>
-                <w:bCs w:val="false"/>
-                <w:color w:val="333333"/>
-                <w:sz w:val="16"/>
-                <w:szCs w:val="16"/>
-              </w:rPr>
-              <w:t xml:space="preserve">anti-aging·보습·미백 (vial)</w:t>
-            </w:r>
-          </w:p>
-        </w:tc>
-      </w:tr>
-      <w:tr>
-        <w:tc>
-          <w:tcPr>
-            <w:tcW w:type="dxa" w:w="3400"/>
-            <w:shd w:fill="E1ECF6" w:color="auto" w:val="clear"/>
-            <w:tcMar>
-              <w:top w:type="dxa" w:w="50"/>
-              <w:left w:type="dxa" w:w="90"/>
-              <w:bottom w:type="dxa" w:w="50"/>
-              <w:right w:type="dxa" w:w="90"/>
-            </w:tcMar>
-          </w:tcPr>
-          <w:p>
-            <w:r>
-              <w:rPr>
-                <w:b w:val="false"/>
-                <w:bCs w:val="false"/>
-                <w:color w:val="333333"/>
-                <w:sz w:val="16"/>
-                <w:szCs w:val="16"/>
-              </w:rPr>
-              <w:t xml:space="preserve">GANA EXO NPHG</w:t>
-            </w:r>
-          </w:p>
-        </w:tc>
-        <w:tc>
-          <w:tcPr>
-            <w:tcW w:type="dxa" w:w="7600"/>
-            <w:shd w:fill="E1ECF6" w:color="auto" w:val="clear"/>
-            <w:tcMar>
-              <w:top w:type="dxa" w:w="50"/>
-              <w:left w:type="dxa" w:w="90"/>
-              <w:bottom w:type="dxa" w:w="50"/>
-              <w:right w:type="dxa" w:w="90"/>
-            </w:tcMar>
-          </w:tcPr>
-          <w:p>
-            <w:r>
-              <w:rPr>
-                <w:b/>
-                <w:bCs/>
-                <w:color w:val="13262E"/>
-                <w:sz w:val="16"/>
-                <w:szCs w:val="16"/>
-              </w:rPr>
-              <w:t xml:space="preserve">NMN + Centella(병풀) 엑소좀(EV) + Sodium DNA + Glutathione</w:t>
-            </w:r>
-          </w:p>
-        </w:tc>
-        <w:tc>
-          <w:tcPr>
-            <w:tcW w:type="dxa" w:w="4000"/>
-            <w:shd w:fill="E1ECF6" w:color="auto" w:val="clear"/>
-            <w:tcMar>
-              <w:top w:type="dxa" w:w="50"/>
-              <w:left w:type="dxa" w:w="90"/>
-              <w:bottom w:type="dxa" w:w="50"/>
-              <w:right w:type="dxa" w:w="90"/>
-            </w:tcMar>
-          </w:tcPr>
-          <w:p>
-            <w:r>
-              <w:rPr>
-                <w:b w:val="false"/>
-                <w:bCs w:val="false"/>
-                <w:color w:val="333333"/>
-                <w:sz w:val="16"/>
-                <w:szCs w:val="16"/>
-              </w:rPr>
-              <w:t xml:space="preserve">엑소좀 라인 (vial)</w:t>
-            </w:r>
-          </w:p>
-        </w:tc>
-      </w:tr>
-      <w:tr>
-        <w:tc>
-          <w:tcPr>
-            <w:tcW w:type="dxa" w:w="3400"/>
-            <w:shd w:fill="E1ECF6" w:color="auto" w:val="clear"/>
-            <w:tcMar>
-              <w:top w:type="dxa" w:w="50"/>
-              <w:left w:type="dxa" w:w="90"/>
-              <w:bottom w:type="dxa" w:w="50"/>
-              <w:right w:type="dxa" w:w="90"/>
-            </w:tcMar>
-          </w:tcPr>
-          <w:p>
-            <w:r>
-              <w:rPr>
-                <w:b w:val="false"/>
-                <w:bCs w:val="false"/>
-                <w:color w:val="333333"/>
-                <w:sz w:val="16"/>
-                <w:szCs w:val="16"/>
-              </w:rPr>
-              <w:t xml:space="preserve">GANA FISH COLLAGEN</w:t>
-            </w:r>
-          </w:p>
-        </w:tc>
-        <w:tc>
-          <w:tcPr>
-            <w:tcW w:type="dxa" w:w="7600"/>
-            <w:shd w:fill="E1ECF6" w:color="auto" w:val="clear"/>
-            <w:tcMar>
-              <w:top w:type="dxa" w:w="50"/>
-              <w:left w:type="dxa" w:w="90"/>
-              <w:bottom w:type="dxa" w:w="50"/>
-              <w:right w:type="dxa" w:w="90"/>
-            </w:tcMar>
-          </w:tcPr>
-          <w:p>
-            <w:r>
-              <w:rPr>
-                <w:b/>
-                <w:bCs/>
-                <w:color w:val="13262E"/>
-                <w:sz w:val="16"/>
-                <w:szCs w:val="16"/>
-              </w:rPr>
-              <w:t xml:space="preserve">Collagen (어류 콜라겐)</w:t>
-            </w:r>
-          </w:p>
-        </w:tc>
-        <w:tc>
-          <w:tcPr>
-            <w:tcW w:type="dxa" w:w="4000"/>
-            <w:shd w:fill="E1ECF6" w:color="auto" w:val="clear"/>
-            <w:tcMar>
-              <w:top w:type="dxa" w:w="50"/>
-              <w:left w:type="dxa" w:w="90"/>
-              <w:bottom w:type="dxa" w:w="50"/>
-              <w:right w:type="dxa" w:w="90"/>
-            </w:tcMar>
-          </w:tcPr>
-          <w:p>
-            <w:r>
-              <w:rPr>
-                <w:b w:val="false"/>
-                <w:bCs w:val="false"/>
-                <w:color w:val="333333"/>
-                <w:sz w:val="16"/>
-                <w:szCs w:val="16"/>
-              </w:rPr>
-              <w:t xml:space="preserve">보습·탄력·주름 (vial)</w:t>
-            </w:r>
-          </w:p>
-        </w:tc>
-      </w:tr>
-      <w:tr>
-        <w:tc>
-          <w:tcPr>
-            <w:tcW w:type="dxa" w:w="3400"/>
-            <w:shd w:fill="E1ECF6" w:color="auto" w:val="clear"/>
-            <w:tcMar>
-              <w:top w:type="dxa" w:w="50"/>
-              <w:left w:type="dxa" w:w="90"/>
-              <w:bottom w:type="dxa" w:w="50"/>
-              <w:right w:type="dxa" w:w="90"/>
-            </w:tcMar>
-          </w:tcPr>
-          <w:p>
-            <w:r>
-              <w:rPr>
-                <w:b w:val="false"/>
-                <w:bCs w:val="false"/>
-                <w:color w:val="333333"/>
-                <w:sz w:val="16"/>
-                <w:szCs w:val="16"/>
-              </w:rPr>
-              <w:t xml:space="preserve">GANA LIP+</w:t>
-            </w:r>
-          </w:p>
-        </w:tc>
-        <w:tc>
-          <w:tcPr>
-            <w:tcW w:type="dxa" w:w="7600"/>
-            <w:shd w:fill="E1ECF6" w:color="auto" w:val="clear"/>
-            <w:tcMar>
-              <w:top w:type="dxa" w:w="50"/>
-              <w:left w:type="dxa" w:w="90"/>
-              <w:bottom w:type="dxa" w:w="50"/>
-              <w:right w:type="dxa" w:w="90"/>
-            </w:tcMar>
-          </w:tcPr>
-          <w:p>
-            <w:r>
-              <w:rPr>
-                <w:b/>
-                <w:bCs/>
-                <w:color w:val="13262E"/>
-                <w:sz w:val="16"/>
-                <w:szCs w:val="16"/>
-              </w:rPr>
-              <w:t xml:space="preserve">(상세 미상 — 시린지 1.2ml)</w:t>
-            </w:r>
-          </w:p>
-        </w:tc>
-        <w:tc>
-          <w:tcPr>
-            <w:tcW w:type="dxa" w:w="4000"/>
-            <w:shd w:fill="E1ECF6" w:color="auto" w:val="clear"/>
-            <w:tcMar>
-              <w:top w:type="dxa" w:w="50"/>
-              <w:left w:type="dxa" w:w="90"/>
-              <w:bottom w:type="dxa" w:w="50"/>
-              <w:right w:type="dxa" w:w="90"/>
-            </w:tcMar>
-          </w:tcPr>
-          <w:p>
-            <w:r>
-              <w:rPr>
-                <w:b w:val="false"/>
-                <w:bCs w:val="false"/>
-                <w:color w:val="333333"/>
-                <w:sz w:val="16"/>
-                <w:szCs w:val="16"/>
-              </w:rPr>
-              <w:t xml:space="preserve">ODM only</w:t>
+              <w:t xml:space="preserve">사진 9종에 미포함 — 결정 필요</w:t>
             </w:r>
           </w:p>
         </w:tc>
@@ -9707,7 +9682,7 @@
           <w:sz w:val="26"/>
           <w:szCs w:val="26"/>
         </w:rPr>
-        <w:t xml:space="preserve">9. 제외 — 본사 지시: 필러 전체 · 클리닉케어 전체 · R&amp;D (23종)</w:t>
+        <w:t xml:space="preserve">● 제외 (이번 정리 기준)</w:t>
       </w:r>
     </w:p>
     <w:tbl>
@@ -9723,9 +9698,9 @@
         </w:tblBorders>
       </w:tblPr>
       <w:tblGrid>
-        <w:gridCol w:w="2200"/>
-        <w:gridCol w:w="3600"/>
-        <w:gridCol w:w="9200"/>
+        <w:gridCol w:w="2600"/>
+        <w:gridCol w:w="8400"/>
+        <w:gridCol w:w="4000"/>
       </w:tblGrid>
       <w:tr>
         <w:trPr>
@@ -9733,7 +9708,7 @@
         </w:trPr>
         <w:tc>
           <w:tcPr>
-            <w:tcW w:type="dxa" w:w="2200"/>
+            <w:tcW w:type="dxa" w:w="2600"/>
             <w:shd w:fill="A8905A" w:color="auto" w:val="clear"/>
             <w:tcMar>
               <w:top w:type="dxa" w:w="50"/>
@@ -9757,7 +9732,7 @@
         </w:tc>
         <w:tc>
           <w:tcPr>
-            <w:tcW w:type="dxa" w:w="3600"/>
+            <w:tcW w:type="dxa" w:w="8400"/>
             <w:shd w:fill="A8905A" w:color="auto" w:val="clear"/>
             <w:tcMar>
               <w:top w:type="dxa" w:w="50"/>
@@ -9775,13 +9750,13 @@
                 <w:sz w:val="17"/>
                 <w:szCs w:val="17"/>
               </w:rPr>
-              <w:t xml:space="preserve">제품명</w:t>
-            </w:r>
-          </w:p>
-        </w:tc>
-        <w:tc>
-          <w:tcPr>
-            <w:tcW w:type="dxa" w:w="9200"/>
+              <w:t xml:space="preserve">제품</w:t>
+            </w:r>
+          </w:p>
+        </w:tc>
+        <w:tc>
+          <w:tcPr>
+            <w:tcW w:type="dxa" w:w="4000"/>
             <w:shd w:fill="A8905A" w:color="auto" w:val="clear"/>
             <w:tcMar>
               <w:top w:type="dxa" w:w="50"/>
@@ -9799,15 +9774,15 @@
                 <w:sz w:val="17"/>
                 <w:szCs w:val="17"/>
               </w:rPr>
-              <w:t xml:space="preserve">구성 / 사유</w:t>
-            </w:r>
-          </w:p>
-        </w:tc>
-      </w:tr>
-      <w:tr>
-        <w:tc>
-          <w:tcPr>
-            <w:tcW w:type="dxa" w:w="2200"/>
+              <w:t xml:space="preserve">사유</w:t>
+            </w:r>
+          </w:p>
+        </w:tc>
+      </w:tr>
+      <w:tr>
+        <w:tc>
+          <w:tcPr>
+            <w:tcW w:type="dxa" w:w="2600"/>
             <w:shd w:fill="EFEFEF" w:color="auto" w:val="clear"/>
             <w:tcMar>
               <w:top w:type="dxa" w:w="50"/>
@@ -9825,13 +9800,13 @@
                 <w:sz w:val="16"/>
                 <w:szCs w:val="16"/>
               </w:rPr>
-              <w:t xml:space="preserve">필러</w:t>
-            </w:r>
-          </w:p>
-        </w:tc>
-        <w:tc>
-          <w:tcPr>
-            <w:tcW w:type="dxa" w:w="3600"/>
+              <w:t xml:space="preserve">필러 전체</w:t>
+            </w:r>
+          </w:p>
+        </w:tc>
+        <w:tc>
+          <w:tcPr>
+            <w:tcW w:type="dxa" w:w="8400"/>
             <w:shd w:fill="EFEFEF" w:color="auto" w:val="clear"/>
             <w:tcMar>
               <w:top w:type="dxa" w:w="50"/>
@@ -9849,13 +9824,13 @@
                 <w:sz w:val="16"/>
                 <w:szCs w:val="16"/>
               </w:rPr>
-              <w:t xml:space="preserve">GANA HA</w:t>
-            </w:r>
-          </w:p>
-        </w:tc>
-        <w:tc>
-          <w:tcPr>
-            <w:tcW w:type="dxa" w:w="9200"/>
+              <w:t xml:space="preserve">GANA HA · MHS · Filler X/Plus · FILL · PH/PH Plus · PN · PNS · CH/CH Plus · PF/PFS · BODY(필러추정)</w:t>
+            </w:r>
+          </w:p>
+        </w:tc>
+        <w:tc>
+          <w:tcPr>
+            <w:tcW w:type="dxa" w:w="4000"/>
             <w:shd w:fill="EFEFEF" w:color="auto" w:val="clear"/>
             <w:tcMar>
               <w:top w:type="dxa" w:w="50"/>
@@ -9873,15 +9848,15 @@
                 <w:sz w:val="16"/>
                 <w:szCs w:val="16"/>
               </w:rPr>
-              <w:t xml:space="preserve">HA 필러 — 가교율 10%, HA 20-24mg/cc, BDDE, 12-18개월</w:t>
-            </w:r>
-          </w:p>
-        </w:tc>
-      </w:tr>
-      <w:tr>
-        <w:tc>
-          <w:tcPr>
-            <w:tcW w:type="dxa" w:w="2200"/>
+              <w:t xml:space="preserve">Dermal filler — 전량 제외</w:t>
+            </w:r>
+          </w:p>
+        </w:tc>
+      </w:tr>
+      <w:tr>
+        <w:tc>
+          <w:tcPr>
+            <w:tcW w:type="dxa" w:w="2600"/>
             <w:shd w:fill="EFEFEF" w:color="auto" w:val="clear"/>
             <w:tcMar>
               <w:top w:type="dxa" w:w="50"/>
@@ -9899,13 +9874,13 @@
                 <w:sz w:val="16"/>
                 <w:szCs w:val="16"/>
               </w:rPr>
-              <w:t xml:space="preserve">필러</w:t>
-            </w:r>
-          </w:p>
-        </w:tc>
-        <w:tc>
-          <w:tcPr>
-            <w:tcW w:type="dxa" w:w="3600"/>
+              <w:t xml:space="preserve">튜브형 화장품</w:t>
+            </w:r>
+          </w:p>
+        </w:tc>
+        <w:tc>
+          <w:tcPr>
+            <w:tcW w:type="dxa" w:w="8400"/>
             <w:shd w:fill="EFEFEF" w:color="auto" w:val="clear"/>
             <w:tcMar>
               <w:top w:type="dxa" w:w="50"/>
@@ -9923,13 +9898,13 @@
                 <w:sz w:val="16"/>
                 <w:szCs w:val="16"/>
               </w:rPr>
-              <w:t xml:space="preserve">GANA MHS</w:t>
-            </w:r>
-          </w:p>
-        </w:tc>
-        <w:tc>
-          <w:tcPr>
-            <w:tcW w:type="dxa" w:w="9200"/>
+              <w:t xml:space="preserve">GANA TC · TC+ · KA · BB (45g 연고/크림)</w:t>
+            </w:r>
+          </w:p>
+        </w:tc>
+        <w:tc>
+          <w:tcPr>
+            <w:tcW w:type="dxa" w:w="4000"/>
             <w:shd w:fill="EFEFEF" w:color="auto" w:val="clear"/>
             <w:tcMar>
               <w:top w:type="dxa" w:w="50"/>
@@ -9947,15 +9922,15 @@
                 <w:sz w:val="16"/>
                 <w:szCs w:val="16"/>
               </w:rPr>
-              <w:t xml:space="preserve">PMMA 100mg/cc + 가교HA 20mg/cc — 반영구</w:t>
-            </w:r>
-          </w:p>
-        </w:tc>
-      </w:tr>
-      <w:tr>
-        <w:tc>
-          <w:tcPr>
-            <w:tcW w:type="dxa" w:w="2200"/>
+              <w:t xml:space="preserve">튜브 토피컬 — 제외</w:t>
+            </w:r>
+          </w:p>
+        </w:tc>
+      </w:tr>
+      <w:tr>
+        <w:tc>
+          <w:tcPr>
+            <w:tcW w:type="dxa" w:w="2600"/>
             <w:shd w:fill="EFEFEF" w:color="auto" w:val="clear"/>
             <w:tcMar>
               <w:top w:type="dxa" w:w="50"/>
@@ -9973,13 +9948,13 @@
                 <w:sz w:val="16"/>
                 <w:szCs w:val="16"/>
               </w:rPr>
-              <w:t xml:space="preserve">필러</w:t>
-            </w:r>
-          </w:p>
-        </w:tc>
-        <w:tc>
-          <w:tcPr>
-            <w:tcW w:type="dxa" w:w="3600"/>
+              <w:t xml:space="preserve">튜브형 필링</w:t>
+            </w:r>
+          </w:p>
+        </w:tc>
+        <w:tc>
+          <w:tcPr>
+            <w:tcW w:type="dxa" w:w="8400"/>
             <w:shd w:fill="EFEFEF" w:color="auto" w:val="clear"/>
             <w:tcMar>
               <w:top w:type="dxa" w:w="50"/>
@@ -9997,13 +9972,13 @@
                 <w:sz w:val="16"/>
                 <w:szCs w:val="16"/>
               </w:rPr>
-              <w:t xml:space="preserve">Filler X / Filler X Plus</w:t>
-            </w:r>
-          </w:p>
-        </w:tc>
-        <w:tc>
-          <w:tcPr>
-            <w:tcW w:type="dxa" w:w="9200"/>
+              <w:t xml:space="preserve">GINO FACE · GINO BODY · REGEN PEEL (튜브 필링)</w:t>
+            </w:r>
+          </w:p>
+        </w:tc>
+        <w:tc>
+          <w:tcPr>
+            <w:tcW w:type="dxa" w:w="4000"/>
             <w:shd w:fill="EFEFEF" w:color="auto" w:val="clear"/>
             <w:tcMar>
               <w:top w:type="dxa" w:w="50"/>
@@ -10021,15 +9996,15 @@
                 <w:sz w:val="16"/>
                 <w:szCs w:val="16"/>
               </w:rPr>
-              <w:t xml:space="preserve">PCL 50mg/cc + 가교HA 20mg/cc (PCL 5%+HA 95%)</w:t>
-            </w:r>
-          </w:p>
-        </w:tc>
-      </w:tr>
-      <w:tr>
-        <w:tc>
-          <w:tcPr>
-            <w:tcW w:type="dxa" w:w="2200"/>
+              <w:t xml:space="preserve">튜브 필링 — 제외 (남은 필링은 PHA만)</w:t>
+            </w:r>
+          </w:p>
+        </w:tc>
+      </w:tr>
+      <w:tr>
+        <w:tc>
+          <w:tcPr>
+            <w:tcW w:type="dxa" w:w="2600"/>
             <w:shd w:fill="EFEFEF" w:color="auto" w:val="clear"/>
             <w:tcMar>
               <w:top w:type="dxa" w:w="50"/>
@@ -10047,13 +10022,13 @@
                 <w:sz w:val="16"/>
                 <w:szCs w:val="16"/>
               </w:rPr>
-              <w:t xml:space="preserve">필러</w:t>
-            </w:r>
-          </w:p>
-        </w:tc>
-        <w:tc>
-          <w:tcPr>
-            <w:tcW w:type="dxa" w:w="3600"/>
+              <w:t xml:space="preserve">클리닉케어 일부</w:t>
+            </w:r>
+          </w:p>
+        </w:tc>
+        <w:tc>
+          <w:tcPr>
+            <w:tcW w:type="dxa" w:w="8400"/>
             <w:shd w:fill="EFEFEF" w:color="auto" w:val="clear"/>
             <w:tcMar>
               <w:top w:type="dxa" w:w="50"/>
@@ -10071,13 +10046,13 @@
                 <w:sz w:val="16"/>
                 <w:szCs w:val="16"/>
               </w:rPr>
-              <w:t xml:space="preserve">GANA FILL</w:t>
-            </w:r>
-          </w:p>
-        </w:tc>
-        <w:tc>
-          <w:tcPr>
-            <w:tcW w:type="dxa" w:w="9200"/>
+              <w:t xml:space="preserve">GANA LIFT · PDO · PATCH6/10/25</w:t>
+            </w:r>
+          </w:p>
+        </w:tc>
+        <w:tc>
+          <w:tcPr>
+            <w:tcW w:type="dxa" w:w="4000"/>
             <w:shd w:fill="EFEFEF" w:color="auto" w:val="clear"/>
             <w:tcMar>
               <w:top w:type="dxa" w:w="50"/>
@@ -10095,15 +10070,15 @@
                 <w:sz w:val="16"/>
                 <w:szCs w:val="16"/>
               </w:rPr>
-              <w:t xml:space="preserve">주사형 PLLA 분말 520mg/vial — CE·ANVISA 승인</w:t>
-            </w:r>
-          </w:p>
-        </w:tc>
-      </w:tr>
-      <w:tr>
-        <w:tc>
-          <w:tcPr>
-            <w:tcW w:type="dxa" w:w="2200"/>
+              <w:t xml:space="preserve">리프팅실/PDO/패치 — 제외 (나머지 클리닉케어는 포함)</w:t>
+            </w:r>
+          </w:p>
+        </w:tc>
+      </w:tr>
+      <w:tr>
+        <w:tc>
+          <w:tcPr>
+            <w:tcW w:type="dxa" w:w="2600"/>
             <w:shd w:fill="EFEFEF" w:color="auto" w:val="clear"/>
             <w:tcMar>
               <w:top w:type="dxa" w:w="50"/>
@@ -10121,13 +10096,13 @@
                 <w:sz w:val="16"/>
                 <w:szCs w:val="16"/>
               </w:rPr>
-              <w:t xml:space="preserve">필러</w:t>
-            </w:r>
-          </w:p>
-        </w:tc>
-        <w:tc>
-          <w:tcPr>
-            <w:tcW w:type="dxa" w:w="3600"/>
+              <w:t xml:space="preserve">R&amp;D</w:t>
+            </w:r>
+          </w:p>
+        </w:tc>
+        <w:tc>
+          <w:tcPr>
+            <w:tcW w:type="dxa" w:w="8400"/>
             <w:shd w:fill="EFEFEF" w:color="auto" w:val="clear"/>
             <w:tcMar>
               <w:top w:type="dxa" w:w="50"/>
@@ -10145,13 +10120,13 @@
                 <w:sz w:val="16"/>
                 <w:szCs w:val="16"/>
               </w:rPr>
-              <w:t xml:space="preserve">GANA PH / PH Plus</w:t>
-            </w:r>
-          </w:p>
-        </w:tc>
-        <w:tc>
-          <w:tcPr>
-            <w:tcW w:type="dxa" w:w="9200"/>
+              <w:t xml:space="preserve">GANA TEL(텔로미어) · ANGIO</w:t>
+            </w:r>
+          </w:p>
+        </w:tc>
+        <w:tc>
+          <w:tcPr>
+            <w:tcW w:type="dxa" w:w="4000"/>
             <w:shd w:fill="EFEFEF" w:color="auto" w:val="clear"/>
             <w:tcMar>
               <w:top w:type="dxa" w:w="50"/>
@@ -10169,821 +10144,7 @@
                 <w:sz w:val="16"/>
                 <w:szCs w:val="16"/>
               </w:rPr>
-              <w:t xml:space="preserve">PLLA 20mg/cc + 가교HA 20mg/cc (PLLA 2%+HA 98%)</w:t>
-            </w:r>
-          </w:p>
-        </w:tc>
-      </w:tr>
-      <w:tr>
-        <w:tc>
-          <w:tcPr>
-            <w:tcW w:type="dxa" w:w="2200"/>
-            <w:shd w:fill="EFEFEF" w:color="auto" w:val="clear"/>
-            <w:tcMar>
-              <w:top w:type="dxa" w:w="50"/>
-              <w:left w:type="dxa" w:w="90"/>
-              <w:bottom w:type="dxa" w:w="50"/>
-              <w:right w:type="dxa" w:w="90"/>
-            </w:tcMar>
-          </w:tcPr>
-          <w:p>
-            <w:r>
-              <w:rPr>
-                <w:b w:val="false"/>
-                <w:bCs w:val="false"/>
-                <w:color w:val="333333"/>
-                <w:sz w:val="16"/>
-                <w:szCs w:val="16"/>
-              </w:rPr>
-              <w:t xml:space="preserve">필러</w:t>
-            </w:r>
-          </w:p>
-        </w:tc>
-        <w:tc>
-          <w:tcPr>
-            <w:tcW w:type="dxa" w:w="3600"/>
-            <w:shd w:fill="EFEFEF" w:color="auto" w:val="clear"/>
-            <w:tcMar>
-              <w:top w:type="dxa" w:w="50"/>
-              <w:left w:type="dxa" w:w="90"/>
-              <w:bottom w:type="dxa" w:w="50"/>
-              <w:right w:type="dxa" w:w="90"/>
-            </w:tcMar>
-          </w:tcPr>
-          <w:p>
-            <w:r>
-              <w:rPr>
-                <w:b/>
-                <w:bCs/>
-                <w:color w:val="13262E"/>
-                <w:sz w:val="16"/>
-                <w:szCs w:val="16"/>
-              </w:rPr>
-              <w:t xml:space="preserve">GANA PN</w:t>
-            </w:r>
-          </w:p>
-        </w:tc>
-        <w:tc>
-          <w:tcPr>
-            <w:tcW w:type="dxa" w:w="9200"/>
-            <w:shd w:fill="EFEFEF" w:color="auto" w:val="clear"/>
-            <w:tcMar>
-              <w:top w:type="dxa" w:w="50"/>
-              <w:left w:type="dxa" w:w="90"/>
-              <w:bottom w:type="dxa" w:w="50"/>
-              <w:right w:type="dxa" w:w="90"/>
-            </w:tcMar>
-          </w:tcPr>
-          <w:p>
-            <w:r>
-              <w:rPr>
-                <w:b w:val="false"/>
-                <w:bCs w:val="false"/>
-                <w:color w:val="333333"/>
-                <w:sz w:val="16"/>
-                <w:szCs w:val="16"/>
-              </w:rPr>
-              <w:t xml:space="preserve">PDRN 2% + Glutathione + 가교HA 10mg/cc (2.5ml×2 시린지)</w:t>
-            </w:r>
-          </w:p>
-        </w:tc>
-      </w:tr>
-      <w:tr>
-        <w:tc>
-          <w:tcPr>
-            <w:tcW w:type="dxa" w:w="2200"/>
-            <w:shd w:fill="EFEFEF" w:color="auto" w:val="clear"/>
-            <w:tcMar>
-              <w:top w:type="dxa" w:w="50"/>
-              <w:left w:type="dxa" w:w="90"/>
-              <w:bottom w:type="dxa" w:w="50"/>
-              <w:right w:type="dxa" w:w="90"/>
-            </w:tcMar>
-          </w:tcPr>
-          <w:p>
-            <w:r>
-              <w:rPr>
-                <w:b w:val="false"/>
-                <w:bCs w:val="false"/>
-                <w:color w:val="333333"/>
-                <w:sz w:val="16"/>
-                <w:szCs w:val="16"/>
-              </w:rPr>
-              <w:t xml:space="preserve">필러</w:t>
-            </w:r>
-          </w:p>
-        </w:tc>
-        <w:tc>
-          <w:tcPr>
-            <w:tcW w:type="dxa" w:w="3600"/>
-            <w:shd w:fill="EFEFEF" w:color="auto" w:val="clear"/>
-            <w:tcMar>
-              <w:top w:type="dxa" w:w="50"/>
-              <w:left w:type="dxa" w:w="90"/>
-              <w:bottom w:type="dxa" w:w="50"/>
-              <w:right w:type="dxa" w:w="90"/>
-            </w:tcMar>
-          </w:tcPr>
-          <w:p>
-            <w:r>
-              <w:rPr>
-                <w:b/>
-                <w:bCs/>
-                <w:color w:val="13262E"/>
-                <w:sz w:val="16"/>
-                <w:szCs w:val="16"/>
-              </w:rPr>
-              <w:t xml:space="preserve">GANA PNS</w:t>
-            </w:r>
-          </w:p>
-        </w:tc>
-        <w:tc>
-          <w:tcPr>
-            <w:tcW w:type="dxa" w:w="9200"/>
-            <w:shd w:fill="EFEFEF" w:color="auto" w:val="clear"/>
-            <w:tcMar>
-              <w:top w:type="dxa" w:w="50"/>
-              <w:left w:type="dxa" w:w="90"/>
-              <w:bottom w:type="dxa" w:w="50"/>
-              <w:right w:type="dxa" w:w="90"/>
-            </w:tcMar>
-          </w:tcPr>
-          <w:p>
-            <w:r>
-              <w:rPr>
-                <w:b w:val="false"/>
-                <w:bCs w:val="false"/>
-                <w:color w:val="333333"/>
-                <w:sz w:val="16"/>
-                <w:szCs w:val="16"/>
-              </w:rPr>
-              <w:t xml:space="preserve">PDRN 필러 (1.2ml vial)</w:t>
-            </w:r>
-          </w:p>
-        </w:tc>
-      </w:tr>
-      <w:tr>
-        <w:tc>
-          <w:tcPr>
-            <w:tcW w:type="dxa" w:w="2200"/>
-            <w:shd w:fill="EFEFEF" w:color="auto" w:val="clear"/>
-            <w:tcMar>
-              <w:top w:type="dxa" w:w="50"/>
-              <w:left w:type="dxa" w:w="90"/>
-              <w:bottom w:type="dxa" w:w="50"/>
-              <w:right w:type="dxa" w:w="90"/>
-            </w:tcMar>
-          </w:tcPr>
-          <w:p>
-            <w:r>
-              <w:rPr>
-                <w:b w:val="false"/>
-                <w:bCs w:val="false"/>
-                <w:color w:val="333333"/>
-                <w:sz w:val="16"/>
-                <w:szCs w:val="16"/>
-              </w:rPr>
-              <w:t xml:space="preserve">필러</w:t>
-            </w:r>
-          </w:p>
-        </w:tc>
-        <w:tc>
-          <w:tcPr>
-            <w:tcW w:type="dxa" w:w="3600"/>
-            <w:shd w:fill="EFEFEF" w:color="auto" w:val="clear"/>
-            <w:tcMar>
-              <w:top w:type="dxa" w:w="50"/>
-              <w:left w:type="dxa" w:w="90"/>
-              <w:bottom w:type="dxa" w:w="50"/>
-              <w:right w:type="dxa" w:w="90"/>
-            </w:tcMar>
-          </w:tcPr>
-          <w:p>
-            <w:r>
-              <w:rPr>
-                <w:b/>
-                <w:bCs/>
-                <w:color w:val="13262E"/>
-                <w:sz w:val="16"/>
-                <w:szCs w:val="16"/>
-              </w:rPr>
-              <w:t xml:space="preserve">GANA CH / CH Plus</w:t>
-            </w:r>
-          </w:p>
-        </w:tc>
-        <w:tc>
-          <w:tcPr>
-            <w:tcW w:type="dxa" w:w="9200"/>
-            <w:shd w:fill="EFEFEF" w:color="auto" w:val="clear"/>
-            <w:tcMar>
-              <w:top w:type="dxa" w:w="50"/>
-              <w:left w:type="dxa" w:w="90"/>
-              <w:bottom w:type="dxa" w:w="50"/>
-              <w:right w:type="dxa" w:w="90"/>
-            </w:tcMar>
-          </w:tcPr>
-          <w:p>
-            <w:r>
-              <w:rPr>
-                <w:b w:val="false"/>
-                <w:bCs w:val="false"/>
-                <w:color w:val="333333"/>
-                <w:sz w:val="16"/>
-                <w:szCs w:val="16"/>
-              </w:rPr>
-              <w:t xml:space="preserve">Calcium + HA 필러</w:t>
-            </w:r>
-          </w:p>
-        </w:tc>
-      </w:tr>
-      <w:tr>
-        <w:tc>
-          <w:tcPr>
-            <w:tcW w:type="dxa" w:w="2200"/>
-            <w:shd w:fill="EFEFEF" w:color="auto" w:val="clear"/>
-            <w:tcMar>
-              <w:top w:type="dxa" w:w="50"/>
-              <w:left w:type="dxa" w:w="90"/>
-              <w:bottom w:type="dxa" w:w="50"/>
-              <w:right w:type="dxa" w:w="90"/>
-            </w:tcMar>
-          </w:tcPr>
-          <w:p>
-            <w:r>
-              <w:rPr>
-                <w:b w:val="false"/>
-                <w:bCs w:val="false"/>
-                <w:color w:val="333333"/>
-                <w:sz w:val="16"/>
-                <w:szCs w:val="16"/>
-              </w:rPr>
-              <w:t xml:space="preserve">필러</w:t>
-            </w:r>
-          </w:p>
-        </w:tc>
-        <w:tc>
-          <w:tcPr>
-            <w:tcW w:type="dxa" w:w="3600"/>
-            <w:shd w:fill="EFEFEF" w:color="auto" w:val="clear"/>
-            <w:tcMar>
-              <w:top w:type="dxa" w:w="50"/>
-              <w:left w:type="dxa" w:w="90"/>
-              <w:bottom w:type="dxa" w:w="50"/>
-              <w:right w:type="dxa" w:w="90"/>
-            </w:tcMar>
-          </w:tcPr>
-          <w:p>
-            <w:r>
-              <w:rPr>
-                <w:b/>
-                <w:bCs/>
-                <w:color w:val="13262E"/>
-                <w:sz w:val="16"/>
-                <w:szCs w:val="16"/>
-              </w:rPr>
-              <w:t xml:space="preserve">GANA PF / PFS</w:t>
-            </w:r>
-          </w:p>
-        </w:tc>
-        <w:tc>
-          <w:tcPr>
-            <w:tcW w:type="dxa" w:w="9200"/>
-            <w:shd w:fill="EFEFEF" w:color="auto" w:val="clear"/>
-            <w:tcMar>
-              <w:top w:type="dxa" w:w="50"/>
-              <w:left w:type="dxa" w:w="90"/>
-              <w:bottom w:type="dxa" w:w="50"/>
-              <w:right w:type="dxa" w:w="90"/>
-            </w:tcMar>
-          </w:tcPr>
-          <w:p>
-            <w:r>
-              <w:rPr>
-                <w:b w:val="false"/>
-                <w:bCs w:val="false"/>
-                <w:color w:val="333333"/>
-                <w:sz w:val="16"/>
-                <w:szCs w:val="16"/>
-              </w:rPr>
-              <w:t xml:space="preserve">펩타이드 필러 — 가교HA 15mg/cc + Acetyl hexapeptide-8 50ppm</w:t>
-            </w:r>
-          </w:p>
-        </w:tc>
-      </w:tr>
-      <w:tr>
-        <w:tc>
-          <w:tcPr>
-            <w:tcW w:type="dxa" w:w="2200"/>
-            <w:shd w:fill="EFEFEF" w:color="auto" w:val="clear"/>
-            <w:tcMar>
-              <w:top w:type="dxa" w:w="50"/>
-              <w:left w:type="dxa" w:w="90"/>
-              <w:bottom w:type="dxa" w:w="50"/>
-              <w:right w:type="dxa" w:w="90"/>
-            </w:tcMar>
-          </w:tcPr>
-          <w:p>
-            <w:r>
-              <w:rPr>
-                <w:b w:val="false"/>
-                <w:bCs w:val="false"/>
-                <w:color w:val="333333"/>
-                <w:sz w:val="16"/>
-                <w:szCs w:val="16"/>
-              </w:rPr>
-              <w:t xml:space="preserve">클리닉케어</w:t>
-            </w:r>
-          </w:p>
-        </w:tc>
-        <w:tc>
-          <w:tcPr>
-            <w:tcW w:type="dxa" w:w="3600"/>
-            <w:shd w:fill="EFEFEF" w:color="auto" w:val="clear"/>
-            <w:tcMar>
-              <w:top w:type="dxa" w:w="50"/>
-              <w:left w:type="dxa" w:w="90"/>
-              <w:bottom w:type="dxa" w:w="50"/>
-              <w:right w:type="dxa" w:w="90"/>
-            </w:tcMar>
-          </w:tcPr>
-          <w:p>
-            <w:r>
-              <w:rPr>
-                <w:b/>
-                <w:bCs/>
-                <w:color w:val="13262E"/>
-                <w:sz w:val="16"/>
-                <w:szCs w:val="16"/>
-              </w:rPr>
-              <w:t xml:space="preserve">GANA DA</w:t>
-            </w:r>
-          </w:p>
-        </w:tc>
-        <w:tc>
-          <w:tcPr>
-            <w:tcW w:type="dxa" w:w="9200"/>
-            <w:shd w:fill="EFEFEF" w:color="auto" w:val="clear"/>
-            <w:tcMar>
-              <w:top w:type="dxa" w:w="50"/>
-              <w:left w:type="dxa" w:w="90"/>
-              <w:bottom w:type="dxa" w:w="50"/>
-              <w:right w:type="dxa" w:w="90"/>
-            </w:tcMar>
-          </w:tcPr>
-          <w:p>
-            <w:r>
-              <w:rPr>
-                <w:b w:val="false"/>
-                <w:bCs w:val="false"/>
-                <w:color w:val="333333"/>
-                <w:sz w:val="16"/>
-                <w:szCs w:val="16"/>
-              </w:rPr>
-              <w:t xml:space="preserve">Deoxycholic acid 10mg/cc — 지방분해 (5ml×10), CPNP 2829938</w:t>
-            </w:r>
-          </w:p>
-        </w:tc>
-      </w:tr>
-      <w:tr>
-        <w:tc>
-          <w:tcPr>
-            <w:tcW w:type="dxa" w:w="2200"/>
-            <w:shd w:fill="EFEFEF" w:color="auto" w:val="clear"/>
-            <w:tcMar>
-              <w:top w:type="dxa" w:w="50"/>
-              <w:left w:type="dxa" w:w="90"/>
-              <w:bottom w:type="dxa" w:w="50"/>
-              <w:right w:type="dxa" w:w="90"/>
-            </w:tcMar>
-          </w:tcPr>
-          <w:p>
-            <w:r>
-              <w:rPr>
-                <w:b w:val="false"/>
-                <w:bCs w:val="false"/>
-                <w:color w:val="333333"/>
-                <w:sz w:val="16"/>
-                <w:szCs w:val="16"/>
-              </w:rPr>
-              <w:t xml:space="preserve">클리닉케어</w:t>
-            </w:r>
-          </w:p>
-        </w:tc>
-        <w:tc>
-          <w:tcPr>
-            <w:tcW w:type="dxa" w:w="3600"/>
-            <w:shd w:fill="EFEFEF" w:color="auto" w:val="clear"/>
-            <w:tcMar>
-              <w:top w:type="dxa" w:w="50"/>
-              <w:left w:type="dxa" w:w="90"/>
-              <w:bottom w:type="dxa" w:w="50"/>
-              <w:right w:type="dxa" w:w="90"/>
-            </w:tcMar>
-          </w:tcPr>
-          <w:p>
-            <w:r>
-              <w:rPr>
-                <w:b/>
-                <w:bCs/>
-                <w:color w:val="13262E"/>
-                <w:sz w:val="16"/>
-                <w:szCs w:val="16"/>
-              </w:rPr>
-              <w:t xml:space="preserve">GANA Booster / Booster V</w:t>
-            </w:r>
-          </w:p>
-        </w:tc>
-        <w:tc>
-          <w:tcPr>
-            <w:tcW w:type="dxa" w:w="9200"/>
-            <w:shd w:fill="EFEFEF" w:color="auto" w:val="clear"/>
-            <w:tcMar>
-              <w:top w:type="dxa" w:w="50"/>
-              <w:left w:type="dxa" w:w="90"/>
-              <w:bottom w:type="dxa" w:w="50"/>
-              <w:right w:type="dxa" w:w="90"/>
-            </w:tcMar>
-          </w:tcPr>
-          <w:p>
-            <w:r>
-              <w:rPr>
-                <w:b w:val="false"/>
-                <w:bCs w:val="false"/>
-                <w:color w:val="333333"/>
-                <w:sz w:val="16"/>
-                <w:szCs w:val="16"/>
-              </w:rPr>
-              <w:t xml:space="preserve">가교HA 10mg/cc + Glutathione 1mg/cc — biorevitalization</w:t>
-            </w:r>
-          </w:p>
-        </w:tc>
-      </w:tr>
-      <w:tr>
-        <w:tc>
-          <w:tcPr>
-            <w:tcW w:type="dxa" w:w="2200"/>
-            <w:shd w:fill="EFEFEF" w:color="auto" w:val="clear"/>
-            <w:tcMar>
-              <w:top w:type="dxa" w:w="50"/>
-              <w:left w:type="dxa" w:w="90"/>
-              <w:bottom w:type="dxa" w:w="50"/>
-              <w:right w:type="dxa" w:w="90"/>
-            </w:tcMar>
-          </w:tcPr>
-          <w:p>
-            <w:r>
-              <w:rPr>
-                <w:b w:val="false"/>
-                <w:bCs w:val="false"/>
-                <w:color w:val="333333"/>
-                <w:sz w:val="16"/>
-                <w:szCs w:val="16"/>
-              </w:rPr>
-              <w:t xml:space="preserve">클리닉케어</w:t>
-            </w:r>
-          </w:p>
-        </w:tc>
-        <w:tc>
-          <w:tcPr>
-            <w:tcW w:type="dxa" w:w="3600"/>
-            <w:shd w:fill="EFEFEF" w:color="auto" w:val="clear"/>
-            <w:tcMar>
-              <w:top w:type="dxa" w:w="50"/>
-              <w:left w:type="dxa" w:w="90"/>
-              <w:bottom w:type="dxa" w:w="50"/>
-              <w:right w:type="dxa" w:w="90"/>
-            </w:tcMar>
-          </w:tcPr>
-          <w:p>
-            <w:r>
-              <w:rPr>
-                <w:b/>
-                <w:bCs/>
-                <w:color w:val="13262E"/>
-                <w:sz w:val="16"/>
-                <w:szCs w:val="16"/>
-              </w:rPr>
-              <w:t xml:space="preserve">GANA HA V</w:t>
-            </w:r>
-          </w:p>
-        </w:tc>
-        <w:tc>
-          <w:tcPr>
-            <w:tcW w:type="dxa" w:w="9200"/>
-            <w:shd w:fill="EFEFEF" w:color="auto" w:val="clear"/>
-            <w:tcMar>
-              <w:top w:type="dxa" w:w="50"/>
-              <w:left w:type="dxa" w:w="90"/>
-              <w:bottom w:type="dxa" w:w="50"/>
-              <w:right w:type="dxa" w:w="90"/>
-            </w:tcMar>
-          </w:tcPr>
-          <w:p>
-            <w:r>
-              <w:rPr>
-                <w:b w:val="false"/>
-                <w:bCs w:val="false"/>
-                <w:color w:val="333333"/>
-                <w:sz w:val="16"/>
-                <w:szCs w:val="16"/>
-              </w:rPr>
-              <w:t xml:space="preserve">가교HA 22mg/cc (3/5ml×2 vial)</w:t>
-            </w:r>
-          </w:p>
-        </w:tc>
-      </w:tr>
-      <w:tr>
-        <w:tc>
-          <w:tcPr>
-            <w:tcW w:type="dxa" w:w="2200"/>
-            <w:shd w:fill="EFEFEF" w:color="auto" w:val="clear"/>
-            <w:tcMar>
-              <w:top w:type="dxa" w:w="50"/>
-              <w:left w:type="dxa" w:w="90"/>
-              <w:bottom w:type="dxa" w:w="50"/>
-              <w:right w:type="dxa" w:w="90"/>
-            </w:tcMar>
-          </w:tcPr>
-          <w:p>
-            <w:r>
-              <w:rPr>
-                <w:b w:val="false"/>
-                <w:bCs w:val="false"/>
-                <w:color w:val="333333"/>
-                <w:sz w:val="16"/>
-                <w:szCs w:val="16"/>
-              </w:rPr>
-              <w:t xml:space="preserve">클리닉케어</w:t>
-            </w:r>
-          </w:p>
-        </w:tc>
-        <w:tc>
-          <w:tcPr>
-            <w:tcW w:type="dxa" w:w="3600"/>
-            <w:shd w:fill="EFEFEF" w:color="auto" w:val="clear"/>
-            <w:tcMar>
-              <w:top w:type="dxa" w:w="50"/>
-              <w:left w:type="dxa" w:w="90"/>
-              <w:bottom w:type="dxa" w:w="50"/>
-              <w:right w:type="dxa" w:w="90"/>
-            </w:tcMar>
-          </w:tcPr>
-          <w:p>
-            <w:r>
-              <w:rPr>
-                <w:b/>
-                <w:bCs/>
-                <w:color w:val="13262E"/>
-                <w:sz w:val="16"/>
-                <w:szCs w:val="16"/>
-              </w:rPr>
-              <w:t xml:space="preserve">GANA PATCH6 / 10 / 25</w:t>
-            </w:r>
-          </w:p>
-        </w:tc>
-        <w:tc>
-          <w:tcPr>
-            <w:tcW w:type="dxa" w:w="9200"/>
-            <w:shd w:fill="EFEFEF" w:color="auto" w:val="clear"/>
-            <w:tcMar>
-              <w:top w:type="dxa" w:w="50"/>
-              <w:left w:type="dxa" w:w="90"/>
-              <w:bottom w:type="dxa" w:w="50"/>
-              <w:right w:type="dxa" w:w="90"/>
-            </w:tcMar>
-          </w:tcPr>
-          <w:p>
-            <w:r>
-              <w:rPr>
-                <w:b w:val="false"/>
-                <w:bCs w:val="false"/>
-                <w:color w:val="333333"/>
-                <w:sz w:val="16"/>
-                <w:szCs w:val="16"/>
-              </w:rPr>
-              <w:t xml:space="preserve">패치 시리즈</w:t>
-            </w:r>
-          </w:p>
-        </w:tc>
-      </w:tr>
-      <w:tr>
-        <w:tc>
-          <w:tcPr>
-            <w:tcW w:type="dxa" w:w="2200"/>
-            <w:shd w:fill="EFEFEF" w:color="auto" w:val="clear"/>
-            <w:tcMar>
-              <w:top w:type="dxa" w:w="50"/>
-              <w:left w:type="dxa" w:w="90"/>
-              <w:bottom w:type="dxa" w:w="50"/>
-              <w:right w:type="dxa" w:w="90"/>
-            </w:tcMar>
-          </w:tcPr>
-          <w:p>
-            <w:r>
-              <w:rPr>
-                <w:b w:val="false"/>
-                <w:bCs w:val="false"/>
-                <w:color w:val="333333"/>
-                <w:sz w:val="16"/>
-                <w:szCs w:val="16"/>
-              </w:rPr>
-              <w:t xml:space="preserve">클리닉케어</w:t>
-            </w:r>
-          </w:p>
-        </w:tc>
-        <w:tc>
-          <w:tcPr>
-            <w:tcW w:type="dxa" w:w="3600"/>
-            <w:shd w:fill="EFEFEF" w:color="auto" w:val="clear"/>
-            <w:tcMar>
-              <w:top w:type="dxa" w:w="50"/>
-              <w:left w:type="dxa" w:w="90"/>
-              <w:bottom w:type="dxa" w:w="50"/>
-              <w:right w:type="dxa" w:w="90"/>
-            </w:tcMar>
-          </w:tcPr>
-          <w:p>
-            <w:r>
-              <w:rPr>
-                <w:b/>
-                <w:bCs/>
-                <w:color w:val="13262E"/>
-                <w:sz w:val="16"/>
-                <w:szCs w:val="16"/>
-              </w:rPr>
-              <w:t xml:space="preserve">GANA LIFT / PDO</w:t>
-            </w:r>
-          </w:p>
-        </w:tc>
-        <w:tc>
-          <w:tcPr>
-            <w:tcW w:type="dxa" w:w="9200"/>
-            <w:shd w:fill="EFEFEF" w:color="auto" w:val="clear"/>
-            <w:tcMar>
-              <w:top w:type="dxa" w:w="50"/>
-              <w:left w:type="dxa" w:w="90"/>
-              <w:bottom w:type="dxa" w:w="50"/>
-              <w:right w:type="dxa" w:w="90"/>
-            </w:tcMar>
-          </w:tcPr>
-          <w:p>
-            <w:r>
-              <w:rPr>
-                <w:b w:val="false"/>
-                <w:bCs w:val="false"/>
-                <w:color w:val="333333"/>
-                <w:sz w:val="16"/>
-                <w:szCs w:val="16"/>
-              </w:rPr>
-              <w:t xml:space="preserve">리프팅 / PDO (USD 단가표 없음)</w:t>
-            </w:r>
-          </w:p>
-        </w:tc>
-      </w:tr>
-      <w:tr>
-        <w:tc>
-          <w:tcPr>
-            <w:tcW w:type="dxa" w:w="2200"/>
-            <w:shd w:fill="EFEFEF" w:color="auto" w:val="clear"/>
-            <w:tcMar>
-              <w:top w:type="dxa" w:w="50"/>
-              <w:left w:type="dxa" w:w="90"/>
-              <w:bottom w:type="dxa" w:w="50"/>
-              <w:right w:type="dxa" w:w="90"/>
-            </w:tcMar>
-          </w:tcPr>
-          <w:p>
-            <w:r>
-              <w:rPr>
-                <w:b w:val="false"/>
-                <w:bCs w:val="false"/>
-                <w:color w:val="333333"/>
-                <w:sz w:val="16"/>
-                <w:szCs w:val="16"/>
-              </w:rPr>
-              <w:t xml:space="preserve">R&amp;D</w:t>
-            </w:r>
-          </w:p>
-        </w:tc>
-        <w:tc>
-          <w:tcPr>
-            <w:tcW w:type="dxa" w:w="3600"/>
-            <w:shd w:fill="EFEFEF" w:color="auto" w:val="clear"/>
-            <w:tcMar>
-              <w:top w:type="dxa" w:w="50"/>
-              <w:left w:type="dxa" w:w="90"/>
-              <w:bottom w:type="dxa" w:w="50"/>
-              <w:right w:type="dxa" w:w="90"/>
-            </w:tcMar>
-          </w:tcPr>
-          <w:p>
-            <w:r>
-              <w:rPr>
-                <w:b/>
-                <w:bCs/>
-                <w:color w:val="13262E"/>
-                <w:sz w:val="16"/>
-                <w:szCs w:val="16"/>
-              </w:rPr>
-              <w:t xml:space="preserve">GANA TEL (Dr Park TELO)</w:t>
-            </w:r>
-          </w:p>
-        </w:tc>
-        <w:tc>
-          <w:tcPr>
-            <w:tcW w:type="dxa" w:w="9200"/>
-            <w:shd w:fill="EFEFEF" w:color="auto" w:val="clear"/>
-            <w:tcMar>
-              <w:top w:type="dxa" w:w="50"/>
-              <w:left w:type="dxa" w:w="90"/>
-              <w:bottom w:type="dxa" w:w="50"/>
-              <w:right w:type="dxa" w:w="90"/>
-            </w:tcMar>
-          </w:tcPr>
-          <w:p>
-            <w:r>
-              <w:rPr>
-                <w:b w:val="false"/>
-                <w:bCs w:val="false"/>
-                <w:color w:val="333333"/>
-                <w:sz w:val="16"/>
-                <w:szCs w:val="16"/>
-              </w:rPr>
-              <w:t xml:space="preserve">합성 텔로미어 50ng/ml + PDRN 2000ppm + 가교HA 10mg/ml + Glutathione 1%</w:t>
-            </w:r>
-          </w:p>
-        </w:tc>
-      </w:tr>
-      <w:tr>
-        <w:tc>
-          <w:tcPr>
-            <w:tcW w:type="dxa" w:w="2200"/>
-            <w:shd w:fill="EFEFEF" w:color="auto" w:val="clear"/>
-            <w:tcMar>
-              <w:top w:type="dxa" w:w="50"/>
-              <w:left w:type="dxa" w:w="90"/>
-              <w:bottom w:type="dxa" w:w="50"/>
-              <w:right w:type="dxa" w:w="90"/>
-            </w:tcMar>
-          </w:tcPr>
-          <w:p>
-            <w:r>
-              <w:rPr>
-                <w:b w:val="false"/>
-                <w:bCs w:val="false"/>
-                <w:color w:val="333333"/>
-                <w:sz w:val="16"/>
-                <w:szCs w:val="16"/>
-              </w:rPr>
-              <w:t xml:space="preserve">R&amp;D</w:t>
-            </w:r>
-          </w:p>
-        </w:tc>
-        <w:tc>
-          <w:tcPr>
-            <w:tcW w:type="dxa" w:w="3600"/>
-            <w:shd w:fill="EFEFEF" w:color="auto" w:val="clear"/>
-            <w:tcMar>
-              <w:top w:type="dxa" w:w="50"/>
-              <w:left w:type="dxa" w:w="90"/>
-              <w:bottom w:type="dxa" w:w="50"/>
-              <w:right w:type="dxa" w:w="90"/>
-            </w:tcMar>
-          </w:tcPr>
-          <w:p>
-            <w:r>
-              <w:rPr>
-                <w:b/>
-                <w:bCs/>
-                <w:color w:val="13262E"/>
-                <w:sz w:val="16"/>
-                <w:szCs w:val="16"/>
-              </w:rPr>
-              <w:t xml:space="preserve">GANA ANGIO</w:t>
-            </w:r>
-          </w:p>
-        </w:tc>
-        <w:tc>
-          <w:tcPr>
-            <w:tcW w:type="dxa" w:w="9200"/>
-            <w:shd w:fill="EFEFEF" w:color="auto" w:val="clear"/>
-            <w:tcMar>
-              <w:top w:type="dxa" w:w="50"/>
-              <w:left w:type="dxa" w:w="90"/>
-              <w:bottom w:type="dxa" w:w="50"/>
-              <w:right w:type="dxa" w:w="90"/>
-            </w:tcMar>
-          </w:tcPr>
-          <w:p>
-            <w:r>
-              <w:rPr>
-                <w:b w:val="false"/>
-                <w:bCs w:val="false"/>
-                <w:color w:val="333333"/>
-                <w:sz w:val="16"/>
-                <w:szCs w:val="16"/>
-              </w:rPr>
-              <w:t xml:space="preserve">안지오 (R&amp;D)</w:t>
+              <w:t xml:space="preserve">R&amp;D — 제외</w:t>
             </w:r>
           </w:p>
         </w:tc>
@@ -11001,7 +10162,7 @@
           <w:sz w:val="16"/>
           <w:szCs w:val="16"/>
         </w:rPr>
-        <w:t xml:space="preserve">인증 근거: GANA RND price 2026.pdf — FDA 2종(TOX·TM, Reg# 1007236 / CPIS# 1135216), CPNP 7종(PNV+ 3030186 · TOX 3028590 · DA 2829938 · EYE 2829935 · DM 2829927 · PNV 2829922 · SCALP 2829912). GMP·ISO는 가격표 근거 없음 → 본사 확인.</w:t>
+        <w:t xml:space="preserve">인증: FDA 2종(TOX·TM, Reg# 1007236 / CPIS# 1135216) · CPNP 7종(PNV+ 3030186 · TOX 3028590 · DA 2829938 · EYE 2829935 · DM 2829927 · PNV 2829922 · SCALP 2829912). GMP·ISO 근거 미확인 → 본사 확인.</w:t>
       </w:r>
     </w:p>
     <w:p>
@@ -11013,7 +10174,7 @@
           <w:sz w:val="15"/>
           <w:szCs w:val="15"/>
         </w:rPr>
-        <w:t xml:space="preserve">출처: 210603 웹용 카탈로그 / 240821 신제품 카탈로그 / 250325 DMP플러스 / 20260407 단가표(USD) / GANA RND price 2026 — pdftotext 본문 추출.</w:t>
+        <w:t xml:space="preserve">출처: 210603 웹카탈로그 / 240821 신제품 / 250325 DMP+ / 20260407 단가표(USD) / GANA RND price 2026 — pdftotext 본문 추출.</w:t>
       </w:r>
     </w:p>
     <w:sectPr>
